--- a/lab4/Шаталин_04.docx
+++ b/lab4/Шаталин_04.docx
@@ -10,49 +10,31 @@
           <w:szCs w:val="28"/>
         </w:rPr>
       </w:pPr>
-      <w:proofErr w:type="spellStart"/>
-      <w:r>
-        <w:rPr>
-          <w:sz w:val="28"/>
-          <w:szCs w:val="28"/>
-        </w:rPr>
-        <w:t>Лабараторная</w:t>
-      </w:r>
-      <w:proofErr w:type="spellEnd"/>
-      <w:r>
-        <w:rPr>
-          <w:sz w:val="28"/>
-          <w:szCs w:val="28"/>
-        </w:rPr>
-        <w:t xml:space="preserve"> работа </w:t>
-      </w:r>
       <w:r>
         <w:rPr>
           <w:sz w:val="28"/>
           <w:szCs w:val="28"/>
         </w:rPr>
         <w:t>4</w:t>
+      </w:r>
+      <w:r>
+        <w:rPr>
+          <w:sz w:val="28"/>
+          <w:szCs w:val="28"/>
+        </w:rPr>
+        <w:t xml:space="preserve"> </w:t>
+      </w:r>
+      <w:r>
+        <w:rPr>
+          <w:sz w:val="28"/>
+          <w:szCs w:val="28"/>
+        </w:rPr>
+        <w:t>Классы в .NET. Специальные типы классов</w:t>
       </w:r>
     </w:p>
     <w:p>
       <w:pPr>
-        <w:jc w:val="center"/>
-        <w:rPr>
-          <w:sz w:val="28"/>
-          <w:szCs w:val="28"/>
-        </w:rPr>
-      </w:pPr>
-      <w:r>
-        <w:rPr>
-          <w:sz w:val="28"/>
-          <w:szCs w:val="28"/>
-        </w:rPr>
-        <w:t>Классы в .NET. Специальные типы классов</w:t>
-      </w:r>
-    </w:p>
-    <w:p>
-      <w:pPr>
-        <w:ind w:left="567"/>
+        <w:ind w:left="567" w:firstLine="709"/>
         <w:rPr>
           <w:sz w:val="28"/>
           <w:szCs w:val="28"/>
@@ -216,20 +198,18 @@
         <w:adjustRightInd w:val="0"/>
         <w:ind w:left="567"/>
         <w:rPr>
-          <w:rFonts w:ascii="Cascadia Mono" w:hAnsi="Cascadia Mono" w:cs="Cascadia Mono"/>
-          <w:color w:val="000000"/>
-          <w:sz w:val="19"/>
-          <w:szCs w:val="19"/>
-          <w:highlight w:val="white"/>
-          <w:lang w:val="en-US"/>
-        </w:rPr>
-      </w:pPr>
-      <w:r>
-        <w:rPr>
-          <w:rFonts w:ascii="Cascadia Mono" w:hAnsi="Cascadia Mono" w:cs="Cascadia Mono"/>
+          <w:color w:val="000000"/>
+          <w:sz w:val="28"/>
+          <w:szCs w:val="28"/>
+          <w:highlight w:val="white"/>
+          <w:lang w:val="en-US"/>
+        </w:rPr>
+      </w:pPr>
+      <w:r>
+        <w:rPr>
           <w:color w:val="0000FF"/>
-          <w:sz w:val="19"/>
-          <w:szCs w:val="19"/>
+          <w:sz w:val="28"/>
+          <w:szCs w:val="28"/>
           <w:highlight w:val="white"/>
           <w:lang w:val="en-US"/>
         </w:rPr>
@@ -237,10 +217,9 @@
       </w:r>
       <w:r>
         <w:rPr>
-          <w:rFonts w:ascii="Cascadia Mono" w:hAnsi="Cascadia Mono" w:cs="Cascadia Mono"/>
-          <w:color w:val="000000"/>
-          <w:sz w:val="19"/>
-          <w:szCs w:val="19"/>
+          <w:color w:val="000000"/>
+          <w:sz w:val="28"/>
+          <w:szCs w:val="28"/>
           <w:highlight w:val="white"/>
           <w:lang w:val="en-US"/>
         </w:rPr>
@@ -254,10 +233,9 @@
         <w:adjustRightInd w:val="0"/>
         <w:ind w:left="567"/>
         <w:rPr>
-          <w:rFonts w:ascii="Cascadia Mono" w:hAnsi="Cascadia Mono" w:cs="Cascadia Mono"/>
-          <w:color w:val="000000"/>
-          <w:sz w:val="19"/>
-          <w:szCs w:val="19"/>
+          <w:color w:val="000000"/>
+          <w:sz w:val="28"/>
+          <w:szCs w:val="28"/>
           <w:highlight w:val="white"/>
           <w:lang w:val="en-US"/>
         </w:rPr>
@@ -270,20 +248,18 @@
         <w:adjustRightInd w:val="0"/>
         <w:ind w:left="567"/>
         <w:rPr>
-          <w:rFonts w:ascii="Cascadia Mono" w:hAnsi="Cascadia Mono" w:cs="Cascadia Mono"/>
-          <w:color w:val="000000"/>
-          <w:sz w:val="19"/>
-          <w:szCs w:val="19"/>
-          <w:highlight w:val="white"/>
-          <w:lang w:val="en-US"/>
-        </w:rPr>
-      </w:pPr>
-      <w:r>
-        <w:rPr>
-          <w:rFonts w:ascii="Cascadia Mono" w:hAnsi="Cascadia Mono" w:cs="Cascadia Mono"/>
+          <w:color w:val="000000"/>
+          <w:sz w:val="28"/>
+          <w:szCs w:val="28"/>
+          <w:highlight w:val="white"/>
+          <w:lang w:val="en-US"/>
+        </w:rPr>
+      </w:pPr>
+      <w:r>
+        <w:rPr>
           <w:color w:val="0000FF"/>
-          <w:sz w:val="19"/>
-          <w:szCs w:val="19"/>
+          <w:sz w:val="28"/>
+          <w:szCs w:val="28"/>
           <w:highlight w:val="white"/>
           <w:lang w:val="en-US"/>
         </w:rPr>
@@ -291,10 +267,9 @@
       </w:r>
       <w:r>
         <w:rPr>
-          <w:rFonts w:ascii="Cascadia Mono" w:hAnsi="Cascadia Mono" w:cs="Cascadia Mono"/>
-          <w:color w:val="000000"/>
-          <w:sz w:val="19"/>
-          <w:szCs w:val="19"/>
+          <w:color w:val="000000"/>
+          <w:sz w:val="28"/>
+          <w:szCs w:val="28"/>
           <w:highlight w:val="white"/>
           <w:lang w:val="en-US"/>
         </w:rPr>
@@ -302,10 +277,9 @@
       </w:r>
       <w:r>
         <w:rPr>
-          <w:rFonts w:ascii="Cascadia Mono" w:hAnsi="Cascadia Mono" w:cs="Cascadia Mono"/>
           <w:color w:val="0000FF"/>
-          <w:sz w:val="19"/>
-          <w:szCs w:val="19"/>
+          <w:sz w:val="28"/>
+          <w:szCs w:val="28"/>
           <w:highlight w:val="white"/>
           <w:lang w:val="en-US"/>
         </w:rPr>
@@ -313,10 +287,9 @@
       </w:r>
       <w:r>
         <w:rPr>
-          <w:rFonts w:ascii="Cascadia Mono" w:hAnsi="Cascadia Mono" w:cs="Cascadia Mono"/>
-          <w:color w:val="000000"/>
-          <w:sz w:val="19"/>
-          <w:szCs w:val="19"/>
+          <w:color w:val="000000"/>
+          <w:sz w:val="28"/>
+          <w:szCs w:val="28"/>
           <w:highlight w:val="white"/>
           <w:lang w:val="en-US"/>
         </w:rPr>
@@ -324,10 +297,9 @@
       </w:r>
       <w:r>
         <w:rPr>
-          <w:rFonts w:ascii="Cascadia Mono" w:hAnsi="Cascadia Mono" w:cs="Cascadia Mono"/>
           <w:color w:val="2B91AF"/>
-          <w:sz w:val="19"/>
-          <w:szCs w:val="19"/>
+          <w:sz w:val="28"/>
+          <w:szCs w:val="28"/>
           <w:highlight w:val="white"/>
           <w:lang w:val="en-US"/>
         </w:rPr>
@@ -341,20 +313,18 @@
         <w:adjustRightInd w:val="0"/>
         <w:ind w:left="567"/>
         <w:rPr>
-          <w:rFonts w:ascii="Cascadia Mono" w:hAnsi="Cascadia Mono" w:cs="Cascadia Mono"/>
-          <w:color w:val="000000"/>
-          <w:sz w:val="19"/>
-          <w:szCs w:val="19"/>
-          <w:highlight w:val="white"/>
-          <w:lang w:val="en-US"/>
-        </w:rPr>
-      </w:pPr>
-      <w:r>
-        <w:rPr>
-          <w:rFonts w:ascii="Cascadia Mono" w:hAnsi="Cascadia Mono" w:cs="Cascadia Mono"/>
-          <w:color w:val="000000"/>
-          <w:sz w:val="19"/>
-          <w:szCs w:val="19"/>
+          <w:color w:val="000000"/>
+          <w:sz w:val="28"/>
+          <w:szCs w:val="28"/>
+          <w:highlight w:val="white"/>
+          <w:lang w:val="en-US"/>
+        </w:rPr>
+      </w:pPr>
+      <w:r>
+        <w:rPr>
+          <w:color w:val="000000"/>
+          <w:sz w:val="28"/>
+          <w:szCs w:val="28"/>
           <w:highlight w:val="white"/>
           <w:lang w:val="en-US"/>
         </w:rPr>
@@ -368,20 +338,18 @@
         <w:adjustRightInd w:val="0"/>
         <w:ind w:left="567"/>
         <w:rPr>
-          <w:rFonts w:ascii="Cascadia Mono" w:hAnsi="Cascadia Mono" w:cs="Cascadia Mono"/>
-          <w:color w:val="000000"/>
-          <w:sz w:val="19"/>
-          <w:szCs w:val="19"/>
-          <w:highlight w:val="white"/>
-          <w:lang w:val="en-US"/>
-        </w:rPr>
-      </w:pPr>
-      <w:r>
-        <w:rPr>
-          <w:rFonts w:ascii="Cascadia Mono" w:hAnsi="Cascadia Mono" w:cs="Cascadia Mono"/>
-          <w:color w:val="000000"/>
-          <w:sz w:val="19"/>
-          <w:szCs w:val="19"/>
+          <w:color w:val="000000"/>
+          <w:sz w:val="28"/>
+          <w:szCs w:val="28"/>
+          <w:highlight w:val="white"/>
+          <w:lang w:val="en-US"/>
+        </w:rPr>
+      </w:pPr>
+      <w:r>
+        <w:rPr>
+          <w:color w:val="000000"/>
+          <w:sz w:val="28"/>
+          <w:szCs w:val="28"/>
           <w:highlight w:val="white"/>
           <w:lang w:val="en-US"/>
         </w:rPr>
@@ -389,10 +357,9 @@
       </w:r>
       <w:r>
         <w:rPr>
-          <w:rFonts w:ascii="Cascadia Mono" w:hAnsi="Cascadia Mono" w:cs="Cascadia Mono"/>
           <w:color w:val="0000FF"/>
-          <w:sz w:val="19"/>
-          <w:szCs w:val="19"/>
+          <w:sz w:val="28"/>
+          <w:szCs w:val="28"/>
           <w:highlight w:val="white"/>
           <w:lang w:val="en-US"/>
         </w:rPr>
@@ -400,10 +367,9 @@
       </w:r>
       <w:r>
         <w:rPr>
-          <w:rFonts w:ascii="Cascadia Mono" w:hAnsi="Cascadia Mono" w:cs="Cascadia Mono"/>
-          <w:color w:val="000000"/>
-          <w:sz w:val="19"/>
-          <w:szCs w:val="19"/>
+          <w:color w:val="000000"/>
+          <w:sz w:val="28"/>
+          <w:szCs w:val="28"/>
           <w:highlight w:val="white"/>
           <w:lang w:val="en-US"/>
         </w:rPr>
@@ -411,10 +377,9 @@
       </w:r>
       <w:r>
         <w:rPr>
-          <w:rFonts w:ascii="Cascadia Mono" w:hAnsi="Cascadia Mono" w:cs="Cascadia Mono"/>
           <w:color w:val="0000FF"/>
-          <w:sz w:val="19"/>
-          <w:szCs w:val="19"/>
+          <w:sz w:val="28"/>
+          <w:szCs w:val="28"/>
           <w:highlight w:val="white"/>
           <w:lang w:val="en-US"/>
         </w:rPr>
@@ -422,10 +387,9 @@
       </w:r>
       <w:r>
         <w:rPr>
-          <w:rFonts w:ascii="Cascadia Mono" w:hAnsi="Cascadia Mono" w:cs="Cascadia Mono"/>
-          <w:color w:val="000000"/>
-          <w:sz w:val="19"/>
-          <w:szCs w:val="19"/>
+          <w:color w:val="000000"/>
+          <w:sz w:val="28"/>
+          <w:szCs w:val="28"/>
           <w:highlight w:val="white"/>
           <w:lang w:val="en-US"/>
         </w:rPr>
@@ -439,20 +403,18 @@
         <w:adjustRightInd w:val="0"/>
         <w:ind w:left="567"/>
         <w:rPr>
-          <w:rFonts w:ascii="Cascadia Mono" w:hAnsi="Cascadia Mono" w:cs="Cascadia Mono"/>
-          <w:color w:val="000000"/>
-          <w:sz w:val="19"/>
-          <w:szCs w:val="19"/>
-          <w:highlight w:val="white"/>
-          <w:lang w:val="en-US"/>
-        </w:rPr>
-      </w:pPr>
-      <w:r>
-        <w:rPr>
-          <w:rFonts w:ascii="Cascadia Mono" w:hAnsi="Cascadia Mono" w:cs="Cascadia Mono"/>
-          <w:color w:val="000000"/>
-          <w:sz w:val="19"/>
-          <w:szCs w:val="19"/>
+          <w:color w:val="000000"/>
+          <w:sz w:val="28"/>
+          <w:szCs w:val="28"/>
+          <w:highlight w:val="white"/>
+          <w:lang w:val="en-US"/>
+        </w:rPr>
+      </w:pPr>
+      <w:r>
+        <w:rPr>
+          <w:color w:val="000000"/>
+          <w:sz w:val="28"/>
+          <w:szCs w:val="28"/>
           <w:highlight w:val="white"/>
           <w:lang w:val="en-US"/>
         </w:rPr>
@@ -460,10 +422,9 @@
       </w:r>
       <w:r>
         <w:rPr>
-          <w:rFonts w:ascii="Cascadia Mono" w:hAnsi="Cascadia Mono" w:cs="Cascadia Mono"/>
           <w:color w:val="0000FF"/>
-          <w:sz w:val="19"/>
-          <w:szCs w:val="19"/>
+          <w:sz w:val="28"/>
+          <w:szCs w:val="28"/>
           <w:highlight w:val="white"/>
           <w:lang w:val="en-US"/>
         </w:rPr>
@@ -471,10 +432,9 @@
       </w:r>
       <w:r>
         <w:rPr>
-          <w:rFonts w:ascii="Cascadia Mono" w:hAnsi="Cascadia Mono" w:cs="Cascadia Mono"/>
-          <w:color w:val="000000"/>
-          <w:sz w:val="19"/>
-          <w:szCs w:val="19"/>
+          <w:color w:val="000000"/>
+          <w:sz w:val="28"/>
+          <w:szCs w:val="28"/>
           <w:highlight w:val="white"/>
           <w:lang w:val="en-US"/>
         </w:rPr>
@@ -482,10 +442,9 @@
       </w:r>
       <w:r>
         <w:rPr>
-          <w:rFonts w:ascii="Cascadia Mono" w:hAnsi="Cascadia Mono" w:cs="Cascadia Mono"/>
           <w:color w:val="0000FF"/>
-          <w:sz w:val="19"/>
-          <w:szCs w:val="19"/>
+          <w:sz w:val="28"/>
+          <w:szCs w:val="28"/>
           <w:highlight w:val="white"/>
           <w:lang w:val="en-US"/>
         </w:rPr>
@@ -493,10 +452,9 @@
       </w:r>
       <w:r>
         <w:rPr>
-          <w:rFonts w:ascii="Cascadia Mono" w:hAnsi="Cascadia Mono" w:cs="Cascadia Mono"/>
-          <w:color w:val="000000"/>
-          <w:sz w:val="19"/>
-          <w:szCs w:val="19"/>
+          <w:color w:val="000000"/>
+          <w:sz w:val="28"/>
+          <w:szCs w:val="28"/>
           <w:highlight w:val="white"/>
           <w:lang w:val="en-US"/>
         </w:rPr>
@@ -510,10 +468,9 @@
         <w:adjustRightInd w:val="0"/>
         <w:ind w:left="567"/>
         <w:rPr>
-          <w:rFonts w:ascii="Cascadia Mono" w:hAnsi="Cascadia Mono" w:cs="Cascadia Mono"/>
-          <w:color w:val="000000"/>
-          <w:sz w:val="19"/>
-          <w:szCs w:val="19"/>
+          <w:color w:val="000000"/>
+          <w:sz w:val="28"/>
+          <w:szCs w:val="28"/>
           <w:highlight w:val="white"/>
           <w:lang w:val="en-US"/>
         </w:rPr>
@@ -526,20 +483,18 @@
         <w:adjustRightInd w:val="0"/>
         <w:ind w:left="567"/>
         <w:rPr>
-          <w:rFonts w:ascii="Cascadia Mono" w:hAnsi="Cascadia Mono" w:cs="Cascadia Mono"/>
-          <w:color w:val="000000"/>
-          <w:sz w:val="19"/>
-          <w:szCs w:val="19"/>
-          <w:highlight w:val="white"/>
-          <w:lang w:val="en-US"/>
-        </w:rPr>
-      </w:pPr>
-      <w:r>
-        <w:rPr>
-          <w:rFonts w:ascii="Cascadia Mono" w:hAnsi="Cascadia Mono" w:cs="Cascadia Mono"/>
-          <w:color w:val="000000"/>
-          <w:sz w:val="19"/>
-          <w:szCs w:val="19"/>
+          <w:color w:val="000000"/>
+          <w:sz w:val="28"/>
+          <w:szCs w:val="28"/>
+          <w:highlight w:val="white"/>
+          <w:lang w:val="en-US"/>
+        </w:rPr>
+      </w:pPr>
+      <w:r>
+        <w:rPr>
+          <w:color w:val="000000"/>
+          <w:sz w:val="28"/>
+          <w:szCs w:val="28"/>
           <w:highlight w:val="white"/>
           <w:lang w:val="en-US"/>
         </w:rPr>
@@ -547,10 +502,9 @@
       </w:r>
       <w:r>
         <w:rPr>
-          <w:rFonts w:ascii="Cascadia Mono" w:hAnsi="Cascadia Mono" w:cs="Cascadia Mono"/>
           <w:color w:val="0000FF"/>
-          <w:sz w:val="19"/>
-          <w:szCs w:val="19"/>
+          <w:sz w:val="28"/>
+          <w:szCs w:val="28"/>
           <w:highlight w:val="white"/>
           <w:lang w:val="en-US"/>
         </w:rPr>
@@ -558,10 +512,9 @@
       </w:r>
       <w:r>
         <w:rPr>
-          <w:rFonts w:ascii="Cascadia Mono" w:hAnsi="Cascadia Mono" w:cs="Cascadia Mono"/>
-          <w:color w:val="000000"/>
-          <w:sz w:val="19"/>
-          <w:szCs w:val="19"/>
+          <w:color w:val="000000"/>
+          <w:sz w:val="28"/>
+          <w:szCs w:val="28"/>
           <w:highlight w:val="white"/>
           <w:lang w:val="en-US"/>
         </w:rPr>
@@ -570,10 +523,9 @@
       <w:proofErr w:type="gramStart"/>
       <w:r>
         <w:rPr>
-          <w:rFonts w:ascii="Cascadia Mono" w:hAnsi="Cascadia Mono" w:cs="Cascadia Mono"/>
           <w:color w:val="2B91AF"/>
-          <w:sz w:val="19"/>
-          <w:szCs w:val="19"/>
+          <w:sz w:val="28"/>
+          <w:szCs w:val="28"/>
           <w:highlight w:val="white"/>
           <w:lang w:val="en-US"/>
         </w:rPr>
@@ -581,10 +533,9 @@
       </w:r>
       <w:r>
         <w:rPr>
-          <w:rFonts w:ascii="Cascadia Mono" w:hAnsi="Cascadia Mono" w:cs="Cascadia Mono"/>
-          <w:color w:val="000000"/>
-          <w:sz w:val="19"/>
-          <w:szCs w:val="19"/>
+          <w:color w:val="000000"/>
+          <w:sz w:val="28"/>
+          <w:szCs w:val="28"/>
           <w:highlight w:val="white"/>
           <w:lang w:val="en-US"/>
         </w:rPr>
@@ -593,10 +544,9 @@
       <w:proofErr w:type="gramEnd"/>
       <w:r>
         <w:rPr>
-          <w:rFonts w:ascii="Cascadia Mono" w:hAnsi="Cascadia Mono" w:cs="Cascadia Mono"/>
           <w:color w:val="0000FF"/>
-          <w:sz w:val="19"/>
-          <w:szCs w:val="19"/>
+          <w:sz w:val="28"/>
+          <w:szCs w:val="28"/>
           <w:highlight w:val="white"/>
           <w:lang w:val="en-US"/>
         </w:rPr>
@@ -604,10 +554,9 @@
       </w:r>
       <w:r>
         <w:rPr>
-          <w:rFonts w:ascii="Cascadia Mono" w:hAnsi="Cascadia Mono" w:cs="Cascadia Mono"/>
-          <w:color w:val="000000"/>
-          <w:sz w:val="19"/>
-          <w:szCs w:val="19"/>
+          <w:color w:val="000000"/>
+          <w:sz w:val="28"/>
+          <w:szCs w:val="28"/>
           <w:highlight w:val="white"/>
           <w:lang w:val="en-US"/>
         </w:rPr>
@@ -615,10 +564,9 @@
       </w:r>
       <w:r>
         <w:rPr>
-          <w:rFonts w:ascii="Cascadia Mono" w:hAnsi="Cascadia Mono" w:cs="Cascadia Mono"/>
           <w:color w:val="0000FF"/>
-          <w:sz w:val="19"/>
-          <w:szCs w:val="19"/>
+          <w:sz w:val="28"/>
+          <w:szCs w:val="28"/>
           <w:highlight w:val="white"/>
           <w:lang w:val="en-US"/>
         </w:rPr>
@@ -626,10 +574,9 @@
       </w:r>
       <w:r>
         <w:rPr>
-          <w:rFonts w:ascii="Cascadia Mono" w:hAnsi="Cascadia Mono" w:cs="Cascadia Mono"/>
-          <w:color w:val="000000"/>
-          <w:sz w:val="19"/>
-          <w:szCs w:val="19"/>
+          <w:color w:val="000000"/>
+          <w:sz w:val="28"/>
+          <w:szCs w:val="28"/>
           <w:highlight w:val="white"/>
           <w:lang w:val="en-US"/>
         </w:rPr>
@@ -643,20 +590,18 @@
         <w:adjustRightInd w:val="0"/>
         <w:ind w:left="567"/>
         <w:rPr>
-          <w:rFonts w:ascii="Cascadia Mono" w:hAnsi="Cascadia Mono" w:cs="Cascadia Mono"/>
-          <w:color w:val="000000"/>
-          <w:sz w:val="19"/>
-          <w:szCs w:val="19"/>
-          <w:highlight w:val="white"/>
-          <w:lang w:val="en-US"/>
-        </w:rPr>
-      </w:pPr>
-      <w:r>
-        <w:rPr>
-          <w:rFonts w:ascii="Cascadia Mono" w:hAnsi="Cascadia Mono" w:cs="Cascadia Mono"/>
-          <w:color w:val="000000"/>
-          <w:sz w:val="19"/>
-          <w:szCs w:val="19"/>
+          <w:color w:val="000000"/>
+          <w:sz w:val="28"/>
+          <w:szCs w:val="28"/>
+          <w:highlight w:val="white"/>
+          <w:lang w:val="en-US"/>
+        </w:rPr>
+      </w:pPr>
+      <w:r>
+        <w:rPr>
+          <w:color w:val="000000"/>
+          <w:sz w:val="28"/>
+          <w:szCs w:val="28"/>
           <w:highlight w:val="white"/>
           <w:lang w:val="en-US"/>
         </w:rPr>
@@ -670,20 +615,18 @@
         <w:adjustRightInd w:val="0"/>
         <w:ind w:left="567"/>
         <w:rPr>
-          <w:rFonts w:ascii="Cascadia Mono" w:hAnsi="Cascadia Mono" w:cs="Cascadia Mono"/>
-          <w:color w:val="000000"/>
-          <w:sz w:val="19"/>
-          <w:szCs w:val="19"/>
-          <w:highlight w:val="white"/>
-          <w:lang w:val="en-US"/>
-        </w:rPr>
-      </w:pPr>
-      <w:r>
-        <w:rPr>
-          <w:rFonts w:ascii="Cascadia Mono" w:hAnsi="Cascadia Mono" w:cs="Cascadia Mono"/>
-          <w:color w:val="000000"/>
-          <w:sz w:val="19"/>
-          <w:szCs w:val="19"/>
+          <w:color w:val="000000"/>
+          <w:sz w:val="28"/>
+          <w:szCs w:val="28"/>
+          <w:highlight w:val="white"/>
+          <w:lang w:val="en-US"/>
+        </w:rPr>
+      </w:pPr>
+      <w:r>
+        <w:rPr>
+          <w:color w:val="000000"/>
+          <w:sz w:val="28"/>
+          <w:szCs w:val="28"/>
           <w:highlight w:val="white"/>
           <w:lang w:val="en-US"/>
         </w:rPr>
@@ -693,10 +636,9 @@
       <w:proofErr w:type="gramStart"/>
       <w:r>
         <w:rPr>
-          <w:rFonts w:ascii="Cascadia Mono" w:hAnsi="Cascadia Mono" w:cs="Cascadia Mono"/>
           <w:color w:val="0000FF"/>
-          <w:sz w:val="19"/>
-          <w:szCs w:val="19"/>
+          <w:sz w:val="28"/>
+          <w:szCs w:val="28"/>
           <w:highlight w:val="white"/>
           <w:lang w:val="en-US"/>
         </w:rPr>
@@ -704,10 +646,9 @@
       </w:r>
       <w:r>
         <w:rPr>
-          <w:rFonts w:ascii="Cascadia Mono" w:hAnsi="Cascadia Mono" w:cs="Cascadia Mono"/>
-          <w:color w:val="000000"/>
-          <w:sz w:val="19"/>
-          <w:szCs w:val="19"/>
+          <w:color w:val="000000"/>
+          <w:sz w:val="28"/>
+          <w:szCs w:val="28"/>
           <w:highlight w:val="white"/>
           <w:lang w:val="en-US"/>
         </w:rPr>
@@ -717,10 +658,9 @@
       <w:proofErr w:type="gramEnd"/>
       <w:r>
         <w:rPr>
-          <w:rFonts w:ascii="Cascadia Mono" w:hAnsi="Cascadia Mono" w:cs="Cascadia Mono"/>
-          <w:color w:val="000000"/>
-          <w:sz w:val="19"/>
-          <w:szCs w:val="19"/>
+          <w:color w:val="000000"/>
+          <w:sz w:val="28"/>
+          <w:szCs w:val="28"/>
           <w:highlight w:val="white"/>
           <w:lang w:val="en-US"/>
         </w:rPr>
@@ -734,20 +674,18 @@
         <w:adjustRightInd w:val="0"/>
         <w:ind w:left="567"/>
         <w:rPr>
-          <w:rFonts w:ascii="Cascadia Mono" w:hAnsi="Cascadia Mono" w:cs="Cascadia Mono"/>
-          <w:color w:val="000000"/>
-          <w:sz w:val="19"/>
-          <w:szCs w:val="19"/>
-          <w:highlight w:val="white"/>
-          <w:lang w:val="en-US"/>
-        </w:rPr>
-      </w:pPr>
-      <w:r>
-        <w:rPr>
-          <w:rFonts w:ascii="Cascadia Mono" w:hAnsi="Cascadia Mono" w:cs="Cascadia Mono"/>
-          <w:color w:val="000000"/>
-          <w:sz w:val="19"/>
-          <w:szCs w:val="19"/>
+          <w:color w:val="000000"/>
+          <w:sz w:val="28"/>
+          <w:szCs w:val="28"/>
+          <w:highlight w:val="white"/>
+          <w:lang w:val="en-US"/>
+        </w:rPr>
+      </w:pPr>
+      <w:r>
+        <w:rPr>
+          <w:color w:val="000000"/>
+          <w:sz w:val="28"/>
+          <w:szCs w:val="28"/>
           <w:highlight w:val="white"/>
           <w:lang w:val="en-US"/>
         </w:rPr>
@@ -757,10 +695,9 @@
       <w:proofErr w:type="gramStart"/>
       <w:r>
         <w:rPr>
-          <w:rFonts w:ascii="Cascadia Mono" w:hAnsi="Cascadia Mono" w:cs="Cascadia Mono"/>
           <w:color w:val="0000FF"/>
-          <w:sz w:val="19"/>
-          <w:szCs w:val="19"/>
+          <w:sz w:val="28"/>
+          <w:szCs w:val="28"/>
           <w:highlight w:val="white"/>
           <w:lang w:val="en-US"/>
         </w:rPr>
@@ -768,10 +705,9 @@
       </w:r>
       <w:r>
         <w:rPr>
-          <w:rFonts w:ascii="Cascadia Mono" w:hAnsi="Cascadia Mono" w:cs="Cascadia Mono"/>
-          <w:color w:val="000000"/>
-          <w:sz w:val="19"/>
-          <w:szCs w:val="19"/>
+          <w:color w:val="000000"/>
+          <w:sz w:val="28"/>
+          <w:szCs w:val="28"/>
           <w:highlight w:val="white"/>
           <w:lang w:val="en-US"/>
         </w:rPr>
@@ -781,10 +717,9 @@
       <w:proofErr w:type="gramEnd"/>
       <w:r>
         <w:rPr>
-          <w:rFonts w:ascii="Cascadia Mono" w:hAnsi="Cascadia Mono" w:cs="Cascadia Mono"/>
-          <w:color w:val="000000"/>
-          <w:sz w:val="19"/>
-          <w:szCs w:val="19"/>
+          <w:color w:val="000000"/>
+          <w:sz w:val="28"/>
+          <w:szCs w:val="28"/>
           <w:highlight w:val="white"/>
           <w:lang w:val="en-US"/>
         </w:rPr>
@@ -798,20 +733,18 @@
         <w:adjustRightInd w:val="0"/>
         <w:ind w:left="567"/>
         <w:rPr>
-          <w:rFonts w:ascii="Cascadia Mono" w:hAnsi="Cascadia Mono" w:cs="Cascadia Mono"/>
-          <w:color w:val="000000"/>
-          <w:sz w:val="19"/>
-          <w:szCs w:val="19"/>
-          <w:highlight w:val="white"/>
-          <w:lang w:val="en-US"/>
-        </w:rPr>
-      </w:pPr>
-      <w:r>
-        <w:rPr>
-          <w:rFonts w:ascii="Cascadia Mono" w:hAnsi="Cascadia Mono" w:cs="Cascadia Mono"/>
-          <w:color w:val="000000"/>
-          <w:sz w:val="19"/>
-          <w:szCs w:val="19"/>
+          <w:color w:val="000000"/>
+          <w:sz w:val="28"/>
+          <w:szCs w:val="28"/>
+          <w:highlight w:val="white"/>
+          <w:lang w:val="en-US"/>
+        </w:rPr>
+      </w:pPr>
+      <w:r>
+        <w:rPr>
+          <w:color w:val="000000"/>
+          <w:sz w:val="28"/>
+          <w:szCs w:val="28"/>
           <w:highlight w:val="white"/>
           <w:lang w:val="en-US"/>
         </w:rPr>
@@ -825,10 +758,9 @@
         <w:adjustRightInd w:val="0"/>
         <w:ind w:left="567"/>
         <w:rPr>
-          <w:rFonts w:ascii="Cascadia Mono" w:hAnsi="Cascadia Mono" w:cs="Cascadia Mono"/>
-          <w:color w:val="000000"/>
-          <w:sz w:val="19"/>
-          <w:szCs w:val="19"/>
+          <w:color w:val="000000"/>
+          <w:sz w:val="28"/>
+          <w:szCs w:val="28"/>
           <w:highlight w:val="white"/>
           <w:lang w:val="en-US"/>
         </w:rPr>
@@ -841,20 +773,18 @@
         <w:adjustRightInd w:val="0"/>
         <w:ind w:left="567"/>
         <w:rPr>
-          <w:rFonts w:ascii="Cascadia Mono" w:hAnsi="Cascadia Mono" w:cs="Cascadia Mono"/>
-          <w:color w:val="000000"/>
-          <w:sz w:val="19"/>
-          <w:szCs w:val="19"/>
-          <w:highlight w:val="white"/>
-          <w:lang w:val="en-US"/>
-        </w:rPr>
-      </w:pPr>
-      <w:r>
-        <w:rPr>
-          <w:rFonts w:ascii="Cascadia Mono" w:hAnsi="Cascadia Mono" w:cs="Cascadia Mono"/>
-          <w:color w:val="000000"/>
-          <w:sz w:val="19"/>
-          <w:szCs w:val="19"/>
+          <w:color w:val="000000"/>
+          <w:sz w:val="28"/>
+          <w:szCs w:val="28"/>
+          <w:highlight w:val="white"/>
+          <w:lang w:val="en-US"/>
+        </w:rPr>
+      </w:pPr>
+      <w:r>
+        <w:rPr>
+          <w:color w:val="000000"/>
+          <w:sz w:val="28"/>
+          <w:szCs w:val="28"/>
           <w:highlight w:val="white"/>
           <w:lang w:val="en-US"/>
         </w:rPr>
@@ -862,10 +792,9 @@
       </w:r>
       <w:r>
         <w:rPr>
-          <w:rFonts w:ascii="Cascadia Mono" w:hAnsi="Cascadia Mono" w:cs="Cascadia Mono"/>
           <w:color w:val="0000FF"/>
-          <w:sz w:val="19"/>
-          <w:szCs w:val="19"/>
+          <w:sz w:val="28"/>
+          <w:szCs w:val="28"/>
           <w:highlight w:val="white"/>
           <w:lang w:val="en-US"/>
         </w:rPr>
@@ -873,10 +802,9 @@
       </w:r>
       <w:r>
         <w:rPr>
-          <w:rFonts w:ascii="Cascadia Mono" w:hAnsi="Cascadia Mono" w:cs="Cascadia Mono"/>
-          <w:color w:val="000000"/>
-          <w:sz w:val="19"/>
-          <w:szCs w:val="19"/>
+          <w:color w:val="000000"/>
+          <w:sz w:val="28"/>
+          <w:szCs w:val="28"/>
           <w:highlight w:val="white"/>
           <w:lang w:val="en-US"/>
         </w:rPr>
@@ -884,10 +812,9 @@
       </w:r>
       <w:r>
         <w:rPr>
-          <w:rFonts w:ascii="Cascadia Mono" w:hAnsi="Cascadia Mono" w:cs="Cascadia Mono"/>
           <w:color w:val="0000FF"/>
-          <w:sz w:val="19"/>
-          <w:szCs w:val="19"/>
+          <w:sz w:val="28"/>
+          <w:szCs w:val="28"/>
           <w:highlight w:val="white"/>
           <w:lang w:val="en-US"/>
         </w:rPr>
@@ -895,10 +822,9 @@
       </w:r>
       <w:r>
         <w:rPr>
-          <w:rFonts w:ascii="Cascadia Mono" w:hAnsi="Cascadia Mono" w:cs="Cascadia Mono"/>
-          <w:color w:val="000000"/>
-          <w:sz w:val="19"/>
-          <w:szCs w:val="19"/>
+          <w:color w:val="000000"/>
+          <w:sz w:val="28"/>
+          <w:szCs w:val="28"/>
           <w:highlight w:val="white"/>
           <w:lang w:val="en-US"/>
         </w:rPr>
@@ -908,10 +834,9 @@
       <w:proofErr w:type="gramStart"/>
       <w:r>
         <w:rPr>
-          <w:rFonts w:ascii="Cascadia Mono" w:hAnsi="Cascadia Mono" w:cs="Cascadia Mono"/>
-          <w:color w:val="000000"/>
-          <w:sz w:val="19"/>
-          <w:szCs w:val="19"/>
+          <w:color w:val="000000"/>
+          <w:sz w:val="28"/>
+          <w:szCs w:val="28"/>
           <w:highlight w:val="white"/>
           <w:lang w:val="en-US"/>
         </w:rPr>
@@ -920,10 +845,9 @@
       <w:proofErr w:type="spellEnd"/>
       <w:r>
         <w:rPr>
-          <w:rFonts w:ascii="Cascadia Mono" w:hAnsi="Cascadia Mono" w:cs="Cascadia Mono"/>
-          <w:color w:val="000000"/>
-          <w:sz w:val="19"/>
-          <w:szCs w:val="19"/>
+          <w:color w:val="000000"/>
+          <w:sz w:val="28"/>
+          <w:szCs w:val="28"/>
           <w:highlight w:val="white"/>
           <w:lang w:val="en-US"/>
         </w:rPr>
@@ -932,10 +856,9 @@
       <w:proofErr w:type="gramEnd"/>
       <w:r>
         <w:rPr>
-          <w:rFonts w:ascii="Cascadia Mono" w:hAnsi="Cascadia Mono" w:cs="Cascadia Mono"/>
-          <w:color w:val="000000"/>
-          <w:sz w:val="19"/>
-          <w:szCs w:val="19"/>
+          <w:color w:val="000000"/>
+          <w:sz w:val="28"/>
+          <w:szCs w:val="28"/>
           <w:highlight w:val="white"/>
           <w:lang w:val="en-US"/>
         </w:rPr>
@@ -949,20 +872,18 @@
         <w:adjustRightInd w:val="0"/>
         <w:ind w:left="567"/>
         <w:rPr>
-          <w:rFonts w:ascii="Cascadia Mono" w:hAnsi="Cascadia Mono" w:cs="Cascadia Mono"/>
-          <w:color w:val="000000"/>
-          <w:sz w:val="19"/>
-          <w:szCs w:val="19"/>
-          <w:highlight w:val="white"/>
-          <w:lang w:val="en-US"/>
-        </w:rPr>
-      </w:pPr>
-      <w:r>
-        <w:rPr>
-          <w:rFonts w:ascii="Cascadia Mono" w:hAnsi="Cascadia Mono" w:cs="Cascadia Mono"/>
-          <w:color w:val="000000"/>
-          <w:sz w:val="19"/>
-          <w:szCs w:val="19"/>
+          <w:color w:val="000000"/>
+          <w:sz w:val="28"/>
+          <w:szCs w:val="28"/>
+          <w:highlight w:val="white"/>
+          <w:lang w:val="en-US"/>
+        </w:rPr>
+      </w:pPr>
+      <w:r>
+        <w:rPr>
+          <w:color w:val="000000"/>
+          <w:sz w:val="28"/>
+          <w:szCs w:val="28"/>
           <w:highlight w:val="white"/>
           <w:lang w:val="en-US"/>
         </w:rPr>
@@ -976,20 +897,18 @@
         <w:adjustRightInd w:val="0"/>
         <w:ind w:left="567"/>
         <w:rPr>
-          <w:rFonts w:ascii="Cascadia Mono" w:hAnsi="Cascadia Mono" w:cs="Cascadia Mono"/>
-          <w:color w:val="000000"/>
-          <w:sz w:val="19"/>
-          <w:szCs w:val="19"/>
-          <w:highlight w:val="white"/>
-          <w:lang w:val="en-US"/>
-        </w:rPr>
-      </w:pPr>
-      <w:r>
-        <w:rPr>
-          <w:rFonts w:ascii="Cascadia Mono" w:hAnsi="Cascadia Mono" w:cs="Cascadia Mono"/>
-          <w:color w:val="000000"/>
-          <w:sz w:val="19"/>
-          <w:szCs w:val="19"/>
+          <w:color w:val="000000"/>
+          <w:sz w:val="28"/>
+          <w:szCs w:val="28"/>
+          <w:highlight w:val="white"/>
+          <w:lang w:val="en-US"/>
+        </w:rPr>
+      </w:pPr>
+      <w:r>
+        <w:rPr>
+          <w:color w:val="000000"/>
+          <w:sz w:val="28"/>
+          <w:szCs w:val="28"/>
           <w:highlight w:val="white"/>
           <w:lang w:val="en-US"/>
         </w:rPr>
@@ -997,10 +916,9 @@
       </w:r>
       <w:r>
         <w:rPr>
-          <w:rFonts w:ascii="Cascadia Mono" w:hAnsi="Cascadia Mono" w:cs="Cascadia Mono"/>
           <w:color w:val="0000FF"/>
-          <w:sz w:val="19"/>
-          <w:szCs w:val="19"/>
+          <w:sz w:val="28"/>
+          <w:szCs w:val="28"/>
           <w:highlight w:val="white"/>
           <w:lang w:val="en-US"/>
         </w:rPr>
@@ -1008,10 +926,9 @@
       </w:r>
       <w:r>
         <w:rPr>
-          <w:rFonts w:ascii="Cascadia Mono" w:hAnsi="Cascadia Mono" w:cs="Cascadia Mono"/>
-          <w:color w:val="000000"/>
-          <w:sz w:val="19"/>
-          <w:szCs w:val="19"/>
+          <w:color w:val="000000"/>
+          <w:sz w:val="28"/>
+          <w:szCs w:val="28"/>
           <w:highlight w:val="white"/>
           <w:lang w:val="en-US"/>
         </w:rPr>
@@ -1025,19 +942,17 @@
         <w:adjustRightInd w:val="0"/>
         <w:ind w:left="567"/>
         <w:rPr>
-          <w:rFonts w:ascii="Cascadia Mono" w:hAnsi="Cascadia Mono" w:cs="Cascadia Mono"/>
-          <w:color w:val="000000"/>
-          <w:sz w:val="19"/>
-          <w:szCs w:val="19"/>
-          <w:highlight w:val="white"/>
-        </w:rPr>
-      </w:pPr>
-      <w:r>
-        <w:rPr>
-          <w:rFonts w:ascii="Cascadia Mono" w:hAnsi="Cascadia Mono" w:cs="Cascadia Mono"/>
-          <w:color w:val="000000"/>
-          <w:sz w:val="19"/>
-          <w:szCs w:val="19"/>
+          <w:color w:val="000000"/>
+          <w:sz w:val="28"/>
+          <w:szCs w:val="28"/>
+          <w:highlight w:val="white"/>
+        </w:rPr>
+      </w:pPr>
+      <w:r>
+        <w:rPr>
+          <w:color w:val="000000"/>
+          <w:sz w:val="28"/>
+          <w:szCs w:val="28"/>
           <w:highlight w:val="white"/>
           <w:lang w:val="en-US"/>
         </w:rPr>
@@ -1045,10 +960,9 @@
       </w:r>
       <w:r>
         <w:rPr>
-          <w:rFonts w:ascii="Cascadia Mono" w:hAnsi="Cascadia Mono" w:cs="Cascadia Mono"/>
-          <w:color w:val="000000"/>
-          <w:sz w:val="19"/>
-          <w:szCs w:val="19"/>
+          <w:color w:val="000000"/>
+          <w:sz w:val="28"/>
+          <w:szCs w:val="28"/>
           <w:highlight w:val="white"/>
         </w:rPr>
         <w:t>{</w:t>
@@ -1061,19 +975,17 @@
         <w:adjustRightInd w:val="0"/>
         <w:ind w:left="567"/>
         <w:rPr>
-          <w:rFonts w:ascii="Cascadia Mono" w:hAnsi="Cascadia Mono" w:cs="Cascadia Mono"/>
-          <w:color w:val="000000"/>
-          <w:sz w:val="19"/>
-          <w:szCs w:val="19"/>
-          <w:highlight w:val="white"/>
-        </w:rPr>
-      </w:pPr>
-      <w:r>
-        <w:rPr>
-          <w:rFonts w:ascii="Cascadia Mono" w:hAnsi="Cascadia Mono" w:cs="Cascadia Mono"/>
-          <w:color w:val="000000"/>
-          <w:sz w:val="19"/>
-          <w:szCs w:val="19"/>
+          <w:color w:val="000000"/>
+          <w:sz w:val="28"/>
+          <w:szCs w:val="28"/>
+          <w:highlight w:val="white"/>
+        </w:rPr>
+      </w:pPr>
+      <w:r>
+        <w:rPr>
+          <w:color w:val="000000"/>
+          <w:sz w:val="28"/>
+          <w:szCs w:val="28"/>
           <w:highlight w:val="white"/>
         </w:rPr>
         <w:t xml:space="preserve">            </w:t>
@@ -1081,10 +993,9 @@
       <w:proofErr w:type="spellStart"/>
       <w:r>
         <w:rPr>
-          <w:rFonts w:ascii="Cascadia Mono" w:hAnsi="Cascadia Mono" w:cs="Cascadia Mono"/>
           <w:color w:val="0000FF"/>
-          <w:sz w:val="19"/>
-          <w:szCs w:val="19"/>
+          <w:sz w:val="28"/>
+          <w:szCs w:val="28"/>
           <w:highlight w:val="white"/>
         </w:rPr>
         <w:t>throw</w:t>
@@ -1092,10 +1003,9 @@
       <w:proofErr w:type="spellEnd"/>
       <w:r>
         <w:rPr>
-          <w:rFonts w:ascii="Cascadia Mono" w:hAnsi="Cascadia Mono" w:cs="Cascadia Mono"/>
-          <w:color w:val="000000"/>
-          <w:sz w:val="19"/>
-          <w:szCs w:val="19"/>
+          <w:color w:val="000000"/>
+          <w:sz w:val="28"/>
+          <w:szCs w:val="28"/>
           <w:highlight w:val="white"/>
         </w:rPr>
         <w:t xml:space="preserve"> </w:t>
@@ -1103,10 +1013,9 @@
       <w:proofErr w:type="spellStart"/>
       <w:r>
         <w:rPr>
-          <w:rFonts w:ascii="Cascadia Mono" w:hAnsi="Cascadia Mono" w:cs="Cascadia Mono"/>
           <w:color w:val="0000FF"/>
-          <w:sz w:val="19"/>
-          <w:szCs w:val="19"/>
+          <w:sz w:val="28"/>
+          <w:szCs w:val="28"/>
           <w:highlight w:val="white"/>
         </w:rPr>
         <w:t>new</w:t>
@@ -1114,10 +1023,9 @@
       <w:proofErr w:type="spellEnd"/>
       <w:r>
         <w:rPr>
-          <w:rFonts w:ascii="Cascadia Mono" w:hAnsi="Cascadia Mono" w:cs="Cascadia Mono"/>
-          <w:color w:val="000000"/>
-          <w:sz w:val="19"/>
-          <w:szCs w:val="19"/>
+          <w:color w:val="000000"/>
+          <w:sz w:val="28"/>
+          <w:szCs w:val="28"/>
           <w:highlight w:val="white"/>
         </w:rPr>
         <w:t xml:space="preserve"> </w:t>
@@ -1126,10 +1034,9 @@
       <w:proofErr w:type="gramStart"/>
       <w:r>
         <w:rPr>
-          <w:rFonts w:ascii="Cascadia Mono" w:hAnsi="Cascadia Mono" w:cs="Cascadia Mono"/>
           <w:color w:val="2B91AF"/>
-          <w:sz w:val="19"/>
-          <w:szCs w:val="19"/>
+          <w:sz w:val="28"/>
+          <w:szCs w:val="28"/>
           <w:highlight w:val="white"/>
         </w:rPr>
         <w:t>DivideByZeroException</w:t>
@@ -1137,10 +1044,9 @@
       <w:proofErr w:type="spellEnd"/>
       <w:r>
         <w:rPr>
-          <w:rFonts w:ascii="Cascadia Mono" w:hAnsi="Cascadia Mono" w:cs="Cascadia Mono"/>
-          <w:color w:val="000000"/>
-          <w:sz w:val="19"/>
-          <w:szCs w:val="19"/>
+          <w:color w:val="000000"/>
+          <w:sz w:val="28"/>
+          <w:szCs w:val="28"/>
           <w:highlight w:val="white"/>
         </w:rPr>
         <w:t>(</w:t>
@@ -1148,20 +1054,18 @@
       <w:proofErr w:type="gramEnd"/>
       <w:r>
         <w:rPr>
-          <w:rFonts w:ascii="Cascadia Mono" w:hAnsi="Cascadia Mono" w:cs="Cascadia Mono"/>
           <w:color w:val="A31515"/>
-          <w:sz w:val="19"/>
-          <w:szCs w:val="19"/>
+          <w:sz w:val="28"/>
+          <w:szCs w:val="28"/>
           <w:highlight w:val="white"/>
         </w:rPr>
         <w:t>"Поле a не может быть равно 0, так как происходит деление на a."</w:t>
       </w:r>
       <w:r>
         <w:rPr>
-          <w:rFonts w:ascii="Cascadia Mono" w:hAnsi="Cascadia Mono" w:cs="Cascadia Mono"/>
-          <w:color w:val="000000"/>
-          <w:sz w:val="19"/>
-          <w:szCs w:val="19"/>
+          <w:color w:val="000000"/>
+          <w:sz w:val="28"/>
+          <w:szCs w:val="28"/>
           <w:highlight w:val="white"/>
         </w:rPr>
         <w:t>);</w:t>
@@ -1174,19 +1078,17 @@
         <w:adjustRightInd w:val="0"/>
         <w:ind w:left="567"/>
         <w:rPr>
-          <w:rFonts w:ascii="Cascadia Mono" w:hAnsi="Cascadia Mono" w:cs="Cascadia Mono"/>
-          <w:color w:val="000000"/>
-          <w:sz w:val="19"/>
-          <w:szCs w:val="19"/>
-          <w:highlight w:val="white"/>
-        </w:rPr>
-      </w:pPr>
-      <w:r>
-        <w:rPr>
-          <w:rFonts w:ascii="Cascadia Mono" w:hAnsi="Cascadia Mono" w:cs="Cascadia Mono"/>
-          <w:color w:val="000000"/>
-          <w:sz w:val="19"/>
-          <w:szCs w:val="19"/>
+          <w:color w:val="000000"/>
+          <w:sz w:val="28"/>
+          <w:szCs w:val="28"/>
+          <w:highlight w:val="white"/>
+        </w:rPr>
+      </w:pPr>
+      <w:r>
+        <w:rPr>
+          <w:color w:val="000000"/>
+          <w:sz w:val="28"/>
+          <w:szCs w:val="28"/>
           <w:highlight w:val="white"/>
         </w:rPr>
         <w:t xml:space="preserve">        }</w:t>
@@ -1199,10 +1101,9 @@
         <w:adjustRightInd w:val="0"/>
         <w:ind w:left="567"/>
         <w:rPr>
-          <w:rFonts w:ascii="Cascadia Mono" w:hAnsi="Cascadia Mono" w:cs="Cascadia Mono"/>
-          <w:color w:val="000000"/>
-          <w:sz w:val="19"/>
-          <w:szCs w:val="19"/>
+          <w:color w:val="000000"/>
+          <w:sz w:val="28"/>
+          <w:szCs w:val="28"/>
           <w:highlight w:val="white"/>
         </w:rPr>
       </w:pPr>
@@ -1214,19 +1115,17 @@
         <w:adjustRightInd w:val="0"/>
         <w:ind w:left="567"/>
         <w:rPr>
-          <w:rFonts w:ascii="Cascadia Mono" w:hAnsi="Cascadia Mono" w:cs="Cascadia Mono"/>
-          <w:color w:val="000000"/>
-          <w:sz w:val="19"/>
-          <w:szCs w:val="19"/>
-          <w:highlight w:val="white"/>
-        </w:rPr>
-      </w:pPr>
-      <w:r>
-        <w:rPr>
-          <w:rFonts w:ascii="Cascadia Mono" w:hAnsi="Cascadia Mono" w:cs="Cascadia Mono"/>
-          <w:color w:val="000000"/>
-          <w:sz w:val="19"/>
-          <w:szCs w:val="19"/>
+          <w:color w:val="000000"/>
+          <w:sz w:val="28"/>
+          <w:szCs w:val="28"/>
+          <w:highlight w:val="white"/>
+        </w:rPr>
+      </w:pPr>
+      <w:r>
+        <w:rPr>
+          <w:color w:val="000000"/>
+          <w:sz w:val="28"/>
+          <w:szCs w:val="28"/>
           <w:highlight w:val="white"/>
         </w:rPr>
         <w:t xml:space="preserve">        </w:t>
@@ -1234,10 +1133,9 @@
       <w:proofErr w:type="spellStart"/>
       <w:r>
         <w:rPr>
-          <w:rFonts w:ascii="Cascadia Mono" w:hAnsi="Cascadia Mono" w:cs="Cascadia Mono"/>
           <w:color w:val="0000FF"/>
-          <w:sz w:val="19"/>
-          <w:szCs w:val="19"/>
+          <w:sz w:val="28"/>
+          <w:szCs w:val="28"/>
           <w:highlight w:val="white"/>
         </w:rPr>
         <w:t>if</w:t>
@@ -1245,10 +1143,9 @@
       <w:proofErr w:type="spellEnd"/>
       <w:r>
         <w:rPr>
-          <w:rFonts w:ascii="Cascadia Mono" w:hAnsi="Cascadia Mono" w:cs="Cascadia Mono"/>
-          <w:color w:val="000000"/>
-          <w:sz w:val="19"/>
-          <w:szCs w:val="19"/>
+          <w:color w:val="000000"/>
+          <w:sz w:val="28"/>
+          <w:szCs w:val="28"/>
           <w:highlight w:val="white"/>
         </w:rPr>
         <w:t xml:space="preserve"> (b </w:t>
@@ -1256,10 +1153,9 @@
       <w:proofErr w:type="gramStart"/>
       <w:r>
         <w:rPr>
-          <w:rFonts w:ascii="Cascadia Mono" w:hAnsi="Cascadia Mono" w:cs="Cascadia Mono"/>
-          <w:color w:val="000000"/>
-          <w:sz w:val="19"/>
-          <w:szCs w:val="19"/>
+          <w:color w:val="000000"/>
+          <w:sz w:val="28"/>
+          <w:szCs w:val="28"/>
           <w:highlight w:val="white"/>
         </w:rPr>
         <w:t>&lt; 0</w:t>
@@ -1267,10 +1163,9 @@
       <w:proofErr w:type="gramEnd"/>
       <w:r>
         <w:rPr>
-          <w:rFonts w:ascii="Cascadia Mono" w:hAnsi="Cascadia Mono" w:cs="Cascadia Mono"/>
-          <w:color w:val="000000"/>
-          <w:sz w:val="19"/>
-          <w:szCs w:val="19"/>
+          <w:color w:val="000000"/>
+          <w:sz w:val="28"/>
+          <w:szCs w:val="28"/>
           <w:highlight w:val="white"/>
         </w:rPr>
         <w:t>)</w:t>
@@ -1283,19 +1178,17 @@
         <w:adjustRightInd w:val="0"/>
         <w:ind w:left="567"/>
         <w:rPr>
-          <w:rFonts w:ascii="Cascadia Mono" w:hAnsi="Cascadia Mono" w:cs="Cascadia Mono"/>
-          <w:color w:val="000000"/>
-          <w:sz w:val="19"/>
-          <w:szCs w:val="19"/>
-          <w:highlight w:val="white"/>
-        </w:rPr>
-      </w:pPr>
-      <w:r>
-        <w:rPr>
-          <w:rFonts w:ascii="Cascadia Mono" w:hAnsi="Cascadia Mono" w:cs="Cascadia Mono"/>
-          <w:color w:val="000000"/>
-          <w:sz w:val="19"/>
-          <w:szCs w:val="19"/>
+          <w:color w:val="000000"/>
+          <w:sz w:val="28"/>
+          <w:szCs w:val="28"/>
+          <w:highlight w:val="white"/>
+        </w:rPr>
+      </w:pPr>
+      <w:r>
+        <w:rPr>
+          <w:color w:val="000000"/>
+          <w:sz w:val="28"/>
+          <w:szCs w:val="28"/>
           <w:highlight w:val="white"/>
         </w:rPr>
         <w:t xml:space="preserve">        {</w:t>
@@ -1308,19 +1201,17 @@
         <w:adjustRightInd w:val="0"/>
         <w:ind w:left="567"/>
         <w:rPr>
-          <w:rFonts w:ascii="Cascadia Mono" w:hAnsi="Cascadia Mono" w:cs="Cascadia Mono"/>
-          <w:color w:val="000000"/>
-          <w:sz w:val="19"/>
-          <w:szCs w:val="19"/>
-          <w:highlight w:val="white"/>
-        </w:rPr>
-      </w:pPr>
-      <w:r>
-        <w:rPr>
-          <w:rFonts w:ascii="Cascadia Mono" w:hAnsi="Cascadia Mono" w:cs="Cascadia Mono"/>
-          <w:color w:val="000000"/>
-          <w:sz w:val="19"/>
-          <w:szCs w:val="19"/>
+          <w:color w:val="000000"/>
+          <w:sz w:val="28"/>
+          <w:szCs w:val="28"/>
+          <w:highlight w:val="white"/>
+        </w:rPr>
+      </w:pPr>
+      <w:r>
+        <w:rPr>
+          <w:color w:val="000000"/>
+          <w:sz w:val="28"/>
+          <w:szCs w:val="28"/>
           <w:highlight w:val="white"/>
         </w:rPr>
         <w:t xml:space="preserve">            </w:t>
@@ -1328,10 +1219,9 @@
       <w:proofErr w:type="spellStart"/>
       <w:r>
         <w:rPr>
-          <w:rFonts w:ascii="Cascadia Mono" w:hAnsi="Cascadia Mono" w:cs="Cascadia Mono"/>
           <w:color w:val="0000FF"/>
-          <w:sz w:val="19"/>
-          <w:szCs w:val="19"/>
+          <w:sz w:val="28"/>
+          <w:szCs w:val="28"/>
           <w:highlight w:val="white"/>
         </w:rPr>
         <w:t>throw</w:t>
@@ -1339,10 +1229,9 @@
       <w:proofErr w:type="spellEnd"/>
       <w:r>
         <w:rPr>
-          <w:rFonts w:ascii="Cascadia Mono" w:hAnsi="Cascadia Mono" w:cs="Cascadia Mono"/>
-          <w:color w:val="000000"/>
-          <w:sz w:val="19"/>
-          <w:szCs w:val="19"/>
+          <w:color w:val="000000"/>
+          <w:sz w:val="28"/>
+          <w:szCs w:val="28"/>
           <w:highlight w:val="white"/>
         </w:rPr>
         <w:t xml:space="preserve"> </w:t>
@@ -1350,10 +1239,9 @@
       <w:proofErr w:type="spellStart"/>
       <w:r>
         <w:rPr>
-          <w:rFonts w:ascii="Cascadia Mono" w:hAnsi="Cascadia Mono" w:cs="Cascadia Mono"/>
           <w:color w:val="0000FF"/>
-          <w:sz w:val="19"/>
-          <w:szCs w:val="19"/>
+          <w:sz w:val="28"/>
+          <w:szCs w:val="28"/>
           <w:highlight w:val="white"/>
         </w:rPr>
         <w:t>new</w:t>
@@ -1361,10 +1249,9 @@
       <w:proofErr w:type="spellEnd"/>
       <w:r>
         <w:rPr>
-          <w:rFonts w:ascii="Cascadia Mono" w:hAnsi="Cascadia Mono" w:cs="Cascadia Mono"/>
-          <w:color w:val="000000"/>
-          <w:sz w:val="19"/>
-          <w:szCs w:val="19"/>
+          <w:color w:val="000000"/>
+          <w:sz w:val="28"/>
+          <w:szCs w:val="28"/>
           <w:highlight w:val="white"/>
         </w:rPr>
         <w:t xml:space="preserve"> </w:t>
@@ -1373,10 +1260,9 @@
       <w:proofErr w:type="gramStart"/>
       <w:r>
         <w:rPr>
-          <w:rFonts w:ascii="Cascadia Mono" w:hAnsi="Cascadia Mono" w:cs="Cascadia Mono"/>
           <w:color w:val="2B91AF"/>
-          <w:sz w:val="19"/>
-          <w:szCs w:val="19"/>
+          <w:sz w:val="28"/>
+          <w:szCs w:val="28"/>
           <w:highlight w:val="white"/>
         </w:rPr>
         <w:t>ArgumentException</w:t>
@@ -1384,10 +1270,9 @@
       <w:proofErr w:type="spellEnd"/>
       <w:r>
         <w:rPr>
-          <w:rFonts w:ascii="Cascadia Mono" w:hAnsi="Cascadia Mono" w:cs="Cascadia Mono"/>
-          <w:color w:val="000000"/>
-          <w:sz w:val="19"/>
-          <w:szCs w:val="19"/>
+          <w:color w:val="000000"/>
+          <w:sz w:val="28"/>
+          <w:szCs w:val="28"/>
           <w:highlight w:val="white"/>
         </w:rPr>
         <w:t>(</w:t>
@@ -1395,20 +1280,18 @@
       <w:proofErr w:type="gramEnd"/>
       <w:r>
         <w:rPr>
-          <w:rFonts w:ascii="Cascadia Mono" w:hAnsi="Cascadia Mono" w:cs="Cascadia Mono"/>
           <w:color w:val="A31515"/>
-          <w:sz w:val="19"/>
-          <w:szCs w:val="19"/>
+          <w:sz w:val="28"/>
+          <w:szCs w:val="28"/>
           <w:highlight w:val="white"/>
         </w:rPr>
         <w:t>"Поле b не может быть отрицательным, так как извлекается корень из b."</w:t>
       </w:r>
       <w:r>
         <w:rPr>
-          <w:rFonts w:ascii="Cascadia Mono" w:hAnsi="Cascadia Mono" w:cs="Cascadia Mono"/>
-          <w:color w:val="000000"/>
-          <w:sz w:val="19"/>
-          <w:szCs w:val="19"/>
+          <w:color w:val="000000"/>
+          <w:sz w:val="28"/>
+          <w:szCs w:val="28"/>
           <w:highlight w:val="white"/>
         </w:rPr>
         <w:t>);</w:t>
@@ -1421,30 +1304,27 @@
         <w:adjustRightInd w:val="0"/>
         <w:ind w:left="567"/>
         <w:rPr>
-          <w:rFonts w:ascii="Cascadia Mono" w:hAnsi="Cascadia Mono" w:cs="Cascadia Mono"/>
-          <w:color w:val="000000"/>
-          <w:sz w:val="19"/>
-          <w:szCs w:val="19"/>
-          <w:highlight w:val="white"/>
-          <w:lang w:val="en-US"/>
-        </w:rPr>
-      </w:pPr>
-      <w:r>
-        <w:rPr>
-          <w:rFonts w:ascii="Cascadia Mono" w:hAnsi="Cascadia Mono" w:cs="Cascadia Mono"/>
-          <w:color w:val="000000"/>
-          <w:sz w:val="19"/>
-          <w:szCs w:val="19"/>
+          <w:color w:val="000000"/>
+          <w:sz w:val="28"/>
+          <w:szCs w:val="28"/>
+          <w:highlight w:val="white"/>
+          <w:lang w:val="en-US"/>
+        </w:rPr>
+      </w:pPr>
+      <w:r>
+        <w:rPr>
+          <w:color w:val="000000"/>
+          <w:sz w:val="28"/>
+          <w:szCs w:val="28"/>
           <w:highlight w:val="white"/>
         </w:rPr>
         <w:t xml:space="preserve">        </w:t>
       </w:r>
       <w:r>
         <w:rPr>
-          <w:rFonts w:ascii="Cascadia Mono" w:hAnsi="Cascadia Mono" w:cs="Cascadia Mono"/>
-          <w:color w:val="000000"/>
-          <w:sz w:val="19"/>
-          <w:szCs w:val="19"/>
+          <w:color w:val="000000"/>
+          <w:sz w:val="28"/>
+          <w:szCs w:val="28"/>
           <w:highlight w:val="white"/>
           <w:lang w:val="en-US"/>
         </w:rPr>
@@ -1458,10 +1338,9 @@
         <w:adjustRightInd w:val="0"/>
         <w:ind w:left="567"/>
         <w:rPr>
-          <w:rFonts w:ascii="Cascadia Mono" w:hAnsi="Cascadia Mono" w:cs="Cascadia Mono"/>
-          <w:color w:val="000000"/>
-          <w:sz w:val="19"/>
-          <w:szCs w:val="19"/>
+          <w:color w:val="000000"/>
+          <w:sz w:val="28"/>
+          <w:szCs w:val="28"/>
           <w:highlight w:val="white"/>
           <w:lang w:val="en-US"/>
         </w:rPr>
@@ -1474,20 +1353,18 @@
         <w:adjustRightInd w:val="0"/>
         <w:ind w:left="567"/>
         <w:rPr>
-          <w:rFonts w:ascii="Cascadia Mono" w:hAnsi="Cascadia Mono" w:cs="Cascadia Mono"/>
-          <w:color w:val="000000"/>
-          <w:sz w:val="19"/>
-          <w:szCs w:val="19"/>
-          <w:highlight w:val="white"/>
-          <w:lang w:val="en-US"/>
-        </w:rPr>
-      </w:pPr>
-      <w:r>
-        <w:rPr>
-          <w:rFonts w:ascii="Cascadia Mono" w:hAnsi="Cascadia Mono" w:cs="Cascadia Mono"/>
-          <w:color w:val="000000"/>
-          <w:sz w:val="19"/>
-          <w:szCs w:val="19"/>
+          <w:color w:val="000000"/>
+          <w:sz w:val="28"/>
+          <w:szCs w:val="28"/>
+          <w:highlight w:val="white"/>
+          <w:lang w:val="en-US"/>
+        </w:rPr>
+      </w:pPr>
+      <w:r>
+        <w:rPr>
+          <w:color w:val="000000"/>
+          <w:sz w:val="28"/>
+          <w:szCs w:val="28"/>
           <w:highlight w:val="white"/>
           <w:lang w:val="en-US"/>
         </w:rPr>
@@ -1495,10 +1372,9 @@
       </w:r>
       <w:r>
         <w:rPr>
-          <w:rFonts w:ascii="Cascadia Mono" w:hAnsi="Cascadia Mono" w:cs="Cascadia Mono"/>
           <w:color w:val="0000FF"/>
-          <w:sz w:val="19"/>
-          <w:szCs w:val="19"/>
+          <w:sz w:val="28"/>
+          <w:szCs w:val="28"/>
           <w:highlight w:val="white"/>
           <w:lang w:val="en-US"/>
         </w:rPr>
@@ -1506,10 +1382,9 @@
       </w:r>
       <w:r>
         <w:rPr>
-          <w:rFonts w:ascii="Cascadia Mono" w:hAnsi="Cascadia Mono" w:cs="Cascadia Mono"/>
-          <w:color w:val="000000"/>
-          <w:sz w:val="19"/>
-          <w:szCs w:val="19"/>
+          <w:color w:val="000000"/>
+          <w:sz w:val="28"/>
+          <w:szCs w:val="28"/>
           <w:highlight w:val="white"/>
           <w:lang w:val="en-US"/>
         </w:rPr>
@@ -1518,10 +1393,9 @@
       <w:proofErr w:type="spellStart"/>
       <w:r>
         <w:rPr>
-          <w:rFonts w:ascii="Cascadia Mono" w:hAnsi="Cascadia Mono" w:cs="Cascadia Mono"/>
           <w:color w:val="2B91AF"/>
-          <w:sz w:val="19"/>
-          <w:szCs w:val="19"/>
+          <w:sz w:val="28"/>
+          <w:szCs w:val="28"/>
           <w:highlight w:val="white"/>
           <w:lang w:val="en-US"/>
         </w:rPr>
@@ -1529,10 +1403,9 @@
       </w:r>
       <w:r>
         <w:rPr>
-          <w:rFonts w:ascii="Cascadia Mono" w:hAnsi="Cascadia Mono" w:cs="Cascadia Mono"/>
-          <w:color w:val="000000"/>
-          <w:sz w:val="19"/>
-          <w:szCs w:val="19"/>
+          <w:color w:val="000000"/>
+          <w:sz w:val="28"/>
+          <w:szCs w:val="28"/>
           <w:highlight w:val="white"/>
           <w:lang w:val="en-US"/>
         </w:rPr>
@@ -1541,10 +1414,9 @@
       <w:proofErr w:type="spellEnd"/>
       <w:r>
         <w:rPr>
-          <w:rFonts w:ascii="Cascadia Mono" w:hAnsi="Cascadia Mono" w:cs="Cascadia Mono"/>
-          <w:color w:val="000000"/>
-          <w:sz w:val="19"/>
-          <w:szCs w:val="19"/>
+          <w:color w:val="000000"/>
+          <w:sz w:val="28"/>
+          <w:szCs w:val="28"/>
           <w:highlight w:val="white"/>
           <w:lang w:val="en-US"/>
         </w:rPr>
@@ -1558,20 +1430,18 @@
         <w:adjustRightInd w:val="0"/>
         <w:ind w:left="567"/>
         <w:rPr>
-          <w:rFonts w:ascii="Cascadia Mono" w:hAnsi="Cascadia Mono" w:cs="Cascadia Mono"/>
-          <w:color w:val="000000"/>
-          <w:sz w:val="19"/>
-          <w:szCs w:val="19"/>
-          <w:highlight w:val="white"/>
-          <w:lang w:val="en-US"/>
-        </w:rPr>
-      </w:pPr>
-      <w:r>
-        <w:rPr>
-          <w:rFonts w:ascii="Cascadia Mono" w:hAnsi="Cascadia Mono" w:cs="Cascadia Mono"/>
-          <w:color w:val="000000"/>
-          <w:sz w:val="19"/>
-          <w:szCs w:val="19"/>
+          <w:color w:val="000000"/>
+          <w:sz w:val="28"/>
+          <w:szCs w:val="28"/>
+          <w:highlight w:val="white"/>
+          <w:lang w:val="en-US"/>
+        </w:rPr>
+      </w:pPr>
+      <w:r>
+        <w:rPr>
+          <w:color w:val="000000"/>
+          <w:sz w:val="28"/>
+          <w:szCs w:val="28"/>
           <w:highlight w:val="white"/>
           <w:lang w:val="en-US"/>
         </w:rPr>
@@ -1585,10 +1455,9 @@
         <w:adjustRightInd w:val="0"/>
         <w:ind w:left="567"/>
         <w:rPr>
-          <w:rFonts w:ascii="Cascadia Mono" w:hAnsi="Cascadia Mono" w:cs="Cascadia Mono"/>
-          <w:color w:val="000000"/>
-          <w:sz w:val="19"/>
-          <w:szCs w:val="19"/>
+          <w:color w:val="000000"/>
+          <w:sz w:val="28"/>
+          <w:szCs w:val="28"/>
           <w:highlight w:val="white"/>
           <w:lang w:val="en-US"/>
         </w:rPr>
@@ -1601,20 +1470,18 @@
         <w:adjustRightInd w:val="0"/>
         <w:ind w:left="567"/>
         <w:rPr>
-          <w:rFonts w:ascii="Cascadia Mono" w:hAnsi="Cascadia Mono" w:cs="Cascadia Mono"/>
-          <w:color w:val="000000"/>
-          <w:sz w:val="19"/>
-          <w:szCs w:val="19"/>
-          <w:highlight w:val="white"/>
-          <w:lang w:val="en-US"/>
-        </w:rPr>
-      </w:pPr>
-      <w:r>
-        <w:rPr>
-          <w:rFonts w:ascii="Cascadia Mono" w:hAnsi="Cascadia Mono" w:cs="Cascadia Mono"/>
-          <w:color w:val="000000"/>
-          <w:sz w:val="19"/>
-          <w:szCs w:val="19"/>
+          <w:color w:val="000000"/>
+          <w:sz w:val="28"/>
+          <w:szCs w:val="28"/>
+          <w:highlight w:val="white"/>
+          <w:lang w:val="en-US"/>
+        </w:rPr>
+      </w:pPr>
+      <w:r>
+        <w:rPr>
+          <w:color w:val="000000"/>
+          <w:sz w:val="28"/>
+          <w:szCs w:val="28"/>
           <w:highlight w:val="white"/>
           <w:lang w:val="en-US"/>
         </w:rPr>
@@ -1622,10 +1489,9 @@
       </w:r>
       <w:r>
         <w:rPr>
-          <w:rFonts w:ascii="Cascadia Mono" w:hAnsi="Cascadia Mono" w:cs="Cascadia Mono"/>
           <w:color w:val="0000FF"/>
-          <w:sz w:val="19"/>
-          <w:szCs w:val="19"/>
+          <w:sz w:val="28"/>
+          <w:szCs w:val="28"/>
           <w:highlight w:val="white"/>
           <w:lang w:val="en-US"/>
         </w:rPr>
@@ -1633,10 +1499,9 @@
       </w:r>
       <w:r>
         <w:rPr>
-          <w:rFonts w:ascii="Cascadia Mono" w:hAnsi="Cascadia Mono" w:cs="Cascadia Mono"/>
-          <w:color w:val="000000"/>
-          <w:sz w:val="19"/>
-          <w:szCs w:val="19"/>
+          <w:color w:val="000000"/>
+          <w:sz w:val="28"/>
+          <w:szCs w:val="28"/>
           <w:highlight w:val="white"/>
           <w:lang w:val="en-US"/>
         </w:rPr>
@@ -1644,10 +1509,9 @@
       </w:r>
       <w:r>
         <w:rPr>
-          <w:rFonts w:ascii="Cascadia Mono" w:hAnsi="Cascadia Mono" w:cs="Cascadia Mono"/>
           <w:color w:val="0000FF"/>
-          <w:sz w:val="19"/>
-          <w:szCs w:val="19"/>
+          <w:sz w:val="28"/>
+          <w:szCs w:val="28"/>
           <w:highlight w:val="white"/>
           <w:lang w:val="en-US"/>
         </w:rPr>
@@ -1655,10 +1519,9 @@
       </w:r>
       <w:r>
         <w:rPr>
-          <w:rFonts w:ascii="Cascadia Mono" w:hAnsi="Cascadia Mono" w:cs="Cascadia Mono"/>
-          <w:color w:val="000000"/>
-          <w:sz w:val="19"/>
-          <w:szCs w:val="19"/>
+          <w:color w:val="000000"/>
+          <w:sz w:val="28"/>
+          <w:szCs w:val="28"/>
           <w:highlight w:val="white"/>
           <w:lang w:val="en-US"/>
         </w:rPr>
@@ -1668,10 +1531,9 @@
       <w:proofErr w:type="gramStart"/>
       <w:r>
         <w:rPr>
-          <w:rFonts w:ascii="Cascadia Mono" w:hAnsi="Cascadia Mono" w:cs="Cascadia Mono"/>
-          <w:color w:val="000000"/>
-          <w:sz w:val="19"/>
-          <w:szCs w:val="19"/>
+          <w:color w:val="000000"/>
+          <w:sz w:val="28"/>
+          <w:szCs w:val="28"/>
           <w:highlight w:val="white"/>
           <w:lang w:val="en-US"/>
         </w:rPr>
@@ -1680,10 +1542,9 @@
       <w:proofErr w:type="spellEnd"/>
       <w:r>
         <w:rPr>
-          <w:rFonts w:ascii="Cascadia Mono" w:hAnsi="Cascadia Mono" w:cs="Cascadia Mono"/>
-          <w:color w:val="000000"/>
-          <w:sz w:val="19"/>
-          <w:szCs w:val="19"/>
+          <w:color w:val="000000"/>
+          <w:sz w:val="28"/>
+          <w:szCs w:val="28"/>
           <w:highlight w:val="white"/>
           <w:lang w:val="en-US"/>
         </w:rPr>
@@ -1692,10 +1553,9 @@
       <w:proofErr w:type="gramEnd"/>
       <w:r>
         <w:rPr>
-          <w:rFonts w:ascii="Cascadia Mono" w:hAnsi="Cascadia Mono" w:cs="Cascadia Mono"/>
-          <w:color w:val="000000"/>
-          <w:sz w:val="19"/>
-          <w:szCs w:val="19"/>
+          <w:color w:val="000000"/>
+          <w:sz w:val="28"/>
+          <w:szCs w:val="28"/>
           <w:highlight w:val="white"/>
           <w:lang w:val="en-US"/>
         </w:rPr>
@@ -1709,20 +1569,18 @@
         <w:adjustRightInd w:val="0"/>
         <w:ind w:left="567"/>
         <w:rPr>
-          <w:rFonts w:ascii="Cascadia Mono" w:hAnsi="Cascadia Mono" w:cs="Cascadia Mono"/>
-          <w:color w:val="000000"/>
-          <w:sz w:val="19"/>
-          <w:szCs w:val="19"/>
-          <w:highlight w:val="white"/>
-          <w:lang w:val="en-US"/>
-        </w:rPr>
-      </w:pPr>
-      <w:r>
-        <w:rPr>
-          <w:rFonts w:ascii="Cascadia Mono" w:hAnsi="Cascadia Mono" w:cs="Cascadia Mono"/>
-          <w:color w:val="000000"/>
-          <w:sz w:val="19"/>
-          <w:szCs w:val="19"/>
+          <w:color w:val="000000"/>
+          <w:sz w:val="28"/>
+          <w:szCs w:val="28"/>
+          <w:highlight w:val="white"/>
+          <w:lang w:val="en-US"/>
+        </w:rPr>
+      </w:pPr>
+      <w:r>
+        <w:rPr>
+          <w:color w:val="000000"/>
+          <w:sz w:val="28"/>
+          <w:szCs w:val="28"/>
           <w:highlight w:val="white"/>
           <w:lang w:val="en-US"/>
         </w:rPr>
@@ -1736,20 +1594,18 @@
         <w:adjustRightInd w:val="0"/>
         <w:ind w:left="567"/>
         <w:rPr>
-          <w:rFonts w:ascii="Cascadia Mono" w:hAnsi="Cascadia Mono" w:cs="Cascadia Mono"/>
-          <w:color w:val="000000"/>
-          <w:sz w:val="19"/>
-          <w:szCs w:val="19"/>
-          <w:highlight w:val="white"/>
-          <w:lang w:val="en-US"/>
-        </w:rPr>
-      </w:pPr>
-      <w:r>
-        <w:rPr>
-          <w:rFonts w:ascii="Cascadia Mono" w:hAnsi="Cascadia Mono" w:cs="Cascadia Mono"/>
-          <w:color w:val="000000"/>
-          <w:sz w:val="19"/>
-          <w:szCs w:val="19"/>
+          <w:color w:val="000000"/>
+          <w:sz w:val="28"/>
+          <w:szCs w:val="28"/>
+          <w:highlight w:val="white"/>
+          <w:lang w:val="en-US"/>
+        </w:rPr>
+      </w:pPr>
+      <w:r>
+        <w:rPr>
+          <w:color w:val="000000"/>
+          <w:sz w:val="28"/>
+          <w:szCs w:val="28"/>
           <w:highlight w:val="white"/>
           <w:lang w:val="en-US"/>
         </w:rPr>
@@ -1757,10 +1613,9 @@
       </w:r>
       <w:r>
         <w:rPr>
-          <w:rFonts w:ascii="Cascadia Mono" w:hAnsi="Cascadia Mono" w:cs="Cascadia Mono"/>
           <w:color w:val="0000FF"/>
-          <w:sz w:val="19"/>
-          <w:szCs w:val="19"/>
+          <w:sz w:val="28"/>
+          <w:szCs w:val="28"/>
           <w:highlight w:val="white"/>
           <w:lang w:val="en-US"/>
         </w:rPr>
@@ -1768,10 +1623,9 @@
       </w:r>
       <w:r>
         <w:rPr>
-          <w:rFonts w:ascii="Cascadia Mono" w:hAnsi="Cascadia Mono" w:cs="Cascadia Mono"/>
-          <w:color w:val="000000"/>
-          <w:sz w:val="19"/>
-          <w:szCs w:val="19"/>
+          <w:color w:val="000000"/>
+          <w:sz w:val="28"/>
+          <w:szCs w:val="28"/>
           <w:highlight w:val="white"/>
           <w:lang w:val="en-US"/>
         </w:rPr>
@@ -1779,10 +1633,9 @@
       </w:r>
       <w:r>
         <w:rPr>
-          <w:rFonts w:ascii="Cascadia Mono" w:hAnsi="Cascadia Mono" w:cs="Cascadia Mono"/>
           <w:color w:val="0000FF"/>
-          <w:sz w:val="19"/>
-          <w:szCs w:val="19"/>
+          <w:sz w:val="28"/>
+          <w:szCs w:val="28"/>
           <w:highlight w:val="white"/>
           <w:lang w:val="en-US"/>
         </w:rPr>
@@ -1790,10 +1643,9 @@
       </w:r>
       <w:r>
         <w:rPr>
-          <w:rFonts w:ascii="Cascadia Mono" w:hAnsi="Cascadia Mono" w:cs="Cascadia Mono"/>
-          <w:color w:val="000000"/>
-          <w:sz w:val="19"/>
-          <w:szCs w:val="19"/>
+          <w:color w:val="000000"/>
+          <w:sz w:val="28"/>
+          <w:szCs w:val="28"/>
           <w:highlight w:val="white"/>
           <w:lang w:val="en-US"/>
         </w:rPr>
@@ -1802,10 +1654,9 @@
       <w:proofErr w:type="spellStart"/>
       <w:r>
         <w:rPr>
-          <w:rFonts w:ascii="Cascadia Mono" w:hAnsi="Cascadia Mono" w:cs="Cascadia Mono"/>
           <w:color w:val="2B91AF"/>
-          <w:sz w:val="19"/>
-          <w:szCs w:val="19"/>
+          <w:sz w:val="28"/>
+          <w:szCs w:val="28"/>
           <w:highlight w:val="white"/>
           <w:lang w:val="en-US"/>
         </w:rPr>
@@ -1813,10 +1664,9 @@
       </w:r>
       <w:r>
         <w:rPr>
-          <w:rFonts w:ascii="Cascadia Mono" w:hAnsi="Cascadia Mono" w:cs="Cascadia Mono"/>
-          <w:color w:val="000000"/>
-          <w:sz w:val="19"/>
-          <w:szCs w:val="19"/>
+          <w:color w:val="000000"/>
+          <w:sz w:val="28"/>
+          <w:szCs w:val="28"/>
           <w:highlight w:val="white"/>
           <w:lang w:val="en-US"/>
         </w:rPr>
@@ -1825,10 +1675,9 @@
       <w:proofErr w:type="spellEnd"/>
       <w:r>
         <w:rPr>
-          <w:rFonts w:ascii="Cascadia Mono" w:hAnsi="Cascadia Mono" w:cs="Cascadia Mono"/>
-          <w:color w:val="000000"/>
-          <w:sz w:val="19"/>
-          <w:szCs w:val="19"/>
+          <w:color w:val="000000"/>
+          <w:sz w:val="28"/>
+          <w:szCs w:val="28"/>
           <w:highlight w:val="white"/>
           <w:lang w:val="en-US"/>
         </w:rPr>
@@ -1842,20 +1691,18 @@
         <w:adjustRightInd w:val="0"/>
         <w:ind w:left="567"/>
         <w:rPr>
-          <w:rFonts w:ascii="Cascadia Mono" w:hAnsi="Cascadia Mono" w:cs="Cascadia Mono"/>
-          <w:color w:val="000000"/>
-          <w:sz w:val="19"/>
-          <w:szCs w:val="19"/>
-          <w:highlight w:val="white"/>
-          <w:lang w:val="en-US"/>
-        </w:rPr>
-      </w:pPr>
-      <w:r>
-        <w:rPr>
-          <w:rFonts w:ascii="Cascadia Mono" w:hAnsi="Cascadia Mono" w:cs="Cascadia Mono"/>
-          <w:color w:val="000000"/>
-          <w:sz w:val="19"/>
-          <w:szCs w:val="19"/>
+          <w:color w:val="000000"/>
+          <w:sz w:val="28"/>
+          <w:szCs w:val="28"/>
+          <w:highlight w:val="white"/>
+          <w:lang w:val="en-US"/>
+        </w:rPr>
+      </w:pPr>
+      <w:r>
+        <w:rPr>
+          <w:color w:val="000000"/>
+          <w:sz w:val="28"/>
+          <w:szCs w:val="28"/>
           <w:highlight w:val="white"/>
           <w:lang w:val="en-US"/>
         </w:rPr>
@@ -1869,10 +1716,9 @@
         <w:adjustRightInd w:val="0"/>
         <w:ind w:left="567"/>
         <w:rPr>
-          <w:rFonts w:ascii="Cascadia Mono" w:hAnsi="Cascadia Mono" w:cs="Cascadia Mono"/>
-          <w:color w:val="000000"/>
-          <w:sz w:val="19"/>
-          <w:szCs w:val="19"/>
+          <w:color w:val="000000"/>
+          <w:sz w:val="28"/>
+          <w:szCs w:val="28"/>
           <w:highlight w:val="white"/>
           <w:lang w:val="en-US"/>
         </w:rPr>
@@ -1885,106 +1731,13 @@
         <w:adjustRightInd w:val="0"/>
         <w:ind w:left="567"/>
         <w:rPr>
-          <w:rFonts w:ascii="Cascadia Mono" w:hAnsi="Cascadia Mono" w:cs="Cascadia Mono"/>
-          <w:color w:val="000000"/>
-          <w:sz w:val="19"/>
-          <w:szCs w:val="19"/>
-          <w:highlight w:val="white"/>
-          <w:lang w:val="en-US"/>
-        </w:rPr>
-      </w:pPr>
-      <w:r>
-        <w:rPr>
-          <w:rFonts w:ascii="Cascadia Mono" w:hAnsi="Cascadia Mono" w:cs="Cascadia Mono"/>
-          <w:color w:val="000000"/>
-          <w:sz w:val="19"/>
-          <w:szCs w:val="19"/>
-          <w:highlight w:val="white"/>
-          <w:lang w:val="en-US"/>
-        </w:rPr>
-        <w:t xml:space="preserve">    </w:t>
-      </w:r>
-      <w:r>
-        <w:rPr>
-          <w:rFonts w:ascii="Cascadia Mono" w:hAnsi="Cascadia Mono" w:cs="Cascadia Mono"/>
-          <w:color w:val="0000FF"/>
-          <w:sz w:val="19"/>
-          <w:szCs w:val="19"/>
-          <w:highlight w:val="white"/>
-          <w:lang w:val="en-US"/>
-        </w:rPr>
-        <w:t>public</w:t>
-      </w:r>
-      <w:r>
-        <w:rPr>
-          <w:rFonts w:ascii="Cascadia Mono" w:hAnsi="Cascadia Mono" w:cs="Cascadia Mono"/>
-          <w:color w:val="000000"/>
-          <w:sz w:val="19"/>
-          <w:szCs w:val="19"/>
-          <w:highlight w:val="white"/>
-          <w:lang w:val="en-US"/>
-        </w:rPr>
-        <w:t xml:space="preserve"> </w:t>
-      </w:r>
-      <w:r>
-        <w:rPr>
-          <w:rFonts w:ascii="Cascadia Mono" w:hAnsi="Cascadia Mono" w:cs="Cascadia Mono"/>
-          <w:color w:val="0000FF"/>
-          <w:sz w:val="19"/>
-          <w:szCs w:val="19"/>
-          <w:highlight w:val="white"/>
-          <w:lang w:val="en-US"/>
-        </w:rPr>
-        <w:t>void</w:t>
-      </w:r>
-      <w:r>
-        <w:rPr>
-          <w:rFonts w:ascii="Cascadia Mono" w:hAnsi="Cascadia Mono" w:cs="Cascadia Mono"/>
-          <w:color w:val="000000"/>
-          <w:sz w:val="19"/>
-          <w:szCs w:val="19"/>
-          <w:highlight w:val="white"/>
-          <w:lang w:val="en-US"/>
-        </w:rPr>
-        <w:t xml:space="preserve"> </w:t>
-      </w:r>
-      <w:proofErr w:type="spellStart"/>
-      <w:proofErr w:type="gramStart"/>
-      <w:r>
-        <w:rPr>
-          <w:rFonts w:ascii="Cascadia Mono" w:hAnsi="Cascadia Mono" w:cs="Cascadia Mono"/>
-          <w:color w:val="000000"/>
-          <w:sz w:val="19"/>
-          <w:szCs w:val="19"/>
-          <w:highlight w:val="white"/>
-          <w:lang w:val="en-US"/>
-        </w:rPr>
-        <w:t>DisplayFields</w:t>
-      </w:r>
-      <w:proofErr w:type="spellEnd"/>
-      <w:r>
-        <w:rPr>
-          <w:rFonts w:ascii="Cascadia Mono" w:hAnsi="Cascadia Mono" w:cs="Cascadia Mono"/>
-          <w:color w:val="000000"/>
-          <w:sz w:val="19"/>
-          <w:szCs w:val="19"/>
-          <w:highlight w:val="white"/>
-          <w:lang w:val="en-US"/>
-        </w:rPr>
-        <w:t>(</w:t>
-      </w:r>
-      <w:proofErr w:type="gramEnd"/>
-      <w:r>
-        <w:rPr>
-          <w:rFonts w:ascii="Cascadia Mono" w:hAnsi="Cascadia Mono" w:cs="Cascadia Mono"/>
-          <w:color w:val="000000"/>
-          <w:sz w:val="19"/>
-          <w:szCs w:val="19"/>
-          <w:highlight w:val="white"/>
-          <w:lang w:val="en-US"/>
-        </w:rPr>
-        <w:t>)</w:t>
-      </w:r>
+          <w:color w:val="000000"/>
+          <w:sz w:val="28"/>
+          <w:szCs w:val="28"/>
+          <w:highlight w:val="white"/>
+          <w:lang w:val="en-US"/>
+        </w:rPr>
+      </w:pPr>
     </w:p>
     <w:p>
       <w:pPr>
@@ -1993,25 +1746,13 @@
         <w:adjustRightInd w:val="0"/>
         <w:ind w:left="567"/>
         <w:rPr>
-          <w:rFonts w:ascii="Cascadia Mono" w:hAnsi="Cascadia Mono" w:cs="Cascadia Mono"/>
-          <w:color w:val="000000"/>
-          <w:sz w:val="19"/>
-          <w:szCs w:val="19"/>
-          <w:highlight w:val="white"/>
-          <w:lang w:val="en-US"/>
-        </w:rPr>
-      </w:pPr>
-      <w:r>
-        <w:rPr>
-          <w:rFonts w:ascii="Cascadia Mono" w:hAnsi="Cascadia Mono" w:cs="Cascadia Mono"/>
-          <w:color w:val="000000"/>
-          <w:sz w:val="19"/>
-          <w:szCs w:val="19"/>
-          <w:highlight w:val="white"/>
-          <w:lang w:val="en-US"/>
-        </w:rPr>
-        <w:t xml:space="preserve">    {</w:t>
-      </w:r>
+          <w:color w:val="000000"/>
+          <w:sz w:val="28"/>
+          <w:szCs w:val="28"/>
+          <w:highlight w:val="white"/>
+          <w:lang w:val="en-US"/>
+        </w:rPr>
+      </w:pPr>
     </w:p>
     <w:p>
       <w:pPr>
@@ -2020,126 +1761,13 @@
         <w:adjustRightInd w:val="0"/>
         <w:ind w:left="567"/>
         <w:rPr>
-          <w:rFonts w:ascii="Cascadia Mono" w:hAnsi="Cascadia Mono" w:cs="Cascadia Mono"/>
-          <w:color w:val="000000"/>
-          <w:sz w:val="19"/>
-          <w:szCs w:val="19"/>
-          <w:highlight w:val="white"/>
-          <w:lang w:val="en-US"/>
-        </w:rPr>
-      </w:pPr>
-      <w:r>
-        <w:rPr>
-          <w:rFonts w:ascii="Cascadia Mono" w:hAnsi="Cascadia Mono" w:cs="Cascadia Mono"/>
-          <w:color w:val="000000"/>
-          <w:sz w:val="19"/>
-          <w:szCs w:val="19"/>
-          <w:highlight w:val="white"/>
-          <w:lang w:val="en-US"/>
-        </w:rPr>
-        <w:t xml:space="preserve">        </w:t>
-      </w:r>
-      <w:proofErr w:type="spellStart"/>
-      <w:r>
-        <w:rPr>
-          <w:rFonts w:ascii="Cascadia Mono" w:hAnsi="Cascadia Mono" w:cs="Cascadia Mono"/>
-          <w:color w:val="2B91AF"/>
-          <w:sz w:val="19"/>
-          <w:szCs w:val="19"/>
-          <w:highlight w:val="white"/>
-          <w:lang w:val="en-US"/>
-        </w:rPr>
-        <w:t>Console</w:t>
-      </w:r>
-      <w:r>
-        <w:rPr>
-          <w:rFonts w:ascii="Cascadia Mono" w:hAnsi="Cascadia Mono" w:cs="Cascadia Mono"/>
-          <w:color w:val="000000"/>
-          <w:sz w:val="19"/>
-          <w:szCs w:val="19"/>
-          <w:highlight w:val="white"/>
-          <w:lang w:val="en-US"/>
-        </w:rPr>
-        <w:t>.WriteLine</w:t>
-      </w:r>
-      <w:proofErr w:type="spellEnd"/>
-      <w:r>
-        <w:rPr>
-          <w:rFonts w:ascii="Cascadia Mono" w:hAnsi="Cascadia Mono" w:cs="Cascadia Mono"/>
-          <w:color w:val="000000"/>
-          <w:sz w:val="19"/>
-          <w:szCs w:val="19"/>
-          <w:highlight w:val="white"/>
-          <w:lang w:val="en-US"/>
-        </w:rPr>
-        <w:t>(</w:t>
-      </w:r>
-      <w:r>
-        <w:rPr>
-          <w:rFonts w:ascii="Cascadia Mono" w:hAnsi="Cascadia Mono" w:cs="Cascadia Mono"/>
-          <w:color w:val="A31515"/>
-          <w:sz w:val="19"/>
-          <w:szCs w:val="19"/>
-          <w:highlight w:val="white"/>
-          <w:lang w:val="en-US"/>
-        </w:rPr>
-        <w:t xml:space="preserve">$"a = </w:t>
-      </w:r>
-      <w:r>
-        <w:rPr>
-          <w:rFonts w:ascii="Cascadia Mono" w:hAnsi="Cascadia Mono" w:cs="Cascadia Mono"/>
-          <w:color w:val="000000"/>
-          <w:sz w:val="19"/>
-          <w:szCs w:val="19"/>
-          <w:highlight w:val="white"/>
-          <w:lang w:val="en-US"/>
-        </w:rPr>
-        <w:t>{a}</w:t>
-      </w:r>
-      <w:r>
-        <w:rPr>
-          <w:rFonts w:ascii="Cascadia Mono" w:hAnsi="Cascadia Mono" w:cs="Cascadia Mono"/>
-          <w:color w:val="A31515"/>
-          <w:sz w:val="19"/>
-          <w:szCs w:val="19"/>
-          <w:highlight w:val="white"/>
-          <w:lang w:val="en-US"/>
-        </w:rPr>
-        <w:t xml:space="preserve">, b = </w:t>
-      </w:r>
-      <w:r>
-        <w:rPr>
-          <w:rFonts w:ascii="Cascadia Mono" w:hAnsi="Cascadia Mono" w:cs="Cascadia Mono"/>
-          <w:color w:val="000000"/>
-          <w:sz w:val="19"/>
-          <w:szCs w:val="19"/>
-          <w:highlight w:val="white"/>
-          <w:lang w:val="en-US"/>
-        </w:rPr>
-        <w:t>{b}</w:t>
-      </w:r>
-      <w:r>
-        <w:rPr>
-          <w:rFonts w:ascii="Cascadia Mono" w:hAnsi="Cascadia Mono" w:cs="Cascadia Mono"/>
-          <w:color w:val="A31515"/>
-          <w:sz w:val="19"/>
-          <w:szCs w:val="19"/>
-          <w:highlight w:val="white"/>
-          <w:lang w:val="en-US"/>
-        </w:rPr>
-        <w:t>"</w:t>
-      </w:r>
-      <w:r>
-        <w:rPr>
-          <w:rFonts w:ascii="Cascadia Mono" w:hAnsi="Cascadia Mono" w:cs="Cascadia Mono"/>
-          <w:color w:val="000000"/>
-          <w:sz w:val="19"/>
-          <w:szCs w:val="19"/>
-          <w:highlight w:val="white"/>
-          <w:lang w:val="en-US"/>
-        </w:rPr>
-        <w:t>);</w:t>
-      </w:r>
+          <w:color w:val="000000"/>
+          <w:sz w:val="28"/>
+          <w:szCs w:val="28"/>
+          <w:highlight w:val="white"/>
+          <w:lang w:val="en-US"/>
+        </w:rPr>
+      </w:pPr>
     </w:p>
     <w:p>
       <w:pPr>
@@ -2148,24 +1776,97 @@
         <w:adjustRightInd w:val="0"/>
         <w:ind w:left="567"/>
         <w:rPr>
-          <w:rFonts w:ascii="Cascadia Mono" w:hAnsi="Cascadia Mono" w:cs="Cascadia Mono"/>
-          <w:color w:val="000000"/>
-          <w:sz w:val="19"/>
-          <w:szCs w:val="19"/>
-          <w:highlight w:val="white"/>
-          <w:lang w:val="en-US"/>
-        </w:rPr>
-      </w:pPr>
-      <w:r>
-        <w:rPr>
-          <w:rFonts w:ascii="Cascadia Mono" w:hAnsi="Cascadia Mono" w:cs="Cascadia Mono"/>
-          <w:color w:val="000000"/>
-          <w:sz w:val="19"/>
-          <w:szCs w:val="19"/>
-          <w:highlight w:val="white"/>
-          <w:lang w:val="en-US"/>
-        </w:rPr>
-        <w:t xml:space="preserve">    }</w:t>
+          <w:color w:val="000000"/>
+          <w:sz w:val="28"/>
+          <w:szCs w:val="28"/>
+          <w:highlight w:val="white"/>
+          <w:lang w:val="en-US"/>
+        </w:rPr>
+      </w:pPr>
+      <w:r>
+        <w:rPr>
+          <w:color w:val="000000"/>
+          <w:sz w:val="28"/>
+          <w:szCs w:val="28"/>
+          <w:highlight w:val="white"/>
+          <w:lang w:val="en-US"/>
+        </w:rPr>
+        <w:lastRenderedPageBreak/>
+        <w:t xml:space="preserve">    </w:t>
+      </w:r>
+      <w:r>
+        <w:rPr>
+          <w:color w:val="0000FF"/>
+          <w:sz w:val="28"/>
+          <w:szCs w:val="28"/>
+          <w:highlight w:val="white"/>
+          <w:lang w:val="en-US"/>
+        </w:rPr>
+        <w:t>public</w:t>
+      </w:r>
+      <w:r>
+        <w:rPr>
+          <w:color w:val="000000"/>
+          <w:sz w:val="28"/>
+          <w:szCs w:val="28"/>
+          <w:highlight w:val="white"/>
+          <w:lang w:val="en-US"/>
+        </w:rPr>
+        <w:t xml:space="preserve"> </w:t>
+      </w:r>
+      <w:r>
+        <w:rPr>
+          <w:color w:val="0000FF"/>
+          <w:sz w:val="28"/>
+          <w:szCs w:val="28"/>
+          <w:highlight w:val="white"/>
+          <w:lang w:val="en-US"/>
+        </w:rPr>
+        <w:t>void</w:t>
+      </w:r>
+      <w:r>
+        <w:rPr>
+          <w:color w:val="000000"/>
+          <w:sz w:val="28"/>
+          <w:szCs w:val="28"/>
+          <w:highlight w:val="white"/>
+          <w:lang w:val="en-US"/>
+        </w:rPr>
+        <w:t xml:space="preserve"> </w:t>
+      </w:r>
+      <w:proofErr w:type="spellStart"/>
+      <w:proofErr w:type="gramStart"/>
+      <w:r>
+        <w:rPr>
+          <w:color w:val="000000"/>
+          <w:sz w:val="28"/>
+          <w:szCs w:val="28"/>
+          <w:highlight w:val="white"/>
+          <w:lang w:val="en-US"/>
+        </w:rPr>
+        <w:t>DisplayFields</w:t>
+      </w:r>
+      <w:proofErr w:type="spellEnd"/>
+      <w:r>
+        <w:rPr>
+          <w:color w:val="000000"/>
+          <w:sz w:val="28"/>
+          <w:szCs w:val="28"/>
+          <w:highlight w:val="white"/>
+          <w:lang w:val="en-US"/>
+        </w:rPr>
+        <w:t>(</w:t>
+      </w:r>
+      <w:proofErr w:type="gramEnd"/>
+      <w:r>
+        <w:rPr>
+          <w:color w:val="000000"/>
+          <w:sz w:val="28"/>
+          <w:szCs w:val="28"/>
+          <w:highlight w:val="white"/>
+          <w:lang w:val="en-US"/>
+        </w:rPr>
+        <w:t>)</w:t>
       </w:r>
     </w:p>
     <w:p>
@@ -2175,24 +1876,22 @@
         <w:adjustRightInd w:val="0"/>
         <w:ind w:left="567"/>
         <w:rPr>
-          <w:rFonts w:ascii="Cascadia Mono" w:hAnsi="Cascadia Mono" w:cs="Cascadia Mono"/>
-          <w:color w:val="000000"/>
-          <w:sz w:val="19"/>
-          <w:szCs w:val="19"/>
-          <w:highlight w:val="white"/>
-          <w:lang w:val="en-US"/>
-        </w:rPr>
-      </w:pPr>
-      <w:r>
-        <w:rPr>
-          <w:rFonts w:ascii="Cascadia Mono" w:hAnsi="Cascadia Mono" w:cs="Cascadia Mono"/>
-          <w:color w:val="000000"/>
-          <w:sz w:val="19"/>
-          <w:szCs w:val="19"/>
-          <w:highlight w:val="white"/>
-          <w:lang w:val="en-US"/>
-        </w:rPr>
-        <w:t>}</w:t>
+          <w:color w:val="000000"/>
+          <w:sz w:val="28"/>
+          <w:szCs w:val="28"/>
+          <w:highlight w:val="white"/>
+          <w:lang w:val="en-US"/>
+        </w:rPr>
+      </w:pPr>
+      <w:r>
+        <w:rPr>
+          <w:color w:val="000000"/>
+          <w:sz w:val="28"/>
+          <w:szCs w:val="28"/>
+          <w:highlight w:val="white"/>
+          <w:lang w:val="en-US"/>
+        </w:rPr>
+        <w:t xml:space="preserve">    {</w:t>
       </w:r>
     </w:p>
     <w:p>
@@ -2202,14 +1901,115 @@
         <w:adjustRightInd w:val="0"/>
         <w:ind w:left="567"/>
         <w:rPr>
-          <w:rFonts w:ascii="Cascadia Mono" w:hAnsi="Cascadia Mono" w:cs="Cascadia Mono"/>
-          <w:color w:val="000000"/>
-          <w:sz w:val="19"/>
-          <w:szCs w:val="19"/>
-          <w:highlight w:val="white"/>
-          <w:lang w:val="en-US"/>
-        </w:rPr>
-      </w:pPr>
+          <w:color w:val="000000"/>
+          <w:sz w:val="28"/>
+          <w:szCs w:val="28"/>
+          <w:highlight w:val="white"/>
+          <w:lang w:val="en-US"/>
+        </w:rPr>
+      </w:pPr>
+      <w:r>
+        <w:rPr>
+          <w:color w:val="000000"/>
+          <w:sz w:val="28"/>
+          <w:szCs w:val="28"/>
+          <w:highlight w:val="white"/>
+          <w:lang w:val="en-US"/>
+        </w:rPr>
+        <w:t xml:space="preserve">        </w:t>
+      </w:r>
+      <w:proofErr w:type="spellStart"/>
+      <w:r>
+        <w:rPr>
+          <w:color w:val="2B91AF"/>
+          <w:sz w:val="28"/>
+          <w:szCs w:val="28"/>
+          <w:highlight w:val="white"/>
+          <w:lang w:val="en-US"/>
+        </w:rPr>
+        <w:t>Console</w:t>
+      </w:r>
+      <w:r>
+        <w:rPr>
+          <w:color w:val="000000"/>
+          <w:sz w:val="28"/>
+          <w:szCs w:val="28"/>
+          <w:highlight w:val="white"/>
+          <w:lang w:val="en-US"/>
+        </w:rPr>
+        <w:t>.WriteLine</w:t>
+      </w:r>
+      <w:proofErr w:type="spellEnd"/>
+      <w:r>
+        <w:rPr>
+          <w:color w:val="000000"/>
+          <w:sz w:val="28"/>
+          <w:szCs w:val="28"/>
+          <w:highlight w:val="white"/>
+          <w:lang w:val="en-US"/>
+        </w:rPr>
+        <w:t>(</w:t>
+      </w:r>
+      <w:r>
+        <w:rPr>
+          <w:color w:val="A31515"/>
+          <w:sz w:val="28"/>
+          <w:szCs w:val="28"/>
+          <w:highlight w:val="white"/>
+          <w:lang w:val="en-US"/>
+        </w:rPr>
+        <w:t xml:space="preserve">$"a = </w:t>
+      </w:r>
+      <w:r>
+        <w:rPr>
+          <w:color w:val="000000"/>
+          <w:sz w:val="28"/>
+          <w:szCs w:val="28"/>
+          <w:highlight w:val="white"/>
+          <w:lang w:val="en-US"/>
+        </w:rPr>
+        <w:t>{a}</w:t>
+      </w:r>
+      <w:r>
+        <w:rPr>
+          <w:color w:val="A31515"/>
+          <w:sz w:val="28"/>
+          <w:szCs w:val="28"/>
+          <w:highlight w:val="white"/>
+          <w:lang w:val="en-US"/>
+        </w:rPr>
+        <w:t xml:space="preserve">, b = </w:t>
+      </w:r>
+      <w:r>
+        <w:rPr>
+          <w:color w:val="000000"/>
+          <w:sz w:val="28"/>
+          <w:szCs w:val="28"/>
+          <w:highlight w:val="white"/>
+          <w:lang w:val="en-US"/>
+        </w:rPr>
+        <w:t>{b}</w:t>
+      </w:r>
+      <w:r>
+        <w:rPr>
+          <w:color w:val="A31515"/>
+          <w:sz w:val="28"/>
+          <w:szCs w:val="28"/>
+          <w:highlight w:val="white"/>
+          <w:lang w:val="en-US"/>
+        </w:rPr>
+        <w:t>"</w:t>
+      </w:r>
+      <w:r>
+        <w:rPr>
+          <w:color w:val="000000"/>
+          <w:sz w:val="28"/>
+          <w:szCs w:val="28"/>
+          <w:highlight w:val="white"/>
+          <w:lang w:val="en-US"/>
+        </w:rPr>
+        <w:t>);</w:t>
+      </w:r>
     </w:p>
     <w:p>
       <w:pPr>
@@ -2218,46 +2018,22 @@
         <w:adjustRightInd w:val="0"/>
         <w:ind w:left="567"/>
         <w:rPr>
-          <w:rFonts w:ascii="Cascadia Mono" w:hAnsi="Cascadia Mono" w:cs="Cascadia Mono"/>
-          <w:color w:val="000000"/>
-          <w:sz w:val="19"/>
-          <w:szCs w:val="19"/>
-          <w:highlight w:val="white"/>
-          <w:lang w:val="en-US"/>
-        </w:rPr>
-      </w:pPr>
-      <w:r>
-        <w:rPr>
-          <w:rFonts w:ascii="Cascadia Mono" w:hAnsi="Cascadia Mono" w:cs="Cascadia Mono"/>
-          <w:color w:val="0000FF"/>
-          <w:sz w:val="19"/>
-          <w:szCs w:val="19"/>
-          <w:highlight w:val="white"/>
-          <w:lang w:val="en-US"/>
-        </w:rPr>
-        <w:t>class</w:t>
-      </w:r>
-      <w:r>
-        <w:rPr>
-          <w:rFonts w:ascii="Cascadia Mono" w:hAnsi="Cascadia Mono" w:cs="Cascadia Mono"/>
-          <w:color w:val="000000"/>
-          <w:sz w:val="19"/>
-          <w:szCs w:val="19"/>
-          <w:highlight w:val="white"/>
-          <w:lang w:val="en-US"/>
-        </w:rPr>
-        <w:t xml:space="preserve"> </w:t>
-      </w:r>
-      <w:r>
-        <w:rPr>
-          <w:rFonts w:ascii="Cascadia Mono" w:hAnsi="Cascadia Mono" w:cs="Cascadia Mono"/>
-          <w:color w:val="2B91AF"/>
-          <w:sz w:val="19"/>
-          <w:szCs w:val="19"/>
-          <w:highlight w:val="white"/>
-          <w:lang w:val="en-US"/>
-        </w:rPr>
-        <w:t>Program</w:t>
+          <w:color w:val="000000"/>
+          <w:sz w:val="28"/>
+          <w:szCs w:val="28"/>
+          <w:highlight w:val="white"/>
+          <w:lang w:val="en-US"/>
+        </w:rPr>
+      </w:pPr>
+      <w:r>
+        <w:rPr>
+          <w:color w:val="000000"/>
+          <w:sz w:val="28"/>
+          <w:szCs w:val="28"/>
+          <w:highlight w:val="white"/>
+          <w:lang w:val="en-US"/>
+        </w:rPr>
+        <w:t xml:space="preserve">    }</w:t>
       </w:r>
     </w:p>
     <w:p>
@@ -2267,24 +2043,22 @@
         <w:adjustRightInd w:val="0"/>
         <w:ind w:left="567"/>
         <w:rPr>
-          <w:rFonts w:ascii="Cascadia Mono" w:hAnsi="Cascadia Mono" w:cs="Cascadia Mono"/>
-          <w:color w:val="000000"/>
-          <w:sz w:val="19"/>
-          <w:szCs w:val="19"/>
-          <w:highlight w:val="white"/>
-          <w:lang w:val="en-US"/>
-        </w:rPr>
-      </w:pPr>
-      <w:r>
-        <w:rPr>
-          <w:rFonts w:ascii="Cascadia Mono" w:hAnsi="Cascadia Mono" w:cs="Cascadia Mono"/>
-          <w:color w:val="000000"/>
-          <w:sz w:val="19"/>
-          <w:szCs w:val="19"/>
-          <w:highlight w:val="white"/>
-          <w:lang w:val="en-US"/>
-        </w:rPr>
-        <w:t>{</w:t>
+          <w:color w:val="000000"/>
+          <w:sz w:val="28"/>
+          <w:szCs w:val="28"/>
+          <w:highlight w:val="white"/>
+          <w:lang w:val="en-US"/>
+        </w:rPr>
+      </w:pPr>
+      <w:r>
+        <w:rPr>
+          <w:color w:val="000000"/>
+          <w:sz w:val="28"/>
+          <w:szCs w:val="28"/>
+          <w:highlight w:val="white"/>
+          <w:lang w:val="en-US"/>
+        </w:rPr>
+        <w:t>}</w:t>
       </w:r>
     </w:p>
     <w:p>
@@ -2294,128 +2068,13 @@
         <w:adjustRightInd w:val="0"/>
         <w:ind w:left="567"/>
         <w:rPr>
-          <w:rFonts w:ascii="Cascadia Mono" w:hAnsi="Cascadia Mono" w:cs="Cascadia Mono"/>
-          <w:color w:val="000000"/>
-          <w:sz w:val="19"/>
-          <w:szCs w:val="19"/>
-          <w:highlight w:val="white"/>
-          <w:lang w:val="en-US"/>
-        </w:rPr>
-      </w:pPr>
-      <w:r>
-        <w:rPr>
-          <w:rFonts w:ascii="Cascadia Mono" w:hAnsi="Cascadia Mono" w:cs="Cascadia Mono"/>
-          <w:color w:val="000000"/>
-          <w:sz w:val="19"/>
-          <w:szCs w:val="19"/>
-          <w:highlight w:val="white"/>
-          <w:lang w:val="en-US"/>
-        </w:rPr>
-        <w:t xml:space="preserve">    </w:t>
-      </w:r>
-      <w:r>
-        <w:rPr>
-          <w:rFonts w:ascii="Cascadia Mono" w:hAnsi="Cascadia Mono" w:cs="Cascadia Mono"/>
-          <w:color w:val="0000FF"/>
-          <w:sz w:val="19"/>
-          <w:szCs w:val="19"/>
-          <w:highlight w:val="white"/>
-          <w:lang w:val="en-US"/>
-        </w:rPr>
-        <w:t>static</w:t>
-      </w:r>
-      <w:r>
-        <w:rPr>
-          <w:rFonts w:ascii="Cascadia Mono" w:hAnsi="Cascadia Mono" w:cs="Cascadia Mono"/>
-          <w:color w:val="000000"/>
-          <w:sz w:val="19"/>
-          <w:szCs w:val="19"/>
-          <w:highlight w:val="white"/>
-          <w:lang w:val="en-US"/>
-        </w:rPr>
-        <w:t xml:space="preserve"> </w:t>
-      </w:r>
-      <w:r>
-        <w:rPr>
-          <w:rFonts w:ascii="Cascadia Mono" w:hAnsi="Cascadia Mono" w:cs="Cascadia Mono"/>
-          <w:color w:val="0000FF"/>
-          <w:sz w:val="19"/>
-          <w:szCs w:val="19"/>
-          <w:highlight w:val="white"/>
-          <w:lang w:val="en-US"/>
-        </w:rPr>
-        <w:t>void</w:t>
-      </w:r>
-      <w:r>
-        <w:rPr>
-          <w:rFonts w:ascii="Cascadia Mono" w:hAnsi="Cascadia Mono" w:cs="Cascadia Mono"/>
-          <w:color w:val="000000"/>
-          <w:sz w:val="19"/>
-          <w:szCs w:val="19"/>
-          <w:highlight w:val="white"/>
-          <w:lang w:val="en-US"/>
-        </w:rPr>
-        <w:t xml:space="preserve"> Main(</w:t>
-      </w:r>
-      <w:proofErr w:type="gramStart"/>
-      <w:r>
-        <w:rPr>
-          <w:rFonts w:ascii="Cascadia Mono" w:hAnsi="Cascadia Mono" w:cs="Cascadia Mono"/>
-          <w:color w:val="0000FF"/>
-          <w:sz w:val="19"/>
-          <w:szCs w:val="19"/>
-          <w:highlight w:val="white"/>
-          <w:lang w:val="en-US"/>
-        </w:rPr>
-        <w:t>string</w:t>
-      </w:r>
-      <w:r>
-        <w:rPr>
-          <w:rFonts w:ascii="Cascadia Mono" w:hAnsi="Cascadia Mono" w:cs="Cascadia Mono"/>
-          <w:color w:val="000000"/>
-          <w:sz w:val="19"/>
-          <w:szCs w:val="19"/>
-          <w:highlight w:val="white"/>
-          <w:lang w:val="en-US"/>
-        </w:rPr>
-        <w:t>[</w:t>
-      </w:r>
-      <w:proofErr w:type="gramEnd"/>
-      <w:r>
-        <w:rPr>
-          <w:rFonts w:ascii="Cascadia Mono" w:hAnsi="Cascadia Mono" w:cs="Cascadia Mono"/>
-          <w:color w:val="000000"/>
-          <w:sz w:val="19"/>
-          <w:szCs w:val="19"/>
-          <w:highlight w:val="white"/>
-          <w:lang w:val="en-US"/>
-        </w:rPr>
-        <w:t xml:space="preserve">] </w:t>
-      </w:r>
-      <w:proofErr w:type="spellStart"/>
-      <w:r>
-        <w:rPr>
-          <w:rFonts w:ascii="Cascadia Mono" w:hAnsi="Cascadia Mono" w:cs="Cascadia Mono"/>
-          <w:color w:val="000000"/>
-          <w:sz w:val="19"/>
-          <w:szCs w:val="19"/>
-          <w:highlight w:val="white"/>
-          <w:lang w:val="en-US"/>
-        </w:rPr>
-        <w:t>args</w:t>
-      </w:r>
-      <w:proofErr w:type="spellEnd"/>
-      <w:r>
-        <w:rPr>
-          <w:rFonts w:ascii="Cascadia Mono" w:hAnsi="Cascadia Mono" w:cs="Cascadia Mono"/>
-          <w:color w:val="000000"/>
-          <w:sz w:val="19"/>
-          <w:szCs w:val="19"/>
-          <w:highlight w:val="white"/>
-          <w:lang w:val="en-US"/>
-        </w:rPr>
-        <w:t>)</w:t>
-      </w:r>
+          <w:color w:val="000000"/>
+          <w:sz w:val="28"/>
+          <w:szCs w:val="28"/>
+          <w:highlight w:val="white"/>
+          <w:lang w:val="en-US"/>
+        </w:rPr>
+      </w:pPr>
     </w:p>
     <w:p>
       <w:pPr>
@@ -2424,24 +2083,42 @@
         <w:adjustRightInd w:val="0"/>
         <w:ind w:left="567"/>
         <w:rPr>
-          <w:rFonts w:ascii="Cascadia Mono" w:hAnsi="Cascadia Mono" w:cs="Cascadia Mono"/>
-          <w:color w:val="000000"/>
-          <w:sz w:val="19"/>
-          <w:szCs w:val="19"/>
-          <w:highlight w:val="white"/>
-          <w:lang w:val="en-US"/>
-        </w:rPr>
-      </w:pPr>
-      <w:r>
-        <w:rPr>
-          <w:rFonts w:ascii="Cascadia Mono" w:hAnsi="Cascadia Mono" w:cs="Cascadia Mono"/>
-          <w:color w:val="000000"/>
-          <w:sz w:val="19"/>
-          <w:szCs w:val="19"/>
-          <w:highlight w:val="white"/>
-          <w:lang w:val="en-US"/>
-        </w:rPr>
-        <w:t xml:space="preserve">    {</w:t>
+          <w:color w:val="000000"/>
+          <w:sz w:val="28"/>
+          <w:szCs w:val="28"/>
+          <w:highlight w:val="white"/>
+          <w:lang w:val="en-US"/>
+        </w:rPr>
+      </w:pPr>
+      <w:r>
+        <w:rPr>
+          <w:color w:val="0000FF"/>
+          <w:sz w:val="28"/>
+          <w:szCs w:val="28"/>
+          <w:highlight w:val="white"/>
+          <w:lang w:val="en-US"/>
+        </w:rPr>
+        <w:t>class</w:t>
+      </w:r>
+      <w:r>
+        <w:rPr>
+          <w:color w:val="000000"/>
+          <w:sz w:val="28"/>
+          <w:szCs w:val="28"/>
+          <w:highlight w:val="white"/>
+          <w:lang w:val="en-US"/>
+        </w:rPr>
+        <w:t xml:space="preserve"> </w:t>
+      </w:r>
+      <w:r>
+        <w:rPr>
+          <w:color w:val="2B91AF"/>
+          <w:sz w:val="28"/>
+          <w:szCs w:val="28"/>
+          <w:highlight w:val="white"/>
+          <w:lang w:val="en-US"/>
+        </w:rPr>
+        <w:t>Program</w:t>
       </w:r>
     </w:p>
     <w:p>
@@ -2451,35 +2128,22 @@
         <w:adjustRightInd w:val="0"/>
         <w:ind w:left="567"/>
         <w:rPr>
-          <w:rFonts w:ascii="Cascadia Mono" w:hAnsi="Cascadia Mono" w:cs="Cascadia Mono"/>
-          <w:color w:val="000000"/>
-          <w:sz w:val="19"/>
-          <w:szCs w:val="19"/>
-          <w:highlight w:val="white"/>
-          <w:lang w:val="en-US"/>
-        </w:rPr>
-      </w:pPr>
-      <w:r>
-        <w:rPr>
-          <w:rFonts w:ascii="Cascadia Mono" w:hAnsi="Cascadia Mono" w:cs="Cascadia Mono"/>
-          <w:color w:val="000000"/>
-          <w:sz w:val="19"/>
-          <w:szCs w:val="19"/>
-          <w:highlight w:val="white"/>
-          <w:lang w:val="en-US"/>
-        </w:rPr>
-        <w:t xml:space="preserve">        </w:t>
-      </w:r>
-      <w:r>
-        <w:rPr>
-          <w:rFonts w:ascii="Cascadia Mono" w:hAnsi="Cascadia Mono" w:cs="Cascadia Mono"/>
-          <w:color w:val="0000FF"/>
-          <w:sz w:val="19"/>
-          <w:szCs w:val="19"/>
-          <w:highlight w:val="white"/>
-          <w:lang w:val="en-US"/>
-        </w:rPr>
-        <w:t>try</w:t>
+          <w:color w:val="000000"/>
+          <w:sz w:val="28"/>
+          <w:szCs w:val="28"/>
+          <w:highlight w:val="white"/>
+          <w:lang w:val="en-US"/>
+        </w:rPr>
+      </w:pPr>
+      <w:r>
+        <w:rPr>
+          <w:color w:val="000000"/>
+          <w:sz w:val="28"/>
+          <w:szCs w:val="28"/>
+          <w:highlight w:val="white"/>
+          <w:lang w:val="en-US"/>
+        </w:rPr>
+        <w:t>{</w:t>
       </w:r>
     </w:p>
     <w:p>
@@ -2489,24 +2153,116 @@
         <w:adjustRightInd w:val="0"/>
         <w:ind w:left="567"/>
         <w:rPr>
-          <w:rFonts w:ascii="Cascadia Mono" w:hAnsi="Cascadia Mono" w:cs="Cascadia Mono"/>
-          <w:color w:val="000000"/>
-          <w:sz w:val="19"/>
-          <w:szCs w:val="19"/>
-          <w:highlight w:val="white"/>
-          <w:lang w:val="en-US"/>
-        </w:rPr>
-      </w:pPr>
-      <w:r>
-        <w:rPr>
-          <w:rFonts w:ascii="Cascadia Mono" w:hAnsi="Cascadia Mono" w:cs="Cascadia Mono"/>
-          <w:color w:val="000000"/>
-          <w:sz w:val="19"/>
-          <w:szCs w:val="19"/>
-          <w:highlight w:val="white"/>
-          <w:lang w:val="en-US"/>
-        </w:rPr>
-        <w:t xml:space="preserve">        {</w:t>
+          <w:color w:val="000000"/>
+          <w:sz w:val="28"/>
+          <w:szCs w:val="28"/>
+          <w:highlight w:val="white"/>
+          <w:lang w:val="en-US"/>
+        </w:rPr>
+      </w:pPr>
+      <w:r>
+        <w:rPr>
+          <w:color w:val="000000"/>
+          <w:sz w:val="28"/>
+          <w:szCs w:val="28"/>
+          <w:highlight w:val="white"/>
+          <w:lang w:val="en-US"/>
+        </w:rPr>
+        <w:t xml:space="preserve">    </w:t>
+      </w:r>
+      <w:r>
+        <w:rPr>
+          <w:color w:val="0000FF"/>
+          <w:sz w:val="28"/>
+          <w:szCs w:val="28"/>
+          <w:highlight w:val="white"/>
+          <w:lang w:val="en-US"/>
+        </w:rPr>
+        <w:t>static</w:t>
+      </w:r>
+      <w:r>
+        <w:rPr>
+          <w:color w:val="000000"/>
+          <w:sz w:val="28"/>
+          <w:szCs w:val="28"/>
+          <w:highlight w:val="white"/>
+          <w:lang w:val="en-US"/>
+        </w:rPr>
+        <w:t xml:space="preserve"> </w:t>
+      </w:r>
+      <w:r>
+        <w:rPr>
+          <w:color w:val="0000FF"/>
+          <w:sz w:val="28"/>
+          <w:szCs w:val="28"/>
+          <w:highlight w:val="white"/>
+          <w:lang w:val="en-US"/>
+        </w:rPr>
+        <w:t>void</w:t>
+      </w:r>
+      <w:r>
+        <w:rPr>
+          <w:color w:val="000000"/>
+          <w:sz w:val="28"/>
+          <w:szCs w:val="28"/>
+          <w:highlight w:val="white"/>
+          <w:lang w:val="en-US"/>
+        </w:rPr>
+        <w:t xml:space="preserve"> Main(</w:t>
+      </w:r>
+      <w:proofErr w:type="gramStart"/>
+      <w:r>
+        <w:rPr>
+          <w:color w:val="0000FF"/>
+          <w:sz w:val="28"/>
+          <w:szCs w:val="28"/>
+          <w:highlight w:val="white"/>
+          <w:lang w:val="en-US"/>
+        </w:rPr>
+        <w:t>string</w:t>
+      </w:r>
+      <w:r>
+        <w:rPr>
+          <w:color w:val="000000"/>
+          <w:sz w:val="28"/>
+          <w:szCs w:val="28"/>
+          <w:highlight w:val="white"/>
+          <w:lang w:val="en-US"/>
+        </w:rPr>
+        <w:t>[</w:t>
+      </w:r>
+      <w:proofErr w:type="gramEnd"/>
+      <w:r>
+        <w:rPr>
+          <w:color w:val="000000"/>
+          <w:sz w:val="28"/>
+          <w:szCs w:val="28"/>
+          <w:highlight w:val="white"/>
+          <w:lang w:val="en-US"/>
+        </w:rPr>
+        <w:t xml:space="preserve">] </w:t>
+      </w:r>
+      <w:proofErr w:type="spellStart"/>
+      <w:r>
+        <w:rPr>
+          <w:color w:val="000000"/>
+          <w:sz w:val="28"/>
+          <w:szCs w:val="28"/>
+          <w:highlight w:val="white"/>
+          <w:lang w:val="en-US"/>
+        </w:rPr>
+        <w:t>args</w:t>
+      </w:r>
+      <w:proofErr w:type="spellEnd"/>
+      <w:r>
+        <w:rPr>
+          <w:color w:val="000000"/>
+          <w:sz w:val="28"/>
+          <w:szCs w:val="28"/>
+          <w:highlight w:val="white"/>
+          <w:lang w:val="en-US"/>
+        </w:rPr>
+        <w:t>)</w:t>
       </w:r>
     </w:p>
     <w:p>
@@ -2516,103 +2272,22 @@
         <w:adjustRightInd w:val="0"/>
         <w:ind w:left="567"/>
         <w:rPr>
-          <w:rFonts w:ascii="Cascadia Mono" w:hAnsi="Cascadia Mono" w:cs="Cascadia Mono"/>
-          <w:color w:val="000000"/>
-          <w:sz w:val="19"/>
-          <w:szCs w:val="19"/>
-          <w:highlight w:val="white"/>
-          <w:lang w:val="en-US"/>
-        </w:rPr>
-      </w:pPr>
-      <w:r>
-        <w:rPr>
-          <w:rFonts w:ascii="Cascadia Mono" w:hAnsi="Cascadia Mono" w:cs="Cascadia Mono"/>
-          <w:color w:val="000000"/>
-          <w:sz w:val="19"/>
-          <w:szCs w:val="19"/>
-          <w:highlight w:val="white"/>
-          <w:lang w:val="en-US"/>
-        </w:rPr>
-        <w:t xml:space="preserve">            </w:t>
-      </w:r>
-      <w:r>
-        <w:rPr>
-          <w:rFonts w:ascii="Cascadia Mono" w:hAnsi="Cascadia Mono" w:cs="Cascadia Mono"/>
-          <w:color w:val="2B91AF"/>
-          <w:sz w:val="19"/>
-          <w:szCs w:val="19"/>
-          <w:highlight w:val="white"/>
-          <w:lang w:val="en-US"/>
-        </w:rPr>
-        <w:t>A</w:t>
-      </w:r>
-      <w:r>
-        <w:rPr>
-          <w:rFonts w:ascii="Cascadia Mono" w:hAnsi="Cascadia Mono" w:cs="Cascadia Mono"/>
-          <w:color w:val="000000"/>
-          <w:sz w:val="19"/>
-          <w:szCs w:val="19"/>
-          <w:highlight w:val="white"/>
-          <w:lang w:val="en-US"/>
-        </w:rPr>
-        <w:t xml:space="preserve"> obj = </w:t>
-      </w:r>
-      <w:r>
-        <w:rPr>
-          <w:rFonts w:ascii="Cascadia Mono" w:hAnsi="Cascadia Mono" w:cs="Cascadia Mono"/>
-          <w:color w:val="0000FF"/>
-          <w:sz w:val="19"/>
-          <w:szCs w:val="19"/>
-          <w:highlight w:val="white"/>
-          <w:lang w:val="en-US"/>
-        </w:rPr>
-        <w:t>new</w:t>
-      </w:r>
-      <w:r>
-        <w:rPr>
-          <w:rFonts w:ascii="Cascadia Mono" w:hAnsi="Cascadia Mono" w:cs="Cascadia Mono"/>
-          <w:color w:val="000000"/>
-          <w:sz w:val="19"/>
-          <w:szCs w:val="19"/>
-          <w:highlight w:val="white"/>
-          <w:lang w:val="en-US"/>
-        </w:rPr>
-        <w:t xml:space="preserve"> </w:t>
-      </w:r>
-      <w:proofErr w:type="gramStart"/>
-      <w:r>
-        <w:rPr>
-          <w:rFonts w:ascii="Cascadia Mono" w:hAnsi="Cascadia Mono" w:cs="Cascadia Mono"/>
-          <w:color w:val="2B91AF"/>
-          <w:sz w:val="19"/>
-          <w:szCs w:val="19"/>
-          <w:highlight w:val="white"/>
-          <w:lang w:val="en-US"/>
-        </w:rPr>
-        <w:t>A</w:t>
-      </w:r>
-      <w:r>
-        <w:rPr>
-          <w:rFonts w:ascii="Cascadia Mono" w:hAnsi="Cascadia Mono" w:cs="Cascadia Mono"/>
-          <w:color w:val="000000"/>
-          <w:sz w:val="19"/>
-          <w:szCs w:val="19"/>
-          <w:highlight w:val="white"/>
-          <w:lang w:val="en-US"/>
-        </w:rPr>
-        <w:t>(</w:t>
-      </w:r>
-      <w:proofErr w:type="gramEnd"/>
-      <w:r>
-        <w:rPr>
-          <w:rFonts w:ascii="Cascadia Mono" w:hAnsi="Cascadia Mono" w:cs="Cascadia Mono"/>
-          <w:color w:val="000000"/>
-          <w:sz w:val="19"/>
-          <w:szCs w:val="19"/>
-          <w:highlight w:val="white"/>
-          <w:lang w:val="en-US"/>
-        </w:rPr>
-        <w:t>2, 4);</w:t>
+          <w:color w:val="000000"/>
+          <w:sz w:val="28"/>
+          <w:szCs w:val="28"/>
+          <w:highlight w:val="white"/>
+          <w:lang w:val="en-US"/>
+        </w:rPr>
+      </w:pPr>
+      <w:r>
+        <w:rPr>
+          <w:color w:val="000000"/>
+          <w:sz w:val="28"/>
+          <w:szCs w:val="28"/>
+          <w:highlight w:val="white"/>
+          <w:lang w:val="en-US"/>
+        </w:rPr>
+        <w:t xml:space="preserve">    {</w:t>
       </w:r>
     </w:p>
     <w:p>
@@ -2622,50 +2297,32 @@
         <w:adjustRightInd w:val="0"/>
         <w:ind w:left="567"/>
         <w:rPr>
-          <w:rFonts w:ascii="Cascadia Mono" w:hAnsi="Cascadia Mono" w:cs="Cascadia Mono"/>
-          <w:color w:val="000000"/>
-          <w:sz w:val="19"/>
-          <w:szCs w:val="19"/>
-          <w:highlight w:val="white"/>
-          <w:lang w:val="en-US"/>
-        </w:rPr>
-      </w:pPr>
-      <w:r>
-        <w:rPr>
-          <w:rFonts w:ascii="Cascadia Mono" w:hAnsi="Cascadia Mono" w:cs="Cascadia Mono"/>
-          <w:color w:val="000000"/>
-          <w:sz w:val="19"/>
-          <w:szCs w:val="19"/>
-          <w:highlight w:val="white"/>
-          <w:lang w:val="en-US"/>
-        </w:rPr>
-        <w:t xml:space="preserve">            </w:t>
-      </w:r>
-      <w:proofErr w:type="spellStart"/>
-      <w:proofErr w:type="gramStart"/>
-      <w:r>
-        <w:rPr>
-          <w:rFonts w:ascii="Cascadia Mono" w:hAnsi="Cascadia Mono" w:cs="Cascadia Mono"/>
-          <w:color w:val="000000"/>
-          <w:sz w:val="19"/>
-          <w:szCs w:val="19"/>
-          <w:highlight w:val="white"/>
-          <w:lang w:val="en-US"/>
-        </w:rPr>
-        <w:t>obj.DisplayFields</w:t>
-      </w:r>
-      <w:proofErr w:type="spellEnd"/>
-      <w:proofErr w:type="gramEnd"/>
-      <w:r>
-        <w:rPr>
-          <w:rFonts w:ascii="Cascadia Mono" w:hAnsi="Cascadia Mono" w:cs="Cascadia Mono"/>
-          <w:color w:val="000000"/>
-          <w:sz w:val="19"/>
-          <w:szCs w:val="19"/>
-          <w:highlight w:val="white"/>
-          <w:lang w:val="en-US"/>
-        </w:rPr>
-        <w:t>();</w:t>
+          <w:color w:val="000000"/>
+          <w:sz w:val="28"/>
+          <w:szCs w:val="28"/>
+          <w:highlight w:val="white"/>
+          <w:lang w:val="en-US"/>
+        </w:rPr>
+      </w:pPr>
+      <w:r>
+        <w:rPr>
+          <w:color w:val="000000"/>
+          <w:sz w:val="28"/>
+          <w:szCs w:val="28"/>
+          <w:highlight w:val="white"/>
+          <w:lang w:val="en-US"/>
+        </w:rPr>
+        <w:t xml:space="preserve">        </w:t>
+      </w:r>
+      <w:r>
+        <w:rPr>
+          <w:color w:val="0000FF"/>
+          <w:sz w:val="28"/>
+          <w:szCs w:val="28"/>
+          <w:highlight w:val="white"/>
+          <w:lang w:val="en-US"/>
+        </w:rPr>
+        <w:t>try</w:t>
       </w:r>
     </w:p>
     <w:p>
@@ -2675,14 +2332,23 @@
         <w:adjustRightInd w:val="0"/>
         <w:ind w:left="567"/>
         <w:rPr>
-          <w:rFonts w:ascii="Cascadia Mono" w:hAnsi="Cascadia Mono" w:cs="Cascadia Mono"/>
-          <w:color w:val="000000"/>
-          <w:sz w:val="19"/>
-          <w:szCs w:val="19"/>
-          <w:highlight w:val="white"/>
-          <w:lang w:val="en-US"/>
-        </w:rPr>
-      </w:pPr>
+          <w:color w:val="000000"/>
+          <w:sz w:val="28"/>
+          <w:szCs w:val="28"/>
+          <w:highlight w:val="white"/>
+          <w:lang w:val="en-US"/>
+        </w:rPr>
+      </w:pPr>
+      <w:r>
+        <w:rPr>
+          <w:color w:val="000000"/>
+          <w:sz w:val="28"/>
+          <w:szCs w:val="28"/>
+          <w:highlight w:val="white"/>
+          <w:lang w:val="en-US"/>
+        </w:rPr>
+        <w:t xml:space="preserve">        {</w:t>
+      </w:r>
     </w:p>
     <w:p>
       <w:pPr>
@@ -2691,14 +2357,95 @@
         <w:adjustRightInd w:val="0"/>
         <w:ind w:left="567"/>
         <w:rPr>
-          <w:rFonts w:ascii="Cascadia Mono" w:hAnsi="Cascadia Mono" w:cs="Cascadia Mono"/>
-          <w:color w:val="000000"/>
-          <w:sz w:val="19"/>
-          <w:szCs w:val="19"/>
-          <w:highlight w:val="white"/>
-          <w:lang w:val="en-US"/>
-        </w:rPr>
-      </w:pPr>
+          <w:color w:val="000000"/>
+          <w:sz w:val="28"/>
+          <w:szCs w:val="28"/>
+          <w:highlight w:val="white"/>
+          <w:lang w:val="en-US"/>
+        </w:rPr>
+      </w:pPr>
+      <w:r>
+        <w:rPr>
+          <w:color w:val="000000"/>
+          <w:sz w:val="28"/>
+          <w:szCs w:val="28"/>
+          <w:highlight w:val="white"/>
+          <w:lang w:val="en-US"/>
+        </w:rPr>
+        <w:t xml:space="preserve">            </w:t>
+      </w:r>
+      <w:r>
+        <w:rPr>
+          <w:color w:val="2B91AF"/>
+          <w:sz w:val="28"/>
+          <w:szCs w:val="28"/>
+          <w:highlight w:val="white"/>
+          <w:lang w:val="en-US"/>
+        </w:rPr>
+        <w:t>A</w:t>
+      </w:r>
+      <w:r>
+        <w:rPr>
+          <w:color w:val="000000"/>
+          <w:sz w:val="28"/>
+          <w:szCs w:val="28"/>
+          <w:highlight w:val="white"/>
+          <w:lang w:val="en-US"/>
+        </w:rPr>
+        <w:t xml:space="preserve"> obj = </w:t>
+      </w:r>
+      <w:r>
+        <w:rPr>
+          <w:color w:val="0000FF"/>
+          <w:sz w:val="28"/>
+          <w:szCs w:val="28"/>
+          <w:highlight w:val="white"/>
+          <w:lang w:val="en-US"/>
+        </w:rPr>
+        <w:t>new</w:t>
+      </w:r>
+      <w:r>
+        <w:rPr>
+          <w:color w:val="000000"/>
+          <w:sz w:val="28"/>
+          <w:szCs w:val="28"/>
+          <w:highlight w:val="white"/>
+          <w:lang w:val="en-US"/>
+        </w:rPr>
+        <w:t xml:space="preserve"> </w:t>
+      </w:r>
+      <w:proofErr w:type="gramStart"/>
+      <w:r>
+        <w:rPr>
+          <w:color w:val="2B91AF"/>
+          <w:sz w:val="28"/>
+          <w:szCs w:val="28"/>
+          <w:highlight w:val="white"/>
+          <w:lang w:val="en-US"/>
+        </w:rPr>
+        <w:t>A</w:t>
+      </w:r>
+      <w:r>
+        <w:rPr>
+          <w:color w:val="000000"/>
+          <w:sz w:val="28"/>
+          <w:szCs w:val="28"/>
+          <w:highlight w:val="white"/>
+          <w:lang w:val="en-US"/>
+        </w:rPr>
+        <w:t>(</w:t>
+      </w:r>
+      <w:proofErr w:type="gramEnd"/>
+      <w:r>
+        <w:rPr>
+          <w:color w:val="000000"/>
+          <w:sz w:val="28"/>
+          <w:szCs w:val="28"/>
+          <w:highlight w:val="white"/>
+          <w:lang w:val="en-US"/>
+        </w:rPr>
+        <w:t>2, 4);</w:t>
+      </w:r>
     </w:p>
     <w:p>
       <w:pPr>
@@ -2707,14 +2454,47 @@
         <w:adjustRightInd w:val="0"/>
         <w:ind w:left="567"/>
         <w:rPr>
-          <w:rFonts w:ascii="Cascadia Mono" w:hAnsi="Cascadia Mono" w:cs="Cascadia Mono"/>
-          <w:color w:val="000000"/>
-          <w:sz w:val="19"/>
-          <w:szCs w:val="19"/>
-          <w:highlight w:val="white"/>
-          <w:lang w:val="en-US"/>
-        </w:rPr>
-      </w:pPr>
+          <w:color w:val="000000"/>
+          <w:sz w:val="28"/>
+          <w:szCs w:val="28"/>
+          <w:highlight w:val="white"/>
+          <w:lang w:val="en-US"/>
+        </w:rPr>
+      </w:pPr>
+      <w:r>
+        <w:rPr>
+          <w:color w:val="000000"/>
+          <w:sz w:val="28"/>
+          <w:szCs w:val="28"/>
+          <w:highlight w:val="white"/>
+          <w:lang w:val="en-US"/>
+        </w:rPr>
+        <w:t xml:space="preserve">            </w:t>
+      </w:r>
+      <w:proofErr w:type="spellStart"/>
+      <w:proofErr w:type="gramStart"/>
+      <w:r>
+        <w:rPr>
+          <w:color w:val="000000"/>
+          <w:sz w:val="28"/>
+          <w:szCs w:val="28"/>
+          <w:highlight w:val="white"/>
+          <w:lang w:val="en-US"/>
+        </w:rPr>
+        <w:t>obj.DisplayFields</w:t>
+      </w:r>
+      <w:proofErr w:type="spellEnd"/>
+      <w:proofErr w:type="gramEnd"/>
+      <w:r>
+        <w:rPr>
+          <w:color w:val="000000"/>
+          <w:sz w:val="28"/>
+          <w:szCs w:val="28"/>
+          <w:highlight w:val="white"/>
+          <w:lang w:val="en-US"/>
+        </w:rPr>
+        <w:t>();</w:t>
+      </w:r>
     </w:p>
     <w:p>
       <w:pPr>
@@ -2723,14 +2503,157 @@
         <w:adjustRightInd w:val="0"/>
         <w:ind w:left="567"/>
         <w:rPr>
-          <w:rFonts w:ascii="Cascadia Mono" w:hAnsi="Cascadia Mono" w:cs="Cascadia Mono"/>
-          <w:color w:val="000000"/>
-          <w:sz w:val="19"/>
-          <w:szCs w:val="19"/>
-          <w:highlight w:val="white"/>
-          <w:lang w:val="en-US"/>
-        </w:rPr>
-      </w:pPr>
+          <w:color w:val="000000"/>
+          <w:sz w:val="28"/>
+          <w:szCs w:val="28"/>
+          <w:highlight w:val="white"/>
+          <w:lang w:val="en-US"/>
+        </w:rPr>
+      </w:pPr>
+      <w:r>
+        <w:rPr>
+          <w:color w:val="000000"/>
+          <w:sz w:val="28"/>
+          <w:szCs w:val="28"/>
+          <w:highlight w:val="white"/>
+          <w:lang w:val="en-US"/>
+        </w:rPr>
+        <w:t xml:space="preserve">            </w:t>
+      </w:r>
+      <w:proofErr w:type="spellStart"/>
+      <w:r>
+        <w:rPr>
+          <w:color w:val="2B91AF"/>
+          <w:sz w:val="28"/>
+          <w:szCs w:val="28"/>
+          <w:highlight w:val="white"/>
+          <w:lang w:val="en-US"/>
+        </w:rPr>
+        <w:t>Console</w:t>
+      </w:r>
+      <w:r>
+        <w:rPr>
+          <w:color w:val="000000"/>
+          <w:sz w:val="28"/>
+          <w:szCs w:val="28"/>
+          <w:highlight w:val="white"/>
+          <w:lang w:val="en-US"/>
+        </w:rPr>
+        <w:t>.WriteLine</w:t>
+      </w:r>
+      <w:proofErr w:type="spellEnd"/>
+      <w:r>
+        <w:rPr>
+          <w:color w:val="000000"/>
+          <w:sz w:val="28"/>
+          <w:szCs w:val="28"/>
+          <w:highlight w:val="white"/>
+          <w:lang w:val="en-US"/>
+        </w:rPr>
+        <w:t>(</w:t>
+      </w:r>
+      <w:r>
+        <w:rPr>
+          <w:color w:val="A31515"/>
+          <w:sz w:val="28"/>
+          <w:szCs w:val="28"/>
+          <w:highlight w:val="white"/>
+          <w:lang w:val="en-US"/>
+        </w:rPr>
+        <w:t>$"</w:t>
+      </w:r>
+      <w:r>
+        <w:rPr>
+          <w:color w:val="A31515"/>
+          <w:sz w:val="28"/>
+          <w:szCs w:val="28"/>
+          <w:highlight w:val="white"/>
+        </w:rPr>
+        <w:t>Результат</w:t>
+      </w:r>
+      <w:r>
+        <w:rPr>
+          <w:color w:val="A31515"/>
+          <w:sz w:val="28"/>
+          <w:szCs w:val="28"/>
+          <w:highlight w:val="white"/>
+          <w:lang w:val="en-US"/>
+        </w:rPr>
+        <w:t xml:space="preserve"> </w:t>
+      </w:r>
+      <w:r>
+        <w:rPr>
+          <w:color w:val="A31515"/>
+          <w:sz w:val="28"/>
+          <w:szCs w:val="28"/>
+          <w:highlight w:val="white"/>
+        </w:rPr>
+        <w:t>выражения</w:t>
+      </w:r>
+      <w:r>
+        <w:rPr>
+          <w:color w:val="A31515"/>
+          <w:sz w:val="28"/>
+          <w:szCs w:val="28"/>
+          <w:highlight w:val="white"/>
+          <w:lang w:val="en-US"/>
+        </w:rPr>
+        <w:t xml:space="preserve"> 1/a + 1/√b: </w:t>
+      </w:r>
+      <w:r>
+        <w:rPr>
+          <w:color w:val="000000"/>
+          <w:sz w:val="28"/>
+          <w:szCs w:val="28"/>
+          <w:highlight w:val="white"/>
+          <w:lang w:val="en-US"/>
+        </w:rPr>
+        <w:t>{</w:t>
+      </w:r>
+      <w:proofErr w:type="spellStart"/>
+      <w:proofErr w:type="gramStart"/>
+      <w:r>
+        <w:rPr>
+          <w:color w:val="000000"/>
+          <w:sz w:val="28"/>
+          <w:szCs w:val="28"/>
+          <w:highlight w:val="white"/>
+          <w:lang w:val="en-US"/>
+        </w:rPr>
+        <w:t>obj.CalculateExpression</w:t>
+      </w:r>
+      <w:proofErr w:type="spellEnd"/>
+      <w:proofErr w:type="gramEnd"/>
+      <w:r>
+        <w:rPr>
+          <w:color w:val="000000"/>
+          <w:sz w:val="28"/>
+          <w:szCs w:val="28"/>
+          <w:highlight w:val="white"/>
+          <w:lang w:val="en-US"/>
+        </w:rPr>
+        <w:t>()}</w:t>
+      </w:r>
+      <w:r>
+        <w:rPr>
+          <w:color w:val="A31515"/>
+          <w:sz w:val="28"/>
+          <w:szCs w:val="28"/>
+          <w:highlight w:val="white"/>
+          <w:lang w:val="en-US"/>
+        </w:rPr>
+        <w:t>"</w:t>
+      </w:r>
+      <w:r>
+        <w:rPr>
+          <w:color w:val="000000"/>
+          <w:sz w:val="28"/>
+          <w:szCs w:val="28"/>
+          <w:highlight w:val="white"/>
+          <w:lang w:val="en-US"/>
+        </w:rPr>
+        <w:t>);</w:t>
+      </w:r>
     </w:p>
     <w:p>
       <w:pPr>
@@ -2739,14 +2662,138 @@
         <w:adjustRightInd w:val="0"/>
         <w:ind w:left="567"/>
         <w:rPr>
-          <w:rFonts w:ascii="Cascadia Mono" w:hAnsi="Cascadia Mono" w:cs="Cascadia Mono"/>
-          <w:color w:val="000000"/>
-          <w:sz w:val="19"/>
-          <w:szCs w:val="19"/>
-          <w:highlight w:val="white"/>
-          <w:lang w:val="en-US"/>
-        </w:rPr>
-      </w:pPr>
+          <w:color w:val="000000"/>
+          <w:sz w:val="28"/>
+          <w:szCs w:val="28"/>
+          <w:highlight w:val="white"/>
+          <w:lang w:val="en-US"/>
+        </w:rPr>
+      </w:pPr>
+      <w:r>
+        <w:rPr>
+          <w:color w:val="000000"/>
+          <w:sz w:val="28"/>
+          <w:szCs w:val="28"/>
+          <w:highlight w:val="white"/>
+          <w:lang w:val="en-US"/>
+        </w:rPr>
+        <w:t xml:space="preserve">            </w:t>
+      </w:r>
+      <w:proofErr w:type="spellStart"/>
+      <w:r>
+        <w:rPr>
+          <w:color w:val="2B91AF"/>
+          <w:sz w:val="28"/>
+          <w:szCs w:val="28"/>
+          <w:highlight w:val="white"/>
+          <w:lang w:val="en-US"/>
+        </w:rPr>
+        <w:t>Console</w:t>
+      </w:r>
+      <w:r>
+        <w:rPr>
+          <w:color w:val="000000"/>
+          <w:sz w:val="28"/>
+          <w:szCs w:val="28"/>
+          <w:highlight w:val="white"/>
+          <w:lang w:val="en-US"/>
+        </w:rPr>
+        <w:t>.WriteLine</w:t>
+      </w:r>
+      <w:proofErr w:type="spellEnd"/>
+      <w:r>
+        <w:rPr>
+          <w:color w:val="000000"/>
+          <w:sz w:val="28"/>
+          <w:szCs w:val="28"/>
+          <w:highlight w:val="white"/>
+          <w:lang w:val="en-US"/>
+        </w:rPr>
+        <w:t>(</w:t>
+      </w:r>
+      <w:r>
+        <w:rPr>
+          <w:color w:val="A31515"/>
+          <w:sz w:val="28"/>
+          <w:szCs w:val="28"/>
+          <w:highlight w:val="white"/>
+          <w:lang w:val="en-US"/>
+        </w:rPr>
+        <w:t>$"</w:t>
+      </w:r>
+      <w:r>
+        <w:rPr>
+          <w:color w:val="A31515"/>
+          <w:sz w:val="28"/>
+          <w:szCs w:val="28"/>
+          <w:highlight w:val="white"/>
+        </w:rPr>
+        <w:t>Результат</w:t>
+      </w:r>
+      <w:r>
+        <w:rPr>
+          <w:color w:val="A31515"/>
+          <w:sz w:val="28"/>
+          <w:szCs w:val="28"/>
+          <w:highlight w:val="white"/>
+          <w:lang w:val="en-US"/>
+        </w:rPr>
+        <w:t xml:space="preserve"> a^6: </w:t>
+      </w:r>
+      <w:r>
+        <w:rPr>
+          <w:color w:val="000000"/>
+          <w:sz w:val="28"/>
+          <w:szCs w:val="28"/>
+          <w:highlight w:val="white"/>
+          <w:lang w:val="en-US"/>
+        </w:rPr>
+        <w:t>{</w:t>
+      </w:r>
+      <w:proofErr w:type="spellStart"/>
+      <w:proofErr w:type="gramStart"/>
+      <w:r>
+        <w:rPr>
+          <w:color w:val="000000"/>
+          <w:sz w:val="28"/>
+          <w:szCs w:val="28"/>
+          <w:highlight w:val="white"/>
+          <w:lang w:val="en-US"/>
+        </w:rPr>
+        <w:t>obj.CalculatePower</w:t>
+      </w:r>
+      <w:proofErr w:type="spellEnd"/>
+      <w:proofErr w:type="gramEnd"/>
+      <w:r>
+        <w:rPr>
+          <w:color w:val="000000"/>
+          <w:sz w:val="28"/>
+          <w:szCs w:val="28"/>
+          <w:highlight w:val="white"/>
+          <w:lang w:val="en-US"/>
+        </w:rPr>
+        <w:t>()}</w:t>
+      </w:r>
+      <w:r>
+        <w:rPr>
+          <w:color w:val="A31515"/>
+          <w:sz w:val="28"/>
+          <w:szCs w:val="28"/>
+          <w:highlight w:val="white"/>
+          <w:lang w:val="en-US"/>
+        </w:rPr>
+        <w:t>"</w:t>
+      </w:r>
+      <w:r>
+        <w:rPr>
+          <w:color w:val="000000"/>
+          <w:sz w:val="28"/>
+          <w:szCs w:val="28"/>
+          <w:highlight w:val="white"/>
+          <w:lang w:val="en-US"/>
+        </w:rPr>
+        <w:t>);</w:t>
+      </w:r>
     </w:p>
     <w:p>
       <w:pPr>
@@ -2755,172 +2802,22 @@
         <w:adjustRightInd w:val="0"/>
         <w:ind w:left="567"/>
         <w:rPr>
-          <w:rFonts w:ascii="Cascadia Mono" w:hAnsi="Cascadia Mono" w:cs="Cascadia Mono"/>
-          <w:color w:val="000000"/>
-          <w:sz w:val="19"/>
-          <w:szCs w:val="19"/>
-          <w:highlight w:val="white"/>
-          <w:lang w:val="en-US"/>
-        </w:rPr>
-      </w:pPr>
-      <w:r>
-        <w:rPr>
-          <w:rFonts w:ascii="Cascadia Mono" w:hAnsi="Cascadia Mono" w:cs="Cascadia Mono"/>
-          <w:color w:val="000000"/>
-          <w:sz w:val="19"/>
-          <w:szCs w:val="19"/>
-          <w:highlight w:val="white"/>
-          <w:lang w:val="en-US"/>
-        </w:rPr>
-        <w:lastRenderedPageBreak/>
-        <w:t xml:space="preserve">            </w:t>
-      </w:r>
-      <w:proofErr w:type="spellStart"/>
-      <w:r>
-        <w:rPr>
-          <w:rFonts w:ascii="Cascadia Mono" w:hAnsi="Cascadia Mono" w:cs="Cascadia Mono"/>
-          <w:color w:val="2B91AF"/>
-          <w:sz w:val="19"/>
-          <w:szCs w:val="19"/>
-          <w:highlight w:val="white"/>
-          <w:lang w:val="en-US"/>
-        </w:rPr>
-        <w:t>Console</w:t>
-      </w:r>
-      <w:r>
-        <w:rPr>
-          <w:rFonts w:ascii="Cascadia Mono" w:hAnsi="Cascadia Mono" w:cs="Cascadia Mono"/>
-          <w:color w:val="000000"/>
-          <w:sz w:val="19"/>
-          <w:szCs w:val="19"/>
-          <w:highlight w:val="white"/>
-          <w:lang w:val="en-US"/>
-        </w:rPr>
-        <w:t>.WriteLine</w:t>
-      </w:r>
-      <w:proofErr w:type="spellEnd"/>
-      <w:r>
-        <w:rPr>
-          <w:rFonts w:ascii="Cascadia Mono" w:hAnsi="Cascadia Mono" w:cs="Cascadia Mono"/>
-          <w:color w:val="000000"/>
-          <w:sz w:val="19"/>
-          <w:szCs w:val="19"/>
-          <w:highlight w:val="white"/>
-          <w:lang w:val="en-US"/>
-        </w:rPr>
-        <w:t>(</w:t>
-      </w:r>
-      <w:r>
-        <w:rPr>
-          <w:rFonts w:ascii="Cascadia Mono" w:hAnsi="Cascadia Mono" w:cs="Cascadia Mono"/>
-          <w:color w:val="A31515"/>
-          <w:sz w:val="19"/>
-          <w:szCs w:val="19"/>
-          <w:highlight w:val="white"/>
-          <w:lang w:val="en-US"/>
-        </w:rPr>
-        <w:t>$"</w:t>
-      </w:r>
-      <w:r>
-        <w:rPr>
-          <w:rFonts w:ascii="Cascadia Mono" w:hAnsi="Cascadia Mono" w:cs="Cascadia Mono"/>
-          <w:color w:val="A31515"/>
-          <w:sz w:val="19"/>
-          <w:szCs w:val="19"/>
-          <w:highlight w:val="white"/>
-        </w:rPr>
-        <w:t>Результат</w:t>
-      </w:r>
-      <w:r>
-        <w:rPr>
-          <w:rFonts w:ascii="Cascadia Mono" w:hAnsi="Cascadia Mono" w:cs="Cascadia Mono"/>
-          <w:color w:val="A31515"/>
-          <w:sz w:val="19"/>
-          <w:szCs w:val="19"/>
-          <w:highlight w:val="white"/>
-          <w:lang w:val="en-US"/>
-        </w:rPr>
-        <w:t xml:space="preserve"> </w:t>
-      </w:r>
-      <w:r>
-        <w:rPr>
-          <w:rFonts w:ascii="Cascadia Mono" w:hAnsi="Cascadia Mono" w:cs="Cascadia Mono"/>
-          <w:color w:val="A31515"/>
-          <w:sz w:val="19"/>
-          <w:szCs w:val="19"/>
-          <w:highlight w:val="white"/>
-        </w:rPr>
-        <w:t>выражения</w:t>
-      </w:r>
-      <w:r>
-        <w:rPr>
-          <w:rFonts w:ascii="Cascadia Mono" w:hAnsi="Cascadia Mono" w:cs="Cascadia Mono"/>
-          <w:color w:val="A31515"/>
-          <w:sz w:val="19"/>
-          <w:szCs w:val="19"/>
-          <w:highlight w:val="white"/>
-          <w:lang w:val="en-US"/>
-        </w:rPr>
-        <w:t xml:space="preserve"> 1/a + 1/√b: </w:t>
-      </w:r>
-      <w:r>
-        <w:rPr>
-          <w:rFonts w:ascii="Cascadia Mono" w:hAnsi="Cascadia Mono" w:cs="Cascadia Mono"/>
-          <w:color w:val="000000"/>
-          <w:sz w:val="19"/>
-          <w:szCs w:val="19"/>
-          <w:highlight w:val="white"/>
-          <w:lang w:val="en-US"/>
-        </w:rPr>
-        <w:t>{</w:t>
-      </w:r>
-      <w:proofErr w:type="spellStart"/>
-      <w:proofErr w:type="gramStart"/>
-      <w:r>
-        <w:rPr>
-          <w:rFonts w:ascii="Cascadia Mono" w:hAnsi="Cascadia Mono" w:cs="Cascadia Mono"/>
-          <w:color w:val="000000"/>
-          <w:sz w:val="19"/>
-          <w:szCs w:val="19"/>
-          <w:highlight w:val="white"/>
-          <w:lang w:val="en-US"/>
-        </w:rPr>
-        <w:t>obj.CalculateExpression</w:t>
-      </w:r>
-      <w:proofErr w:type="spellEnd"/>
-      <w:proofErr w:type="gramEnd"/>
-      <w:r>
-        <w:rPr>
-          <w:rFonts w:ascii="Cascadia Mono" w:hAnsi="Cascadia Mono" w:cs="Cascadia Mono"/>
-          <w:color w:val="000000"/>
-          <w:sz w:val="19"/>
-          <w:szCs w:val="19"/>
-          <w:highlight w:val="white"/>
-          <w:lang w:val="en-US"/>
-        </w:rPr>
-        <w:t>()}</w:t>
-      </w:r>
-      <w:r>
-        <w:rPr>
-          <w:rFonts w:ascii="Cascadia Mono" w:hAnsi="Cascadia Mono" w:cs="Cascadia Mono"/>
-          <w:color w:val="A31515"/>
-          <w:sz w:val="19"/>
-          <w:szCs w:val="19"/>
-          <w:highlight w:val="white"/>
-          <w:lang w:val="en-US"/>
-        </w:rPr>
-        <w:t>"</w:t>
-      </w:r>
-      <w:r>
-        <w:rPr>
-          <w:rFonts w:ascii="Cascadia Mono" w:hAnsi="Cascadia Mono" w:cs="Cascadia Mono"/>
-          <w:color w:val="000000"/>
-          <w:sz w:val="19"/>
-          <w:szCs w:val="19"/>
-          <w:highlight w:val="white"/>
-          <w:lang w:val="en-US"/>
-        </w:rPr>
-        <w:t>);</w:t>
+          <w:color w:val="000000"/>
+          <w:sz w:val="28"/>
+          <w:szCs w:val="28"/>
+          <w:highlight w:val="white"/>
+          <w:lang w:val="en-US"/>
+        </w:rPr>
+      </w:pPr>
+      <w:r>
+        <w:rPr>
+          <w:color w:val="000000"/>
+          <w:sz w:val="28"/>
+          <w:szCs w:val="28"/>
+          <w:highlight w:val="white"/>
+          <w:lang w:val="en-US"/>
+        </w:rPr>
+        <w:t xml:space="preserve">        }</w:t>
       </w:r>
     </w:p>
     <w:p>
@@ -2930,150 +2827,62 @@
         <w:adjustRightInd w:val="0"/>
         <w:ind w:left="567"/>
         <w:rPr>
-          <w:rFonts w:ascii="Cascadia Mono" w:hAnsi="Cascadia Mono" w:cs="Cascadia Mono"/>
-          <w:color w:val="000000"/>
-          <w:sz w:val="19"/>
-          <w:szCs w:val="19"/>
-          <w:highlight w:val="white"/>
-          <w:lang w:val="en-US"/>
-        </w:rPr>
-      </w:pPr>
-      <w:r>
-        <w:rPr>
-          <w:rFonts w:ascii="Cascadia Mono" w:hAnsi="Cascadia Mono" w:cs="Cascadia Mono"/>
-          <w:color w:val="000000"/>
-          <w:sz w:val="19"/>
-          <w:szCs w:val="19"/>
-          <w:highlight w:val="white"/>
-          <w:lang w:val="en-US"/>
-        </w:rPr>
-        <w:t xml:space="preserve">            </w:t>
-      </w:r>
-      <w:proofErr w:type="spellStart"/>
-      <w:r>
-        <w:rPr>
-          <w:rFonts w:ascii="Cascadia Mono" w:hAnsi="Cascadia Mono" w:cs="Cascadia Mono"/>
+          <w:color w:val="000000"/>
+          <w:sz w:val="28"/>
+          <w:szCs w:val="28"/>
+          <w:highlight w:val="white"/>
+          <w:lang w:val="en-US"/>
+        </w:rPr>
+      </w:pPr>
+      <w:r>
+        <w:rPr>
+          <w:color w:val="000000"/>
+          <w:sz w:val="28"/>
+          <w:szCs w:val="28"/>
+          <w:highlight w:val="white"/>
+          <w:lang w:val="en-US"/>
+        </w:rPr>
+        <w:t xml:space="preserve">        </w:t>
+      </w:r>
+      <w:r>
+        <w:rPr>
+          <w:color w:val="0000FF"/>
+          <w:sz w:val="28"/>
+          <w:szCs w:val="28"/>
+          <w:highlight w:val="white"/>
+          <w:lang w:val="en-US"/>
+        </w:rPr>
+        <w:t>catch</w:t>
+      </w:r>
+      <w:r>
+        <w:rPr>
+          <w:color w:val="000000"/>
+          <w:sz w:val="28"/>
+          <w:szCs w:val="28"/>
+          <w:highlight w:val="white"/>
+          <w:lang w:val="en-US"/>
+        </w:rPr>
+        <w:t xml:space="preserve"> (</w:t>
+      </w:r>
+      <w:r>
+        <w:rPr>
           <w:color w:val="2B91AF"/>
-          <w:sz w:val="19"/>
-          <w:szCs w:val="19"/>
-          <w:highlight w:val="white"/>
-          <w:lang w:val="en-US"/>
-        </w:rPr>
-        <w:t>Console</w:t>
-      </w:r>
-      <w:r>
-        <w:rPr>
-          <w:rFonts w:ascii="Cascadia Mono" w:hAnsi="Cascadia Mono" w:cs="Cascadia Mono"/>
-          <w:color w:val="000000"/>
-          <w:sz w:val="19"/>
-          <w:szCs w:val="19"/>
-          <w:highlight w:val="white"/>
-          <w:lang w:val="en-US"/>
-        </w:rPr>
-        <w:t>.WriteLine</w:t>
-      </w:r>
-      <w:proofErr w:type="spellEnd"/>
-      <w:r>
-        <w:rPr>
-          <w:rFonts w:ascii="Cascadia Mono" w:hAnsi="Cascadia Mono" w:cs="Cascadia Mono"/>
-          <w:color w:val="000000"/>
-          <w:sz w:val="19"/>
-          <w:szCs w:val="19"/>
-          <w:highlight w:val="white"/>
-          <w:lang w:val="en-US"/>
-        </w:rPr>
-        <w:t>(</w:t>
-      </w:r>
-      <w:r>
-        <w:rPr>
-          <w:rFonts w:ascii="Cascadia Mono" w:hAnsi="Cascadia Mono" w:cs="Cascadia Mono"/>
-          <w:color w:val="A31515"/>
-          <w:sz w:val="19"/>
-          <w:szCs w:val="19"/>
-          <w:highlight w:val="white"/>
-          <w:lang w:val="en-US"/>
-        </w:rPr>
-        <w:t>$"</w:t>
-      </w:r>
-      <w:r>
-        <w:rPr>
-          <w:rFonts w:ascii="Cascadia Mono" w:hAnsi="Cascadia Mono" w:cs="Cascadia Mono"/>
-          <w:color w:val="A31515"/>
-          <w:sz w:val="19"/>
-          <w:szCs w:val="19"/>
-          <w:highlight w:val="white"/>
-        </w:rPr>
-        <w:t>Результат</w:t>
-      </w:r>
-      <w:r>
-        <w:rPr>
-          <w:rFonts w:ascii="Cascadia Mono" w:hAnsi="Cascadia Mono" w:cs="Cascadia Mono"/>
-          <w:color w:val="A31515"/>
-          <w:sz w:val="19"/>
-          <w:szCs w:val="19"/>
-          <w:highlight w:val="white"/>
-          <w:lang w:val="en-US"/>
-        </w:rPr>
-        <w:t xml:space="preserve"> a^6: </w:t>
-      </w:r>
-      <w:r>
-        <w:rPr>
-          <w:rFonts w:ascii="Cascadia Mono" w:hAnsi="Cascadia Mono" w:cs="Cascadia Mono"/>
-          <w:color w:val="000000"/>
-          <w:sz w:val="19"/>
-          <w:szCs w:val="19"/>
-          <w:highlight w:val="white"/>
-          <w:lang w:val="en-US"/>
-        </w:rPr>
-        <w:t>{</w:t>
-      </w:r>
-      <w:proofErr w:type="spellStart"/>
-      <w:proofErr w:type="gramStart"/>
-      <w:r>
-        <w:rPr>
-          <w:rFonts w:ascii="Cascadia Mono" w:hAnsi="Cascadia Mono" w:cs="Cascadia Mono"/>
-          <w:color w:val="000000"/>
-          <w:sz w:val="19"/>
-          <w:szCs w:val="19"/>
-          <w:highlight w:val="white"/>
-          <w:lang w:val="en-US"/>
-        </w:rPr>
-        <w:t>obj.CalculatePower</w:t>
-      </w:r>
-      <w:proofErr w:type="spellEnd"/>
-      <w:proofErr w:type="gramEnd"/>
-      <w:r>
-        <w:rPr>
-          <w:rFonts w:ascii="Cascadia Mono" w:hAnsi="Cascadia Mono" w:cs="Cascadia Mono"/>
-          <w:color w:val="000000"/>
-          <w:sz w:val="19"/>
-          <w:szCs w:val="19"/>
-          <w:highlight w:val="white"/>
-          <w:lang w:val="en-US"/>
-        </w:rPr>
-        <w:t>()}</w:t>
-      </w:r>
-      <w:r>
-        <w:rPr>
-          <w:rFonts w:ascii="Cascadia Mono" w:hAnsi="Cascadia Mono" w:cs="Cascadia Mono"/>
-          <w:color w:val="A31515"/>
-          <w:sz w:val="19"/>
-          <w:szCs w:val="19"/>
-          <w:highlight w:val="white"/>
-          <w:lang w:val="en-US"/>
-        </w:rPr>
-        <w:t>"</w:t>
-      </w:r>
-      <w:r>
-        <w:rPr>
-          <w:rFonts w:ascii="Cascadia Mono" w:hAnsi="Cascadia Mono" w:cs="Cascadia Mono"/>
-          <w:color w:val="000000"/>
-          <w:sz w:val="19"/>
-          <w:szCs w:val="19"/>
-          <w:highlight w:val="white"/>
-          <w:lang w:val="en-US"/>
-        </w:rPr>
-        <w:t>);</w:t>
+          <w:sz w:val="28"/>
+          <w:szCs w:val="28"/>
+          <w:highlight w:val="white"/>
+          <w:lang w:val="en-US"/>
+        </w:rPr>
+        <w:t>Exception</w:t>
+      </w:r>
+      <w:r>
+        <w:rPr>
+          <w:color w:val="000000"/>
+          <w:sz w:val="28"/>
+          <w:szCs w:val="28"/>
+          <w:highlight w:val="white"/>
+          <w:lang w:val="en-US"/>
+        </w:rPr>
+        <w:t xml:space="preserve"> ex)</w:t>
       </w:r>
     </w:p>
     <w:p>
@@ -3083,33 +2892,22 @@
         <w:adjustRightInd w:val="0"/>
         <w:ind w:left="567"/>
         <w:rPr>
-          <w:rFonts w:ascii="Cascadia Mono" w:hAnsi="Cascadia Mono" w:cs="Cascadia Mono"/>
-          <w:color w:val="000000"/>
-          <w:sz w:val="19"/>
-          <w:szCs w:val="19"/>
-          <w:highlight w:val="white"/>
-        </w:rPr>
-      </w:pPr>
-      <w:r>
-        <w:rPr>
-          <w:rFonts w:ascii="Cascadia Mono" w:hAnsi="Cascadia Mono" w:cs="Cascadia Mono"/>
-          <w:color w:val="000000"/>
-          <w:sz w:val="19"/>
-          <w:szCs w:val="19"/>
-          <w:highlight w:val="white"/>
-          <w:lang w:val="en-US"/>
-        </w:rPr>
-        <w:t xml:space="preserve">        </w:t>
-      </w:r>
-      <w:r>
-        <w:rPr>
-          <w:rFonts w:ascii="Cascadia Mono" w:hAnsi="Cascadia Mono" w:cs="Cascadia Mono"/>
-          <w:color w:val="000000"/>
-          <w:sz w:val="19"/>
-          <w:szCs w:val="19"/>
-          <w:highlight w:val="white"/>
-        </w:rPr>
-        <w:t>}</w:t>
+          <w:color w:val="000000"/>
+          <w:sz w:val="28"/>
+          <w:szCs w:val="28"/>
+          <w:highlight w:val="white"/>
+          <w:lang w:val="en-US"/>
+        </w:rPr>
+      </w:pPr>
+      <w:r>
+        <w:rPr>
+          <w:color w:val="000000"/>
+          <w:sz w:val="28"/>
+          <w:szCs w:val="28"/>
+          <w:highlight w:val="white"/>
+          <w:lang w:val="en-US"/>
+        </w:rPr>
+        <w:t xml:space="preserve">        {</w:t>
       </w:r>
     </w:p>
     <w:p>
@@ -3119,88 +2917,137 @@
         <w:adjustRightInd w:val="0"/>
         <w:ind w:left="567"/>
         <w:rPr>
-          <w:rFonts w:ascii="Cascadia Mono" w:hAnsi="Cascadia Mono" w:cs="Cascadia Mono"/>
-          <w:color w:val="000000"/>
-          <w:sz w:val="19"/>
-          <w:szCs w:val="19"/>
-          <w:highlight w:val="white"/>
-        </w:rPr>
-      </w:pPr>
-      <w:r>
-        <w:rPr>
-          <w:rFonts w:ascii="Cascadia Mono" w:hAnsi="Cascadia Mono" w:cs="Cascadia Mono"/>
-          <w:color w:val="000000"/>
-          <w:sz w:val="19"/>
-          <w:szCs w:val="19"/>
-          <w:highlight w:val="white"/>
-        </w:rPr>
-        <w:t xml:space="preserve">        </w:t>
+          <w:color w:val="000000"/>
+          <w:sz w:val="28"/>
+          <w:szCs w:val="28"/>
+          <w:highlight w:val="white"/>
+          <w:lang w:val="en-US"/>
+        </w:rPr>
+      </w:pPr>
+      <w:r>
+        <w:rPr>
+          <w:color w:val="000000"/>
+          <w:sz w:val="28"/>
+          <w:szCs w:val="28"/>
+          <w:highlight w:val="white"/>
+          <w:lang w:val="en-US"/>
+        </w:rPr>
+        <w:t xml:space="preserve">            </w:t>
       </w:r>
       <w:proofErr w:type="spellStart"/>
       <w:r>
         <w:rPr>
-          <w:rFonts w:ascii="Cascadia Mono" w:hAnsi="Cascadia Mono" w:cs="Cascadia Mono"/>
-          <w:color w:val="0000FF"/>
-          <w:sz w:val="19"/>
-          <w:szCs w:val="19"/>
-          <w:highlight w:val="white"/>
-        </w:rPr>
-        <w:t>catch</w:t>
+          <w:color w:val="2B91AF"/>
+          <w:sz w:val="28"/>
+          <w:szCs w:val="28"/>
+          <w:highlight w:val="white"/>
+          <w:lang w:val="en-US"/>
+        </w:rPr>
+        <w:t>Console</w:t>
+      </w:r>
+      <w:r>
+        <w:rPr>
+          <w:color w:val="000000"/>
+          <w:sz w:val="28"/>
+          <w:szCs w:val="28"/>
+          <w:highlight w:val="white"/>
+          <w:lang w:val="en-US"/>
+        </w:rPr>
+        <w:t>.WriteLine</w:t>
       </w:r>
       <w:proofErr w:type="spellEnd"/>
       <w:r>
         <w:rPr>
-          <w:rFonts w:ascii="Cascadia Mono" w:hAnsi="Cascadia Mono" w:cs="Cascadia Mono"/>
-          <w:color w:val="000000"/>
-          <w:sz w:val="19"/>
-          <w:szCs w:val="19"/>
-          <w:highlight w:val="white"/>
-        </w:rPr>
-        <w:t xml:space="preserve"> (</w:t>
+          <w:color w:val="000000"/>
+          <w:sz w:val="28"/>
+          <w:szCs w:val="28"/>
+          <w:highlight w:val="white"/>
+          <w:lang w:val="en-US"/>
+        </w:rPr>
+        <w:t>(</w:t>
+      </w:r>
+      <w:r>
+        <w:rPr>
+          <w:color w:val="A31515"/>
+          <w:sz w:val="28"/>
+          <w:szCs w:val="28"/>
+          <w:highlight w:val="white"/>
+          <w:lang w:val="en-US"/>
+        </w:rPr>
+        <w:t>$"</w:t>
+      </w:r>
+      <w:r>
+        <w:rPr>
+          <w:color w:val="A31515"/>
+          <w:sz w:val="28"/>
+          <w:szCs w:val="28"/>
+          <w:highlight w:val="white"/>
+        </w:rPr>
+        <w:t>Ошибка</w:t>
+      </w:r>
+      <w:r>
+        <w:rPr>
+          <w:color w:val="A31515"/>
+          <w:sz w:val="28"/>
+          <w:szCs w:val="28"/>
+          <w:highlight w:val="white"/>
+          <w:lang w:val="en-US"/>
+        </w:rPr>
+        <w:t xml:space="preserve">: </w:t>
+      </w:r>
+      <w:r>
+        <w:rPr>
+          <w:color w:val="000000"/>
+          <w:sz w:val="28"/>
+          <w:szCs w:val="28"/>
+          <w:highlight w:val="white"/>
+          <w:lang w:val="en-US"/>
+        </w:rPr>
+        <w:t>{</w:t>
       </w:r>
       <w:proofErr w:type="spellStart"/>
-      <w:r>
-        <w:rPr>
-          <w:rFonts w:ascii="Cascadia Mono" w:hAnsi="Cascadia Mono" w:cs="Cascadia Mono"/>
-          <w:color w:val="2B91AF"/>
-          <w:sz w:val="19"/>
-          <w:szCs w:val="19"/>
-          <w:highlight w:val="white"/>
-        </w:rPr>
-        <w:t>Exception</w:t>
+      <w:proofErr w:type="gramStart"/>
+      <w:r>
+        <w:rPr>
+          <w:color w:val="000000"/>
+          <w:sz w:val="28"/>
+          <w:szCs w:val="28"/>
+          <w:highlight w:val="white"/>
+          <w:lang w:val="en-US"/>
+        </w:rPr>
+        <w:t>ex.Message</w:t>
       </w:r>
       <w:proofErr w:type="spellEnd"/>
-      <w:r>
-        <w:rPr>
-          <w:rFonts w:ascii="Cascadia Mono" w:hAnsi="Cascadia Mono" w:cs="Cascadia Mono"/>
-          <w:color w:val="000000"/>
-          <w:sz w:val="19"/>
-          <w:szCs w:val="19"/>
-          <w:highlight w:val="white"/>
-        </w:rPr>
-        <w:t xml:space="preserve"> </w:t>
-      </w:r>
-      <w:proofErr w:type="spellStart"/>
-      <w:r>
-        <w:rPr>
-          <w:rFonts w:ascii="Cascadia Mono" w:hAnsi="Cascadia Mono" w:cs="Cascadia Mono"/>
-          <w:color w:val="000000"/>
-          <w:sz w:val="19"/>
-          <w:szCs w:val="19"/>
-          <w:highlight w:val="white"/>
-        </w:rPr>
-        <w:t>ex</w:t>
-      </w:r>
-      <w:proofErr w:type="spellEnd"/>
-      <w:r>
-        <w:rPr>
-          <w:rFonts w:ascii="Cascadia Mono" w:hAnsi="Cascadia Mono" w:cs="Cascadia Mono"/>
-          <w:color w:val="000000"/>
-          <w:sz w:val="19"/>
-          <w:szCs w:val="19"/>
-          <w:highlight w:val="white"/>
-        </w:rPr>
-        <w:t>)</w:t>
+      <w:proofErr w:type="gramEnd"/>
+      <w:r>
+        <w:rPr>
+          <w:color w:val="000000"/>
+          <w:sz w:val="28"/>
+          <w:szCs w:val="28"/>
+          <w:highlight w:val="white"/>
+          <w:lang w:val="en-US"/>
+        </w:rPr>
+        <w:t>}</w:t>
+      </w:r>
+      <w:r>
+        <w:rPr>
+          <w:color w:val="A31515"/>
+          <w:sz w:val="28"/>
+          <w:szCs w:val="28"/>
+          <w:highlight w:val="white"/>
+          <w:lang w:val="en-US"/>
+        </w:rPr>
+        <w:t>"</w:t>
+      </w:r>
+      <w:r>
+        <w:rPr>
+          <w:color w:val="000000"/>
+          <w:sz w:val="28"/>
+          <w:szCs w:val="28"/>
+          <w:highlight w:val="white"/>
+          <w:lang w:val="en-US"/>
+        </w:rPr>
+        <w:t>);</w:t>
       </w:r>
     </w:p>
     <w:p>
@@ -3210,34 +3057,30 @@
         <w:adjustRightInd w:val="0"/>
         <w:ind w:left="567"/>
         <w:rPr>
-          <w:rFonts w:ascii="Cascadia Mono" w:hAnsi="Cascadia Mono" w:cs="Cascadia Mono"/>
-          <w:color w:val="000000"/>
-          <w:sz w:val="19"/>
-          <w:szCs w:val="19"/>
-          <w:highlight w:val="white"/>
-          <w:lang w:val="en-US"/>
-        </w:rPr>
-      </w:pPr>
-      <w:r>
-        <w:rPr>
-          <w:rFonts w:ascii="Cascadia Mono" w:hAnsi="Cascadia Mono" w:cs="Cascadia Mono"/>
-          <w:color w:val="000000"/>
-          <w:sz w:val="19"/>
-          <w:szCs w:val="19"/>
-          <w:highlight w:val="white"/>
+          <w:color w:val="000000"/>
+          <w:sz w:val="28"/>
+          <w:szCs w:val="28"/>
+          <w:highlight w:val="white"/>
+        </w:rPr>
+      </w:pPr>
+      <w:r>
+        <w:rPr>
+          <w:color w:val="000000"/>
+          <w:sz w:val="28"/>
+          <w:szCs w:val="28"/>
+          <w:highlight w:val="white"/>
+          <w:lang w:val="en-US"/>
         </w:rPr>
         <w:t xml:space="preserve">        </w:t>
       </w:r>
       <w:r>
         <w:rPr>
-          <w:rFonts w:ascii="Cascadia Mono" w:hAnsi="Cascadia Mono" w:cs="Cascadia Mono"/>
-          <w:color w:val="000000"/>
-          <w:sz w:val="19"/>
-          <w:szCs w:val="19"/>
-          <w:highlight w:val="white"/>
-          <w:lang w:val="en-US"/>
-        </w:rPr>
-        <w:t>{</w:t>
+          <w:color w:val="000000"/>
+          <w:sz w:val="28"/>
+          <w:szCs w:val="28"/>
+          <w:highlight w:val="white"/>
+        </w:rPr>
+        <w:t>}</w:t>
       </w:r>
     </w:p>
     <w:p>
@@ -3247,150 +3090,20 @@
         <w:adjustRightInd w:val="0"/>
         <w:ind w:left="567"/>
         <w:rPr>
-          <w:rFonts w:ascii="Cascadia Mono" w:hAnsi="Cascadia Mono" w:cs="Cascadia Mono"/>
-          <w:color w:val="000000"/>
-          <w:sz w:val="19"/>
-          <w:szCs w:val="19"/>
-          <w:highlight w:val="white"/>
-          <w:lang w:val="en-US"/>
-        </w:rPr>
-      </w:pPr>
-      <w:r>
-        <w:rPr>
-          <w:rFonts w:ascii="Cascadia Mono" w:hAnsi="Cascadia Mono" w:cs="Cascadia Mono"/>
-          <w:color w:val="000000"/>
-          <w:sz w:val="19"/>
-          <w:szCs w:val="19"/>
-          <w:highlight w:val="white"/>
-          <w:lang w:val="en-US"/>
-        </w:rPr>
-        <w:t xml:space="preserve">            </w:t>
-      </w:r>
-      <w:proofErr w:type="spellStart"/>
-      <w:r>
-        <w:rPr>
-          <w:rFonts w:ascii="Cascadia Mono" w:hAnsi="Cascadia Mono" w:cs="Cascadia Mono"/>
-          <w:color w:val="2B91AF"/>
-          <w:sz w:val="19"/>
-          <w:szCs w:val="19"/>
-          <w:highlight w:val="white"/>
-          <w:lang w:val="en-US"/>
-        </w:rPr>
-        <w:t>Console</w:t>
-      </w:r>
-      <w:r>
-        <w:rPr>
-          <w:rFonts w:ascii="Cascadia Mono" w:hAnsi="Cascadia Mono" w:cs="Cascadia Mono"/>
-          <w:color w:val="000000"/>
-          <w:sz w:val="19"/>
-          <w:szCs w:val="19"/>
-          <w:highlight w:val="white"/>
-          <w:lang w:val="en-US"/>
-        </w:rPr>
-        <w:t>.WriteLine</w:t>
-      </w:r>
-      <w:proofErr w:type="spellEnd"/>
-      <w:r>
-        <w:rPr>
-          <w:rFonts w:ascii="Cascadia Mono" w:hAnsi="Cascadia Mono" w:cs="Cascadia Mono"/>
-          <w:color w:val="000000"/>
-          <w:sz w:val="19"/>
-          <w:szCs w:val="19"/>
-          <w:highlight w:val="white"/>
-          <w:lang w:val="en-US"/>
-        </w:rPr>
-        <w:t>(</w:t>
-      </w:r>
-      <w:r>
-        <w:rPr>
-          <w:rFonts w:ascii="Cascadia Mono" w:hAnsi="Cascadia Mono" w:cs="Cascadia Mono"/>
-          <w:color w:val="A31515"/>
-          <w:sz w:val="19"/>
-          <w:szCs w:val="19"/>
-          <w:highlight w:val="white"/>
-          <w:lang w:val="en-US"/>
-        </w:rPr>
-        <w:t>$"</w:t>
-      </w:r>
-      <w:r>
-        <w:rPr>
-          <w:rFonts w:ascii="Cascadia Mono" w:hAnsi="Cascadia Mono" w:cs="Cascadia Mono"/>
-          <w:color w:val="A31515"/>
-          <w:sz w:val="19"/>
-          <w:szCs w:val="19"/>
-          <w:highlight w:val="white"/>
-        </w:rPr>
-        <w:t>Ошибка</w:t>
-      </w:r>
-      <w:r>
-        <w:rPr>
-          <w:rFonts w:ascii="Cascadia Mono" w:hAnsi="Cascadia Mono" w:cs="Cascadia Mono"/>
-          <w:color w:val="A31515"/>
-          <w:sz w:val="19"/>
-          <w:szCs w:val="19"/>
-          <w:highlight w:val="white"/>
-          <w:lang w:val="en-US"/>
-        </w:rPr>
-        <w:t xml:space="preserve">: </w:t>
-      </w:r>
-      <w:r>
-        <w:rPr>
-          <w:rFonts w:ascii="Cascadia Mono" w:hAnsi="Cascadia Mono" w:cs="Cascadia Mono"/>
-          <w:color w:val="000000"/>
-          <w:sz w:val="19"/>
-          <w:szCs w:val="19"/>
-          <w:highlight w:val="white"/>
-          <w:lang w:val="en-US"/>
-        </w:rPr>
-        <w:t>{</w:t>
-      </w:r>
-      <w:proofErr w:type="spellStart"/>
-      <w:proofErr w:type="gramStart"/>
-      <w:r>
-        <w:rPr>
-          <w:rFonts w:ascii="Cascadia Mono" w:hAnsi="Cascadia Mono" w:cs="Cascadia Mono"/>
-          <w:color w:val="000000"/>
-          <w:sz w:val="19"/>
-          <w:szCs w:val="19"/>
-          <w:highlight w:val="white"/>
-          <w:lang w:val="en-US"/>
-        </w:rPr>
-        <w:t>ex.Message</w:t>
-      </w:r>
-      <w:proofErr w:type="spellEnd"/>
-      <w:proofErr w:type="gramEnd"/>
-      <w:r>
-        <w:rPr>
-          <w:rFonts w:ascii="Cascadia Mono" w:hAnsi="Cascadia Mono" w:cs="Cascadia Mono"/>
-          <w:color w:val="000000"/>
-          <w:sz w:val="19"/>
-          <w:szCs w:val="19"/>
-          <w:highlight w:val="white"/>
-          <w:lang w:val="en-US"/>
-        </w:rPr>
-        <w:t>}</w:t>
-      </w:r>
-      <w:r>
-        <w:rPr>
-          <w:rFonts w:ascii="Cascadia Mono" w:hAnsi="Cascadia Mono" w:cs="Cascadia Mono"/>
-          <w:color w:val="A31515"/>
-          <w:sz w:val="19"/>
-          <w:szCs w:val="19"/>
-          <w:highlight w:val="white"/>
-          <w:lang w:val="en-US"/>
-        </w:rPr>
-        <w:t>"</w:t>
-      </w:r>
-      <w:r>
-        <w:rPr>
-          <w:rFonts w:ascii="Cascadia Mono" w:hAnsi="Cascadia Mono" w:cs="Cascadia Mono"/>
-          <w:color w:val="000000"/>
-          <w:sz w:val="19"/>
-          <w:szCs w:val="19"/>
-          <w:highlight w:val="white"/>
-          <w:lang w:val="en-US"/>
-        </w:rPr>
-        <w:t>);</w:t>
+          <w:color w:val="000000"/>
+          <w:sz w:val="28"/>
+          <w:szCs w:val="28"/>
+          <w:highlight w:val="white"/>
+        </w:rPr>
+      </w:pPr>
+      <w:r>
+        <w:rPr>
+          <w:color w:val="000000"/>
+          <w:sz w:val="28"/>
+          <w:szCs w:val="28"/>
+          <w:highlight w:val="white"/>
+        </w:rPr>
+        <w:t xml:space="preserve">    }</w:t>
       </w:r>
     </w:p>
     <w:p>
@@ -3400,80 +3113,17 @@
         <w:adjustRightInd w:val="0"/>
         <w:ind w:left="567"/>
         <w:rPr>
-          <w:rFonts w:ascii="Cascadia Mono" w:hAnsi="Cascadia Mono" w:cs="Cascadia Mono"/>
-          <w:color w:val="000000"/>
-          <w:sz w:val="19"/>
-          <w:szCs w:val="19"/>
-          <w:highlight w:val="white"/>
-        </w:rPr>
-      </w:pPr>
-      <w:r>
-        <w:rPr>
-          <w:rFonts w:ascii="Cascadia Mono" w:hAnsi="Cascadia Mono" w:cs="Cascadia Mono"/>
-          <w:color w:val="000000"/>
-          <w:sz w:val="19"/>
-          <w:szCs w:val="19"/>
-          <w:highlight w:val="white"/>
-          <w:lang w:val="en-US"/>
-        </w:rPr>
-        <w:t xml:space="preserve">        </w:t>
-      </w:r>
-      <w:r>
-        <w:rPr>
-          <w:rFonts w:ascii="Cascadia Mono" w:hAnsi="Cascadia Mono" w:cs="Cascadia Mono"/>
-          <w:color w:val="000000"/>
-          <w:sz w:val="19"/>
-          <w:szCs w:val="19"/>
-          <w:highlight w:val="white"/>
-        </w:rPr>
-        <w:t>}</w:t>
-      </w:r>
-    </w:p>
-    <w:p>
-      <w:pPr>
-        <w:autoSpaceDE w:val="0"/>
-        <w:autoSpaceDN w:val="0"/>
-        <w:adjustRightInd w:val="0"/>
-        <w:ind w:left="567"/>
-        <w:rPr>
-          <w:rFonts w:ascii="Cascadia Mono" w:hAnsi="Cascadia Mono" w:cs="Cascadia Mono"/>
-          <w:color w:val="000000"/>
-          <w:sz w:val="19"/>
-          <w:szCs w:val="19"/>
-          <w:highlight w:val="white"/>
-        </w:rPr>
-      </w:pPr>
-      <w:r>
-        <w:rPr>
-          <w:rFonts w:ascii="Cascadia Mono" w:hAnsi="Cascadia Mono" w:cs="Cascadia Mono"/>
-          <w:color w:val="000000"/>
-          <w:sz w:val="19"/>
-          <w:szCs w:val="19"/>
-          <w:highlight w:val="white"/>
-        </w:rPr>
-        <w:t xml:space="preserve">    }</w:t>
-      </w:r>
-    </w:p>
-    <w:p>
-      <w:pPr>
-        <w:autoSpaceDE w:val="0"/>
-        <w:autoSpaceDN w:val="0"/>
-        <w:adjustRightInd w:val="0"/>
-        <w:ind w:left="567"/>
-        <w:rPr>
-          <w:rFonts w:ascii="Cascadia Mono" w:hAnsi="Cascadia Mono" w:cs="Cascadia Mono"/>
-          <w:color w:val="000000"/>
-          <w:sz w:val="19"/>
-          <w:szCs w:val="19"/>
-          <w:highlight w:val="white"/>
-        </w:rPr>
-      </w:pPr>
-      <w:r>
-        <w:rPr>
-          <w:rFonts w:ascii="Cascadia Mono" w:hAnsi="Cascadia Mono" w:cs="Cascadia Mono"/>
-          <w:color w:val="000000"/>
-          <w:sz w:val="19"/>
-          <w:szCs w:val="19"/>
+          <w:color w:val="000000"/>
+          <w:sz w:val="28"/>
+          <w:szCs w:val="28"/>
+          <w:highlight w:val="white"/>
+        </w:rPr>
+      </w:pPr>
+      <w:r>
+        <w:rPr>
+          <w:color w:val="000000"/>
+          <w:sz w:val="28"/>
+          <w:szCs w:val="28"/>
           <w:highlight w:val="white"/>
         </w:rPr>
         <w:t>}</w:t>
@@ -3587,20 +3237,18 @@
             </w:pPr>
             <w:r>
               <w:rPr>
-                <w:rFonts w:ascii="Cascadia Mono" w:hAnsi="Cascadia Mono" w:cs="Cascadia Mono"/>
                 <w:color w:val="2B91AF"/>
-                <w:sz w:val="19"/>
-                <w:szCs w:val="19"/>
+                <w:sz w:val="28"/>
+                <w:szCs w:val="28"/>
                 <w:highlight w:val="white"/>
               </w:rPr>
               <w:t>A</w:t>
             </w:r>
             <w:r>
               <w:rPr>
-                <w:rFonts w:ascii="Cascadia Mono" w:hAnsi="Cascadia Mono" w:cs="Cascadia Mono"/>
                 <w:color w:val="000000"/>
-                <w:sz w:val="19"/>
-                <w:szCs w:val="19"/>
+                <w:sz w:val="28"/>
+                <w:szCs w:val="28"/>
                 <w:highlight w:val="white"/>
               </w:rPr>
               <w:t xml:space="preserve"> </w:t>
@@ -3608,10 +3256,9 @@
             <w:proofErr w:type="spellStart"/>
             <w:r>
               <w:rPr>
-                <w:rFonts w:ascii="Cascadia Mono" w:hAnsi="Cascadia Mono" w:cs="Cascadia Mono"/>
                 <w:color w:val="000000"/>
-                <w:sz w:val="19"/>
-                <w:szCs w:val="19"/>
+                <w:sz w:val="28"/>
+                <w:szCs w:val="28"/>
                 <w:highlight w:val="white"/>
               </w:rPr>
               <w:t>obj</w:t>
@@ -3619,10 +3266,9 @@
             <w:proofErr w:type="spellEnd"/>
             <w:r>
               <w:rPr>
-                <w:rFonts w:ascii="Cascadia Mono" w:hAnsi="Cascadia Mono" w:cs="Cascadia Mono"/>
                 <w:color w:val="000000"/>
-                <w:sz w:val="19"/>
-                <w:szCs w:val="19"/>
+                <w:sz w:val="28"/>
+                <w:szCs w:val="28"/>
                 <w:highlight w:val="white"/>
               </w:rPr>
               <w:t xml:space="preserve"> = </w:t>
@@ -3630,10 +3276,9 @@
             <w:proofErr w:type="spellStart"/>
             <w:r>
               <w:rPr>
-                <w:rFonts w:ascii="Cascadia Mono" w:hAnsi="Cascadia Mono" w:cs="Cascadia Mono"/>
                 <w:color w:val="0000FF"/>
-                <w:sz w:val="19"/>
-                <w:szCs w:val="19"/>
+                <w:sz w:val="28"/>
+                <w:szCs w:val="28"/>
                 <w:highlight w:val="white"/>
               </w:rPr>
               <w:t>new</w:t>
@@ -3641,10 +3286,9 @@
             <w:proofErr w:type="spellEnd"/>
             <w:r>
               <w:rPr>
-                <w:rFonts w:ascii="Cascadia Mono" w:hAnsi="Cascadia Mono" w:cs="Cascadia Mono"/>
                 <w:color w:val="000000"/>
-                <w:sz w:val="19"/>
-                <w:szCs w:val="19"/>
+                <w:sz w:val="28"/>
+                <w:szCs w:val="28"/>
                 <w:highlight w:val="white"/>
               </w:rPr>
               <w:t xml:space="preserve"> </w:t>
@@ -3652,20 +3296,18 @@
             <w:proofErr w:type="gramStart"/>
             <w:r>
               <w:rPr>
-                <w:rFonts w:ascii="Cascadia Mono" w:hAnsi="Cascadia Mono" w:cs="Cascadia Mono"/>
                 <w:color w:val="2B91AF"/>
-                <w:sz w:val="19"/>
-                <w:szCs w:val="19"/>
+                <w:sz w:val="28"/>
+                <w:szCs w:val="28"/>
                 <w:highlight w:val="white"/>
               </w:rPr>
               <w:t>A</w:t>
             </w:r>
             <w:r>
               <w:rPr>
-                <w:rFonts w:ascii="Cascadia Mono" w:hAnsi="Cascadia Mono" w:cs="Cascadia Mono"/>
                 <w:color w:val="000000"/>
-                <w:sz w:val="19"/>
-                <w:szCs w:val="19"/>
+                <w:sz w:val="28"/>
+                <w:szCs w:val="28"/>
                 <w:highlight w:val="white"/>
               </w:rPr>
               <w:t>(</w:t>
@@ -3673,10 +3315,9 @@
             <w:proofErr w:type="gramEnd"/>
             <w:r>
               <w:rPr>
-                <w:rFonts w:ascii="Cascadia Mono" w:hAnsi="Cascadia Mono" w:cs="Cascadia Mono"/>
                 <w:color w:val="000000"/>
-                <w:sz w:val="19"/>
-                <w:szCs w:val="19"/>
+                <w:sz w:val="28"/>
+                <w:szCs w:val="28"/>
                 <w:highlight w:val="white"/>
               </w:rPr>
               <w:t>2, 4);</w:t>
@@ -4044,7 +3685,7 @@
             </wp:anchor>
           </w:drawing>
         </mc:Choice>
-        <mc:Fallback xmlns:oel="http://schemas.microsoft.com/office/2019/extlst" xmlns:w16du="http://schemas.microsoft.com/office/word/2023/wordml/word16du" xmlns:w16sdtfl="http://schemas.microsoft.com/office/word/2024/wordml/sdtformatlock">
+        <mc:Fallback xmlns:w16sdtfl="http://schemas.microsoft.com/office/word/2024/wordml/sdtformatlock" xmlns:w16du="http://schemas.microsoft.com/office/word/2023/wordml/word16du" xmlns:oel="http://schemas.microsoft.com/office/2019/extlst">
           <w:pict>
             <v:line w14:anchorId="0CC52AD4" id="Line 61" o:spid="_x0000_s1026" style="position:absolute;z-index:251631616;visibility:visible;mso-wrap-style:square;mso-width-percent:0;mso-height-percent:0;mso-wrap-distance-left:9pt;mso-wrap-distance-top:0;mso-wrap-distance-right:9pt;mso-wrap-distance-bottom:0;mso-position-horizontal:absolute;mso-position-horizontal-relative:page;mso-position-vertical:absolute;mso-position-vertical-relative:page;mso-width-percent:0;mso-height-percent:0;mso-width-relative:page;mso-height-relative:page" from="552.85pt,801.75pt" to="581.2pt,801.75pt" o:gfxdata="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" strokeweight="1.5pt">
               <w10:wrap anchorx="page" anchory="page"/>
@@ -4156,7 +3797,7 @@
             </wp:anchor>
           </w:drawing>
         </mc:Choice>
-        <mc:Fallback xmlns:oel="http://schemas.microsoft.com/office/2019/extlst" xmlns:w16du="http://schemas.microsoft.com/office/word/2023/wordml/word16du" xmlns:w16sdtfl="http://schemas.microsoft.com/office/word/2024/wordml/sdtformatlock">
+        <mc:Fallback xmlns:w16sdtfl="http://schemas.microsoft.com/office/word/2024/wordml/sdtformatlock" xmlns:w16du="http://schemas.microsoft.com/office/word/2023/wordml/word16du" xmlns:oel="http://schemas.microsoft.com/office/2019/extlst">
           <w:pict>
             <v:line w14:anchorId="3C067C76" id="Line 63" o:spid="_x0000_s1026" style="position:absolute;z-index:251633664;visibility:visible;mso-wrap-style:square;mso-width-percent:0;mso-height-percent:0;mso-wrap-distance-left:9pt;mso-wrap-distance-top:0;mso-wrap-distance-right:9pt;mso-wrap-distance-bottom:0;mso-position-horizontal:absolute;mso-position-horizontal-relative:page;mso-position-vertical:absolute;mso-position-vertical-relative:page;mso-width-percent:0;mso-height-percent:0;mso-width-relative:page;mso-height-relative:page" from="108.75pt,782.95pt" to="108.75pt,825.45pt" o:gfxdata="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" strokeweight="1.5pt">
               <w10:wrap anchorx="page" anchory="page"/>
@@ -4231,7 +3872,7 @@
             </wp:anchor>
           </w:drawing>
         </mc:Choice>
-        <mc:Fallback xmlns:oel="http://schemas.microsoft.com/office/2019/extlst" xmlns:w16du="http://schemas.microsoft.com/office/word/2023/wordml/word16du" xmlns:w16sdtfl="http://schemas.microsoft.com/office/word/2024/wordml/sdtformatlock">
+        <mc:Fallback xmlns:w16sdtfl="http://schemas.microsoft.com/office/word/2024/wordml/sdtformatlock" xmlns:w16du="http://schemas.microsoft.com/office/word/2023/wordml/word16du" xmlns:oel="http://schemas.microsoft.com/office/2019/extlst">
           <w:pict>
             <v:line w14:anchorId="4B55E2E4" id="Line 62" o:spid="_x0000_s1026" style="position:absolute;z-index:251632640;visibility:visible;mso-wrap-style:square;mso-width-percent:0;mso-height-percent:0;mso-wrap-distance-left:9pt;mso-wrap-distance-top:0;mso-wrap-distance-right:9pt;mso-wrap-distance-bottom:0;mso-position-horizontal:absolute;mso-position-horizontal-relative:page;mso-position-vertical:absolute;mso-position-vertical-relative:page;mso-width-percent:0;mso-height-percent:0;mso-width-relative:page;mso-height-relative:page" from="80.75pt,781.9pt" to="80.75pt,824.4pt" o:gfxdata="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" strokeweight="1.5pt">
               <w10:wrap anchorx="page" anchory="page"/>
@@ -4927,7 +4568,14 @@
                               <w:sz w:val="28"/>
                               <w:szCs w:val="28"/>
                             </w:rPr>
-                            <w:t>.25.00</w:t>
+                            <w:t>.25.0</w:t>
+                          </w:r>
+                          <w:r>
+                            <w:rPr>
+                              <w:sz w:val="28"/>
+                              <w:szCs w:val="28"/>
+                            </w:rPr>
+                            <w:t>4</w:t>
                           </w:r>
                         </w:p>
                         <w:p>
@@ -5010,7 +4658,14 @@
                         <w:sz w:val="28"/>
                         <w:szCs w:val="28"/>
                       </w:rPr>
-                      <w:t>.25.00</w:t>
+                      <w:t>.25.0</w:t>
+                    </w:r>
+                    <w:r>
+                      <w:rPr>
+                        <w:sz w:val="28"/>
+                        <w:szCs w:val="28"/>
+                      </w:rPr>
+                      <w:t>4</w:t>
                     </w:r>
                   </w:p>
                   <w:p>
@@ -5550,7 +5205,7 @@
             </wp:anchor>
           </w:drawing>
         </mc:Choice>
-        <mc:Fallback xmlns:oel="http://schemas.microsoft.com/office/2019/extlst" xmlns:w16du="http://schemas.microsoft.com/office/word/2023/wordml/word16du" xmlns:w16sdtfl="http://schemas.microsoft.com/office/word/2024/wordml/sdtformatlock">
+        <mc:Fallback xmlns:w16sdtfl="http://schemas.microsoft.com/office/word/2024/wordml/sdtformatlock" xmlns:w16du="http://schemas.microsoft.com/office/word/2023/wordml/word16du" xmlns:oel="http://schemas.microsoft.com/office/2019/extlst">
           <w:pict>
             <v:line w14:anchorId="02E89482" id="Line 65" o:spid="_x0000_s1026" style="position:absolute;z-index:251635712;visibility:visible;mso-wrap-style:square;mso-width-percent:0;mso-height-percent:0;mso-wrap-distance-left:9pt;mso-wrap-distance-top:0;mso-wrap-distance-right:9pt;mso-wrap-distance-bottom:0;mso-position-horizontal:absolute;mso-position-horizontal-relative:page;mso-position-vertical:absolute;mso-position-vertical-relative:page;mso-width-percent:0;mso-height-percent:0;mso-width-relative:page;mso-height-relative:page" from="212.65pt,781.9pt" to="212.65pt,824.4pt" o:gfxdata="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" strokeweight="1.5pt">
               <w10:wrap anchorx="page" anchory="page"/>
@@ -5625,7 +5280,7 @@
             </wp:anchor>
           </w:drawing>
         </mc:Choice>
-        <mc:Fallback xmlns:oel="http://schemas.microsoft.com/office/2019/extlst" xmlns:w16du="http://schemas.microsoft.com/office/word/2023/wordml/word16du" xmlns:w16sdtfl="http://schemas.microsoft.com/office/word/2024/wordml/sdtformatlock">
+        <mc:Fallback xmlns:w16sdtfl="http://schemas.microsoft.com/office/word/2024/wordml/sdtformatlock" xmlns:w16du="http://schemas.microsoft.com/office/word/2023/wordml/word16du" xmlns:oel="http://schemas.microsoft.com/office/2019/extlst">
           <w:pict>
             <v:line w14:anchorId="7ECD87DC" id="Line 64" o:spid="_x0000_s1026" style="position:absolute;z-index:251634688;visibility:visible;mso-wrap-style:square;mso-width-percent:0;mso-height-percent:0;mso-wrap-distance-left:9pt;mso-wrap-distance-top:0;mso-wrap-distance-right:9pt;mso-wrap-distance-bottom:0;mso-position-horizontal:absolute;mso-position-horizontal-relative:page;mso-position-vertical:absolute;mso-position-vertical-relative:page;mso-width-percent:0;mso-height-percent:0;mso-width-relative:page;mso-height-relative:page" from="170.1pt,781.9pt" to="170.1pt,824.4pt" o:gfxdata="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" strokeweight="1.5pt">
               <w10:wrap anchorx="page" anchory="page"/>
@@ -5700,7 +5355,7 @@
             </wp:anchor>
           </w:drawing>
         </mc:Choice>
-        <mc:Fallback xmlns:oel="http://schemas.microsoft.com/office/2019/extlst" xmlns:w16du="http://schemas.microsoft.com/office/word/2023/wordml/word16du" xmlns:w16sdtfl="http://schemas.microsoft.com/office/word/2024/wordml/sdtformatlock">
+        <mc:Fallback xmlns:w16sdtfl="http://schemas.microsoft.com/office/word/2024/wordml/sdtformatlock" xmlns:w16du="http://schemas.microsoft.com/office/word/2023/wordml/word16du" xmlns:oel="http://schemas.microsoft.com/office/2019/extlst">
           <w:pict>
             <v:line w14:anchorId="253296AD" id="Line 60" o:spid="_x0000_s1026" style="position:absolute;z-index:251630592;visibility:visible;mso-wrap-style:square;mso-width-percent:0;mso-height-percent:0;mso-wrap-distance-left:9pt;mso-wrap-distance-top:0;mso-wrap-distance-right:9pt;mso-wrap-distance-bottom:0;mso-position-horizontal:absolute;mso-position-horizontal-relative:page;mso-position-vertical:absolute;mso-position-vertical-relative:page;mso-width-percent:0;mso-height-percent:0;mso-width-relative:page;mso-height-relative:page" from="552.85pt,781.9pt" to="552.85pt,824.4pt" o:gfxdata="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" strokeweight="1.5pt">
               <w10:wrap anchorx="page" anchory="page"/>
@@ -5775,7 +5430,7 @@
             </wp:anchor>
           </w:drawing>
         </mc:Choice>
-        <mc:Fallback xmlns:oel="http://schemas.microsoft.com/office/2019/extlst" xmlns:w16du="http://schemas.microsoft.com/office/word/2023/wordml/word16du" xmlns:w16sdtfl="http://schemas.microsoft.com/office/word/2024/wordml/sdtformatlock">
+        <mc:Fallback xmlns:w16sdtfl="http://schemas.microsoft.com/office/word/2024/wordml/sdtformatlock" xmlns:w16du="http://schemas.microsoft.com/office/word/2023/wordml/word16du" xmlns:oel="http://schemas.microsoft.com/office/2019/extlst">
           <w:pict>
             <v:line w14:anchorId="61102493" id="Line 59" o:spid="_x0000_s1026" style="position:absolute;z-index:251629568;visibility:visible;mso-wrap-style:square;mso-width-percent:0;mso-height-percent:0;mso-wrap-distance-left:9pt;mso-wrap-distance-top:0;mso-wrap-distance-right:9pt;mso-wrap-distance-bottom:0;mso-position-horizontal:absolute;mso-position-horizontal-relative:page;mso-position-vertical:absolute;mso-position-vertical-relative:page;mso-width-percent:0;mso-height-percent:0;mso-width-relative:page;mso-height-relative:page" from="56.7pt,810.25pt" to="240.95pt,810.25pt" o:gfxdata="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" strokeweight="1.5pt">
               <w10:wrap anchorx="page" anchory="page"/>
@@ -5850,7 +5505,7 @@
             </wp:anchor>
           </w:drawing>
         </mc:Choice>
-        <mc:Fallback xmlns:oel="http://schemas.microsoft.com/office/2019/extlst" xmlns:w16du="http://schemas.microsoft.com/office/word/2023/wordml/word16du" xmlns:w16sdtfl="http://schemas.microsoft.com/office/word/2024/wordml/sdtformatlock">
+        <mc:Fallback xmlns:w16sdtfl="http://schemas.microsoft.com/office/word/2024/wordml/sdtformatlock" xmlns:w16du="http://schemas.microsoft.com/office/word/2023/wordml/word16du" xmlns:oel="http://schemas.microsoft.com/office/2019/extlst">
           <w:pict>
             <v:line w14:anchorId="7A38F49B" id="Line 58" o:spid="_x0000_s1026" style="position:absolute;z-index:251628544;visibility:visible;mso-wrap-style:square;mso-width-percent:0;mso-height-percent:0;mso-wrap-distance-left:9pt;mso-wrap-distance-top:0;mso-wrap-distance-right:9pt;mso-wrap-distance-bottom:0;mso-position-horizontal:absolute;mso-position-horizontal-relative:page;mso-position-vertical:absolute;mso-position-vertical-relative:page;mso-width-percent:0;mso-height-percent:0;mso-width-relative:page;mso-height-relative:page" from="241pt,781.9pt" to="241pt,824.4pt" o:gfxdata="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" strokeweight="1.5pt">
               <w10:wrap anchorx="page" anchory="page"/>
@@ -5925,7 +5580,7 @@
             </wp:anchor>
           </w:drawing>
         </mc:Choice>
-        <mc:Fallback xmlns:oel="http://schemas.microsoft.com/office/2019/extlst" xmlns:w16du="http://schemas.microsoft.com/office/word/2023/wordml/word16du" xmlns:w16sdtfl="http://schemas.microsoft.com/office/word/2024/wordml/sdtformatlock">
+        <mc:Fallback xmlns:w16sdtfl="http://schemas.microsoft.com/office/word/2024/wordml/sdtformatlock" xmlns:w16du="http://schemas.microsoft.com/office/word/2023/wordml/word16du" xmlns:oel="http://schemas.microsoft.com/office/2019/extlst">
           <w:pict>
             <v:line w14:anchorId="3DDE38CE" id="Line 57" o:spid="_x0000_s1026" style="position:absolute;z-index:251627520;visibility:visible;mso-wrap-style:square;mso-width-percent:0;mso-height-percent:0;mso-wrap-distance-left:9pt;mso-wrap-distance-top:0;mso-wrap-distance-right:9pt;mso-wrap-distance-bottom:0;mso-position-horizontal:absolute;mso-position-horizontal-relative:page;mso-position-vertical:absolute;mso-position-vertical-relative:page;mso-width-percent:0;mso-height-percent:0;mso-width-relative:page;mso-height-relative:page" from="56.7pt,796.05pt" to="240.95pt,796.05pt" o:gfxdata="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">
               <w10:wrap anchorx="page" anchory="page"/>
@@ -6000,7 +5655,7 @@
             </wp:anchor>
           </w:drawing>
         </mc:Choice>
-        <mc:Fallback xmlns:oel="http://schemas.microsoft.com/office/2019/extlst" xmlns:w16du="http://schemas.microsoft.com/office/word/2023/wordml/word16du" xmlns:w16sdtfl="http://schemas.microsoft.com/office/word/2024/wordml/sdtformatlock">
+        <mc:Fallback xmlns:w16sdtfl="http://schemas.microsoft.com/office/word/2024/wordml/sdtformatlock" xmlns:w16du="http://schemas.microsoft.com/office/word/2023/wordml/word16du" xmlns:oel="http://schemas.microsoft.com/office/2019/extlst">
           <w:pict>
             <v:line w14:anchorId="0AE06247" id="Line 56" o:spid="_x0000_s1026" style="position:absolute;z-index:251626496;visibility:visible;mso-wrap-style:square;mso-width-percent:0;mso-height-percent:0;mso-wrap-distance-left:9pt;mso-wrap-distance-top:0;mso-wrap-distance-right:9pt;mso-wrap-distance-bottom:0;mso-position-horizontal:absolute;mso-position-horizontal-relative:page;mso-position-vertical:absolute;mso-position-vertical-relative:page;mso-width-percent:0;mso-height-percent:0;mso-width-relative:page;mso-height-relative:page" from="56.7pt,781.9pt" to="581.1pt,781.9pt" o:gfxdata="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" strokeweight="1.5pt">
               <w10:wrap anchorx="page" anchory="page"/>
@@ -6579,7 +6234,7 @@
             </wp:anchor>
           </w:drawing>
         </mc:Choice>
-        <mc:Fallback xmlns:oel="http://schemas.microsoft.com/office/2019/extlst" xmlns:w16du="http://schemas.microsoft.com/office/word/2023/wordml/word16du" xmlns:w16sdtfl="http://schemas.microsoft.com/office/word/2024/wordml/sdtformatlock">
+        <mc:Fallback xmlns:w16sdtfl="http://schemas.microsoft.com/office/word/2024/wordml/sdtformatlock" xmlns:w16du="http://schemas.microsoft.com/office/word/2023/wordml/word16du" xmlns:oel="http://schemas.microsoft.com/office/2019/extlst">
           <w:pict>
             <v:line w14:anchorId="330DE814" id="Line 19" o:spid="_x0000_s1026" style="position:absolute;z-index:251653120;visibility:visible;mso-wrap-style:square;mso-width-percent:0;mso-height-percent:0;mso-wrap-distance-left:9pt;mso-wrap-distance-top:0;mso-wrap-distance-right:9pt;mso-wrap-distance-bottom:0;mso-position-horizontal:absolute;mso-position-horizontal-relative:page;mso-position-vertical:absolute;mso-position-vertical-relative:page;mso-width-percent:0;mso-height-percent:0;mso-width-relative:page;mso-height-relative:page" from="108.6pt,711.85pt" to="108.6pt,825.25pt" o:gfxdata="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" strokeweight="1.5pt">
               <w10:wrap anchorx="page" anchory="page"/>
@@ -6654,7 +6309,7 @@
             </wp:anchor>
           </w:drawing>
         </mc:Choice>
-        <mc:Fallback xmlns:oel="http://schemas.microsoft.com/office/2019/extlst" xmlns:w16du="http://schemas.microsoft.com/office/word/2023/wordml/word16du" xmlns:w16sdtfl="http://schemas.microsoft.com/office/word/2024/wordml/sdtformatlock">
+        <mc:Fallback xmlns:w16sdtfl="http://schemas.microsoft.com/office/word/2024/wordml/sdtformatlock" xmlns:w16du="http://schemas.microsoft.com/office/word/2023/wordml/word16du" xmlns:oel="http://schemas.microsoft.com/office/2019/extlst">
           <w:pict>
             <v:line w14:anchorId="7328E197" id="Line 18" o:spid="_x0000_s1026" style="position:absolute;z-index:251652096;visibility:visible;mso-wrap-style:square;mso-width-percent:0;mso-height-percent:0;mso-wrap-distance-left:9pt;mso-wrap-distance-top:0;mso-wrap-distance-right:9pt;mso-wrap-distance-bottom:0;mso-position-horizontal:absolute;mso-position-horizontal-relative:page;mso-position-vertical:absolute;mso-position-vertical-relative:page;mso-width-percent:0;mso-height-percent:0;mso-width-relative:page;mso-height-relative:page" from="79.75pt,711.85pt" to="79.75pt,754.35pt" o:gfxdata="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" strokeweight="1.5pt">
               <w10:wrap anchorx="page" anchory="page"/>
@@ -6999,7 +6654,7 @@
             </wp:anchor>
           </w:drawing>
         </mc:Choice>
-        <mc:Fallback xmlns:oel="http://schemas.microsoft.com/office/2019/extlst" xmlns:w16du="http://schemas.microsoft.com/office/word/2023/wordml/word16du" xmlns:w16sdtfl="http://schemas.microsoft.com/office/word/2024/wordml/sdtformatlock">
+        <mc:Fallback xmlns:w16sdtfl="http://schemas.microsoft.com/office/word/2024/wordml/sdtformatlock" xmlns:w16du="http://schemas.microsoft.com/office/word/2023/wordml/word16du" xmlns:oel="http://schemas.microsoft.com/office/2019/extlst">
           <w:pict>
             <v:line w14:anchorId="5F1C5166" id="Line 116" o:spid="_x0000_s1026" style="position:absolute;z-index:251689984;visibility:visible;mso-wrap-style:square;mso-width-percent:0;mso-height-percent:0;mso-wrap-distance-left:9pt;mso-wrap-distance-top:0;mso-wrap-distance-right:9pt;mso-wrap-distance-bottom:0;mso-position-horizontal:absolute;mso-position-horizontal-relative:page;mso-position-vertical:absolute;mso-position-vertical-relative:page;mso-width-percent:0;mso-height-percent:0;mso-width-relative:page;mso-height-relative:page" from="467.65pt,768.45pt" to="467.65pt,781.65pt" o:gfxdata="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" strokeweight="1.5pt">
               <w10:wrap anchorx="page" anchory="page"/>
@@ -7074,7 +6729,7 @@
             </wp:anchor>
           </w:drawing>
         </mc:Choice>
-        <mc:Fallback xmlns:oel="http://schemas.microsoft.com/office/2019/extlst" xmlns:w16du="http://schemas.microsoft.com/office/word/2023/wordml/word16du" xmlns:w16sdtfl="http://schemas.microsoft.com/office/word/2024/wordml/sdtformatlock">
+        <mc:Fallback xmlns:w16sdtfl="http://schemas.microsoft.com/office/word/2024/wordml/sdtformatlock" xmlns:w16du="http://schemas.microsoft.com/office/word/2023/wordml/word16du" xmlns:oel="http://schemas.microsoft.com/office/2019/extlst">
           <w:pict>
             <v:line w14:anchorId="1408852C" id="Line 115" o:spid="_x0000_s1026" style="position:absolute;z-index:251688960;visibility:visible;mso-wrap-style:square;mso-width-percent:0;mso-height-percent:0;mso-wrap-distance-left:9pt;mso-wrap-distance-top:0;mso-wrap-distance-right:9pt;mso-wrap-distance-bottom:0;mso-position-horizontal:absolute;mso-position-horizontal-relative:page;mso-position-vertical:absolute;mso-position-vertical-relative:page;mso-width-percent:0;mso-height-percent:0;mso-width-relative:page;mso-height-relative:page" from="453pt,767.45pt" to="453pt,782.2pt" o:gfxdata="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" strokeweight="1.5pt">
               <w10:wrap anchorx="page" anchory="page"/>
@@ -7149,7 +6804,7 @@
             </wp:anchor>
           </w:drawing>
         </mc:Choice>
-        <mc:Fallback xmlns:oel="http://schemas.microsoft.com/office/2019/extlst" xmlns:w16du="http://schemas.microsoft.com/office/word/2023/wordml/word16du" xmlns:w16sdtfl="http://schemas.microsoft.com/office/word/2024/wordml/sdtformatlock">
+        <mc:Fallback xmlns:w16sdtfl="http://schemas.microsoft.com/office/word/2024/wordml/sdtformatlock" xmlns:w16du="http://schemas.microsoft.com/office/word/2023/wordml/word16du" xmlns:oel="http://schemas.microsoft.com/office/2019/extlst">
           <w:pict>
             <v:line w14:anchorId="5096899E" id="Line 25" o:spid="_x0000_s1026" style="position:absolute;z-index:251658240;visibility:visible;mso-wrap-style:square;mso-width-percent:0;mso-height-percent:0;mso-wrap-distance-left:9pt;mso-wrap-distance-top:0;mso-wrap-distance-right:9pt;mso-wrap-distance-bottom:0;mso-position-horizontal:absolute;mso-position-horizontal-relative:page;mso-position-vertical:absolute;mso-position-vertical-relative:page;mso-width-percent:0;mso-height-percent:0;mso-width-relative:page;mso-height-relative:page" from="481.9pt,753.5pt" to="481.9pt,781.85pt" o:gfxdata="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" strokeweight="1.5pt">
               <w10:wrap anchorx="page" anchory="page"/>
@@ -8070,15 +7725,23 @@
                           </w:pPr>
                           <w:r>
                             <w:rPr>
-                              <w:szCs w:val="18"/>
+                              <w:sz w:val="16"/>
+                              <w:szCs w:val="16"/>
                             </w:rPr>
                             <w:t>Новик</w:t>
                           </w:r>
                           <w:r>
                             <w:rPr>
+                              <w:sz w:val="16"/>
+                              <w:szCs w:val="16"/>
+                            </w:rPr>
+                            <w:t xml:space="preserve"> А.И</w:t>
+                          </w:r>
+                          <w:r>
+                            <w:rPr>
                               <w:szCs w:val="18"/>
                             </w:rPr>
-                            <w:t xml:space="preserve"> А.И.</w:t>
+                            <w:t>.</w:t>
                           </w:r>
                         </w:p>
                       </w:txbxContent>
@@ -8111,15 +7774,23 @@
                     </w:pPr>
                     <w:r>
                       <w:rPr>
-                        <w:szCs w:val="18"/>
+                        <w:sz w:val="16"/>
+                        <w:szCs w:val="16"/>
                       </w:rPr>
                       <w:t>Новик</w:t>
                     </w:r>
                     <w:r>
                       <w:rPr>
+                        <w:sz w:val="16"/>
+                        <w:szCs w:val="16"/>
+                      </w:rPr>
+                      <w:t xml:space="preserve"> А.И</w:t>
+                    </w:r>
+                    <w:r>
+                      <w:rPr>
                         <w:szCs w:val="18"/>
                       </w:rPr>
-                      <w:t xml:space="preserve"> А.И.</w:t>
+                      <w:t>.</w:t>
                     </w:r>
                   </w:p>
                 </w:txbxContent>
@@ -8194,14 +7865,30 @@
                         <w:p>
                           <w:pPr>
                             <w:rPr>
-                              <w:szCs w:val="22"/>
+                              <w:sz w:val="16"/>
+                              <w:szCs w:val="16"/>
                             </w:rPr>
                           </w:pPr>
                           <w:r>
                             <w:rPr>
-                              <w:szCs w:val="22"/>
+                              <w:sz w:val="16"/>
+                              <w:szCs w:val="16"/>
                             </w:rPr>
                             <w:t>Шаталин</w:t>
+                          </w:r>
+                          <w:r>
+                            <w:rPr>
+                              <w:sz w:val="16"/>
+                              <w:szCs w:val="16"/>
+                            </w:rPr>
+                            <w:t xml:space="preserve"> </w:t>
+                          </w:r>
+                          <w:r>
+                            <w:rPr>
+                              <w:sz w:val="16"/>
+                              <w:szCs w:val="16"/>
+                            </w:rPr>
+                            <w:t>А. А.</w:t>
                           </w:r>
                         </w:p>
                         <w:p>
@@ -8251,14 +7938,30 @@
                   <w:p>
                     <w:pPr>
                       <w:rPr>
-                        <w:szCs w:val="22"/>
+                        <w:sz w:val="16"/>
+                        <w:szCs w:val="16"/>
                       </w:rPr>
                     </w:pPr>
                     <w:r>
                       <w:rPr>
-                        <w:szCs w:val="22"/>
+                        <w:sz w:val="16"/>
+                        <w:szCs w:val="16"/>
                       </w:rPr>
                       <w:t>Шаталин</w:t>
+                    </w:r>
+                    <w:r>
+                      <w:rPr>
+                        <w:sz w:val="16"/>
+                        <w:szCs w:val="16"/>
+                      </w:rPr>
+                      <w:t xml:space="preserve"> </w:t>
+                    </w:r>
+                    <w:r>
+                      <w:rPr>
+                        <w:sz w:val="16"/>
+                        <w:szCs w:val="16"/>
+                      </w:rPr>
+                      <w:t>А. А.</w:t>
                     </w:r>
                   </w:p>
                   <w:p>
@@ -8516,7 +8219,14 @@
                               <w:sz w:val="28"/>
                               <w:szCs w:val="28"/>
                             </w:rPr>
-                            <w:t>-59.25.00</w:t>
+                            <w:t>-59.25.0</w:t>
+                          </w:r>
+                          <w:r>
+                            <w:rPr>
+                              <w:sz w:val="28"/>
+                              <w:szCs w:val="28"/>
+                            </w:rPr>
+                            <w:t>4</w:t>
                           </w:r>
                         </w:p>
                         <w:p>
@@ -8587,7 +8297,14 @@
                         <w:sz w:val="28"/>
                         <w:szCs w:val="28"/>
                       </w:rPr>
-                      <w:t>-59.25.00</w:t>
+                      <w:t>-59.25.0</w:t>
+                    </w:r>
+                    <w:r>
+                      <w:rPr>
+                        <w:sz w:val="28"/>
+                        <w:szCs w:val="28"/>
+                      </w:rPr>
+                      <w:t>4</w:t>
                     </w:r>
                   </w:p>
                   <w:p>
@@ -9632,7 +9349,7 @@
             </wp:anchor>
           </w:drawing>
         </mc:Choice>
-        <mc:Fallback xmlns:oel="http://schemas.microsoft.com/office/2019/extlst" xmlns:w16du="http://schemas.microsoft.com/office/word/2023/wordml/word16du" xmlns:w16sdtfl="http://schemas.microsoft.com/office/word/2024/wordml/sdtformatlock">
+        <mc:Fallback xmlns:w16sdtfl="http://schemas.microsoft.com/office/word/2024/wordml/sdtformatlock" xmlns:w16du="http://schemas.microsoft.com/office/word/2023/wordml/word16du" xmlns:oel="http://schemas.microsoft.com/office/2019/extlst">
           <w:pict>
             <v:line w14:anchorId="7C69AEE4" id="Line 82" o:spid="_x0000_s1026" style="position:absolute;z-index:251676672;visibility:visible;mso-wrap-style:square;mso-width-percent:0;mso-height-percent:0;mso-wrap-distance-left:9pt;mso-wrap-distance-top:0;mso-wrap-distance-right:9pt;mso-wrap-distance-bottom:0;mso-position-horizontal:absolute;mso-position-horizontal-relative:page;mso-position-vertical:absolute;mso-position-vertical-relative:page;mso-width-percent:0;mso-height-percent:0;mso-width-relative:page;mso-height-relative:page" from="56.7pt,781.85pt" to="240.95pt,781.85pt" o:gfxdata="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">
               <w10:wrap anchorx="page" anchory="page"/>
@@ -9707,7 +9424,7 @@
             </wp:anchor>
           </w:drawing>
         </mc:Choice>
-        <mc:Fallback xmlns:oel="http://schemas.microsoft.com/office/2019/extlst" xmlns:w16du="http://schemas.microsoft.com/office/word/2023/wordml/word16du" xmlns:w16sdtfl="http://schemas.microsoft.com/office/word/2024/wordml/sdtformatlock">
+        <mc:Fallback xmlns:w16sdtfl="http://schemas.microsoft.com/office/word/2024/wordml/sdtformatlock" xmlns:w16du="http://schemas.microsoft.com/office/word/2023/wordml/word16du" xmlns:oel="http://schemas.microsoft.com/office/2019/extlst">
           <w:pict>
             <v:line w14:anchorId="71882A3F" id="Line 77" o:spid="_x0000_s1026" style="position:absolute;z-index:251675648;visibility:visible;mso-wrap-style:square;mso-width-percent:0;mso-height-percent:0;mso-wrap-distance-left:9pt;mso-wrap-distance-top:0;mso-wrap-distance-right:9pt;mso-wrap-distance-bottom:0;mso-position-horizontal:absolute;mso-position-horizontal-relative:page;mso-position-vertical:absolute;mso-position-vertical-relative:page;mso-width-percent:0;mso-height-percent:0;mso-width-relative:page;mso-height-relative:page" from="439.35pt,781.85pt" to="581.1pt,781.85pt" o:gfxdata="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" strokeweight="1.5pt">
               <w10:wrap anchorx="page" anchory="page"/>
@@ -9887,7 +9604,7 @@
             </wp:anchor>
           </w:drawing>
         </mc:Choice>
-        <mc:Fallback xmlns:oel="http://schemas.microsoft.com/office/2019/extlst" xmlns:w16du="http://schemas.microsoft.com/office/word/2023/wordml/word16du" xmlns:w16sdtfl="http://schemas.microsoft.com/office/word/2024/wordml/sdtformatlock">
+        <mc:Fallback xmlns:w16sdtfl="http://schemas.microsoft.com/office/word/2024/wordml/sdtformatlock" xmlns:w16du="http://schemas.microsoft.com/office/word/2023/wordml/word16du" xmlns:oel="http://schemas.microsoft.com/office/2019/extlst">
           <w:pict>
             <v:line w14:anchorId="6EAEB982" id="Line 28" o:spid="_x0000_s1026" style="position:absolute;z-index:251660288;visibility:visible;mso-wrap-style:square;mso-width-percent:0;mso-height-percent:0;mso-wrap-distance-left:9pt;mso-wrap-distance-top:0;mso-wrap-distance-right:9pt;mso-wrap-distance-bottom:0;mso-position-horizontal:absolute;mso-position-horizontal-relative:page;mso-position-vertical:absolute;mso-position-vertical-relative:page;mso-width-percent:0;mso-height-percent:0;mso-width-relative:page;mso-height-relative:page" from="439.25pt,767.7pt" to="581pt,767.7pt" o:gfxdata="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" strokeweight="1.5pt">
               <w10:wrap anchorx="page" anchory="page"/>
@@ -9962,7 +9679,7 @@
             </wp:anchor>
           </w:drawing>
         </mc:Choice>
-        <mc:Fallback xmlns:oel="http://schemas.microsoft.com/office/2019/extlst" xmlns:w16du="http://schemas.microsoft.com/office/word/2023/wordml/word16du" xmlns:w16sdtfl="http://schemas.microsoft.com/office/word/2024/wordml/sdtformatlock">
+        <mc:Fallback xmlns:w16sdtfl="http://schemas.microsoft.com/office/word/2024/wordml/sdtformatlock" xmlns:w16du="http://schemas.microsoft.com/office/word/2023/wordml/word16du" xmlns:oel="http://schemas.microsoft.com/office/2019/extlst">
           <w:pict>
             <v:line w14:anchorId="769F9F19" id="Line 26" o:spid="_x0000_s1026" style="position:absolute;z-index:251659264;visibility:visible;mso-wrap-style:square;mso-width-percent:0;mso-height-percent:0;mso-wrap-distance-left:9pt;mso-wrap-distance-top:0;mso-wrap-distance-right:9pt;mso-wrap-distance-bottom:0;mso-position-horizontal:absolute;mso-position-horizontal-relative:page;mso-position-vertical:absolute;mso-position-vertical-relative:page;mso-width-percent:0;mso-height-percent:0;mso-width-relative:page;mso-height-relative:page" from="524.3pt,753.55pt" to="524.3pt,781.9pt" o:gfxdata="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" strokeweight="1.5pt">
               <w10:wrap anchorx="page" anchory="page"/>
@@ -10037,7 +9754,7 @@
             </wp:anchor>
           </w:drawing>
         </mc:Choice>
-        <mc:Fallback xmlns:oel="http://schemas.microsoft.com/office/2019/extlst" xmlns:w16du="http://schemas.microsoft.com/office/word/2023/wordml/word16du" xmlns:w16sdtfl="http://schemas.microsoft.com/office/word/2024/wordml/sdtformatlock">
+        <mc:Fallback xmlns:w16sdtfl="http://schemas.microsoft.com/office/word/2024/wordml/sdtformatlock" xmlns:w16du="http://schemas.microsoft.com/office/word/2023/wordml/word16du" xmlns:oel="http://schemas.microsoft.com/office/2019/extlst">
           <w:pict>
             <v:line w14:anchorId="2F8F11B7" id="Line 24" o:spid="_x0000_s1026" style="position:absolute;z-index:251657216;visibility:visible;mso-wrap-style:square;mso-width-percent:0;mso-height-percent:0;mso-wrap-distance-left:9pt;mso-wrap-distance-top:0;mso-wrap-distance-right:9pt;mso-wrap-distance-bottom:0;mso-position-horizontal:absolute;mso-position-horizontal-relative:page;mso-position-vertical:absolute;mso-position-vertical-relative:page;mso-width-percent:0;mso-height-percent:0;mso-width-relative:page;mso-height-relative:page" from="439.35pt,753.5pt" to="439.35pt,824.35pt" o:gfxdata="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" strokeweight="1.5pt">
               <w10:wrap anchorx="page" anchory="page"/>
@@ -10112,7 +9829,7 @@
             </wp:anchor>
           </w:drawing>
         </mc:Choice>
-        <mc:Fallback xmlns:oel="http://schemas.microsoft.com/office/2019/extlst" xmlns:w16du="http://schemas.microsoft.com/office/word/2023/wordml/word16du" xmlns:w16sdtfl="http://schemas.microsoft.com/office/word/2024/wordml/sdtformatlock">
+        <mc:Fallback xmlns:w16sdtfl="http://schemas.microsoft.com/office/word/2024/wordml/sdtformatlock" xmlns:w16du="http://schemas.microsoft.com/office/word/2023/wordml/word16du" xmlns:oel="http://schemas.microsoft.com/office/2019/extlst">
           <w:pict>
             <v:line w14:anchorId="09970692" id="Line 22" o:spid="_x0000_s1026" style="position:absolute;z-index:251656192;visibility:visible;mso-wrap-style:square;mso-width-percent:0;mso-height-percent:0;mso-wrap-distance-left:9pt;mso-wrap-distance-top:0;mso-wrap-distance-right:9pt;mso-wrap-distance-bottom:0;mso-position-horizontal:absolute;mso-position-horizontal-relative:page;mso-position-vertical:absolute;mso-position-vertical-relative:page;mso-width-percent:0;mso-height-percent:0;mso-width-relative:page;mso-height-relative:page" from="56.7pt,753.5pt" to="581pt,753.5pt" o:gfxdata="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" strokeweight="1.5pt">
               <w10:wrap anchorx="page" anchory="page"/>
@@ -10187,7 +9904,7 @@
             </wp:anchor>
           </w:drawing>
         </mc:Choice>
-        <mc:Fallback xmlns:oel="http://schemas.microsoft.com/office/2019/extlst" xmlns:w16du="http://schemas.microsoft.com/office/word/2023/wordml/word16du" xmlns:w16sdtfl="http://schemas.microsoft.com/office/word/2024/wordml/sdtformatlock">
+        <mc:Fallback xmlns:w16sdtfl="http://schemas.microsoft.com/office/word/2024/wordml/sdtformatlock" xmlns:w16du="http://schemas.microsoft.com/office/word/2023/wordml/word16du" xmlns:oel="http://schemas.microsoft.com/office/2019/extlst">
           <w:pict>
             <v:line w14:anchorId="789A62B2" id="Line 21" o:spid="_x0000_s1026" style="position:absolute;z-index:251655168;visibility:visible;mso-wrap-style:square;mso-width-percent:0;mso-height-percent:0;mso-wrap-distance-left:9pt;mso-wrap-distance-top:0;mso-wrap-distance-right:9pt;mso-wrap-distance-bottom:0;mso-position-horizontal:absolute;mso-position-horizontal-relative:page;mso-position-vertical:absolute;mso-position-vertical-relative:page;mso-width-percent:0;mso-height-percent:0;mso-width-relative:page;mso-height-relative:page" from="212.65pt,711pt" to="212.65pt,824.4pt" o:gfxdata="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" strokeweight="1.5pt">
               <w10:wrap anchorx="page" anchory="page"/>
@@ -10262,7 +9979,7 @@
             </wp:anchor>
           </w:drawing>
         </mc:Choice>
-        <mc:Fallback xmlns:oel="http://schemas.microsoft.com/office/2019/extlst" xmlns:w16du="http://schemas.microsoft.com/office/word/2023/wordml/word16du" xmlns:w16sdtfl="http://schemas.microsoft.com/office/word/2024/wordml/sdtformatlock">
+        <mc:Fallback xmlns:w16sdtfl="http://schemas.microsoft.com/office/word/2024/wordml/sdtformatlock" xmlns:w16du="http://schemas.microsoft.com/office/word/2023/wordml/word16du" xmlns:oel="http://schemas.microsoft.com/office/2019/extlst">
           <w:pict>
             <v:line w14:anchorId="7064163D" id="Line 20" o:spid="_x0000_s1026" style="position:absolute;z-index:251654144;visibility:visible;mso-wrap-style:square;mso-width-percent:0;mso-height-percent:0;mso-wrap-distance-left:9pt;mso-wrap-distance-top:0;mso-wrap-distance-right:9pt;mso-wrap-distance-bottom:0;mso-position-horizontal:absolute;mso-position-horizontal-relative:page;mso-position-vertical:absolute;mso-position-vertical-relative:page;mso-width-percent:0;mso-height-percent:0;mso-width-relative:page;mso-height-relative:page" from="170.05pt,711pt" to="170.05pt,824.4pt" o:gfxdata="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" strokeweight="1.5pt">
               <w10:wrap anchorx="page" anchory="page"/>
@@ -10337,7 +10054,7 @@
             </wp:anchor>
           </w:drawing>
         </mc:Choice>
-        <mc:Fallback xmlns:oel="http://schemas.microsoft.com/office/2019/extlst" xmlns:w16du="http://schemas.microsoft.com/office/word/2023/wordml/word16du" xmlns:w16sdtfl="http://schemas.microsoft.com/office/word/2024/wordml/sdtformatlock">
+        <mc:Fallback xmlns:w16sdtfl="http://schemas.microsoft.com/office/word/2024/wordml/sdtformatlock" xmlns:w16du="http://schemas.microsoft.com/office/word/2023/wordml/word16du" xmlns:oel="http://schemas.microsoft.com/office/2019/extlst">
           <w:pict>
             <v:line w14:anchorId="6BAD2B12" id="Line 17" o:spid="_x0000_s1026" style="position:absolute;z-index:251651072;visibility:visible;mso-wrap-style:square;mso-width-percent:0;mso-height-percent:0;mso-wrap-distance-left:9pt;mso-wrap-distance-top:0;mso-wrap-distance-right:9pt;mso-wrap-distance-bottom:0;mso-position-horizontal:absolute;mso-position-horizontal-relative:page;mso-position-vertical:absolute;mso-position-vertical-relative:page;mso-width-percent:0;mso-height-percent:0;mso-width-relative:page;mso-height-relative:page" from="56.75pt,725.15pt" to="241pt,725.15pt" o:gfxdata="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">
               <w10:wrap anchorx="page" anchory="page"/>
@@ -10412,7 +10129,7 @@
             </wp:anchor>
           </w:drawing>
         </mc:Choice>
-        <mc:Fallback xmlns:oel="http://schemas.microsoft.com/office/2019/extlst" xmlns:w16du="http://schemas.microsoft.com/office/word/2023/wordml/word16du" xmlns:w16sdtfl="http://schemas.microsoft.com/office/word/2024/wordml/sdtformatlock">
+        <mc:Fallback xmlns:w16sdtfl="http://schemas.microsoft.com/office/word/2024/wordml/sdtformatlock" xmlns:w16du="http://schemas.microsoft.com/office/word/2023/wordml/word16du" xmlns:oel="http://schemas.microsoft.com/office/2019/extlst">
           <w:pict>
             <v:line w14:anchorId="658589C9" id="Line 16" o:spid="_x0000_s1026" style="position:absolute;z-index:251650048;visibility:visible;mso-wrap-style:square;mso-width-percent:0;mso-height-percent:0;mso-wrap-distance-left:9pt;mso-wrap-distance-top:0;mso-wrap-distance-right:9pt;mso-wrap-distance-bottom:0;mso-position-horizontal:absolute;mso-position-horizontal-relative:page;mso-position-vertical:absolute;mso-position-vertical-relative:page;mso-width-percent:0;mso-height-percent:0;mso-width-relative:page;mso-height-relative:page" from="56.7pt,739.35pt" to="240.95pt,739.35pt" o:gfxdata="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" strokeweight="1.5pt">
               <w10:wrap anchorx="page" anchory="page"/>
@@ -10487,7 +10204,7 @@
             </wp:anchor>
           </w:drawing>
         </mc:Choice>
-        <mc:Fallback xmlns:oel="http://schemas.microsoft.com/office/2019/extlst" xmlns:w16du="http://schemas.microsoft.com/office/word/2023/wordml/word16du" xmlns:w16sdtfl="http://schemas.microsoft.com/office/word/2024/wordml/sdtformatlock">
+        <mc:Fallback xmlns:w16sdtfl="http://schemas.microsoft.com/office/word/2024/wordml/sdtformatlock" xmlns:w16du="http://schemas.microsoft.com/office/word/2023/wordml/word16du" xmlns:oel="http://schemas.microsoft.com/office/2019/extlst">
           <w:pict>
             <v:line w14:anchorId="521ED025" id="Line 14" o:spid="_x0000_s1026" style="position:absolute;z-index:251649024;visibility:visible;mso-wrap-style:square;mso-width-percent:0;mso-height-percent:0;mso-wrap-distance-left:9pt;mso-wrap-distance-top:0;mso-wrap-distance-right:9pt;mso-wrap-distance-bottom:0;mso-position-horizontal:absolute;mso-position-horizontal-relative:page;mso-position-vertical:absolute;mso-position-vertical-relative:page;mso-width-percent:0;mso-height-percent:0;mso-width-relative:page;mso-height-relative:page" from="56.75pt,767.7pt" to="241pt,767.7pt" o:gfxdata="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">
               <w10:wrap anchorx="page" anchory="page"/>
@@ -10562,7 +10279,7 @@
             </wp:anchor>
           </w:drawing>
         </mc:Choice>
-        <mc:Fallback xmlns:oel="http://schemas.microsoft.com/office/2019/extlst" xmlns:w16du="http://schemas.microsoft.com/office/word/2023/wordml/word16du" xmlns:w16sdtfl="http://schemas.microsoft.com/office/word/2024/wordml/sdtformatlock">
+        <mc:Fallback xmlns:w16sdtfl="http://schemas.microsoft.com/office/word/2024/wordml/sdtformatlock" xmlns:w16du="http://schemas.microsoft.com/office/word/2023/wordml/word16du" xmlns:oel="http://schemas.microsoft.com/office/2019/extlst">
           <w:pict>
             <v:line w14:anchorId="7E37773A" id="Line 12" o:spid="_x0000_s1026" style="position:absolute;z-index:251648000;visibility:visible;mso-wrap-style:square;mso-width-percent:0;mso-height-percent:0;mso-wrap-distance-left:9pt;mso-wrap-distance-top:0;mso-wrap-distance-right:9pt;mso-wrap-distance-bottom:0;mso-position-horizontal:absolute;mso-position-horizontal-relative:page;mso-position-vertical:absolute;mso-position-vertical-relative:page;mso-width-percent:0;mso-height-percent:0;mso-width-relative:page;mso-height-relative:page" from="56.75pt,796.05pt" to="241pt,796.05pt" o:gfxdata="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">
               <w10:wrap anchorx="page" anchory="page"/>
@@ -10637,7 +10354,7 @@
             </wp:anchor>
           </w:drawing>
         </mc:Choice>
-        <mc:Fallback xmlns:oel="http://schemas.microsoft.com/office/2019/extlst" xmlns:w16du="http://schemas.microsoft.com/office/word/2023/wordml/word16du" xmlns:w16sdtfl="http://schemas.microsoft.com/office/word/2024/wordml/sdtformatlock">
+        <mc:Fallback xmlns:w16sdtfl="http://schemas.microsoft.com/office/word/2024/wordml/sdtformatlock" xmlns:w16du="http://schemas.microsoft.com/office/word/2023/wordml/word16du" xmlns:oel="http://schemas.microsoft.com/office/2019/extlst">
           <w:pict>
             <v:line w14:anchorId="25BA0277" id="Line 11" o:spid="_x0000_s1026" style="position:absolute;z-index:251646976;visibility:visible;mso-wrap-style:square;mso-width-percent:0;mso-height-percent:0;mso-wrap-distance-left:9pt;mso-wrap-distance-top:0;mso-wrap-distance-right:9pt;mso-wrap-distance-bottom:0;mso-position-horizontal:absolute;mso-position-horizontal-relative:page;mso-position-vertical:absolute;mso-position-vertical-relative:page;mso-width-percent:0;mso-height-percent:0;mso-width-relative:page;mso-height-relative:page" from="56.75pt,810.2pt" to="241pt,810.2pt" o:gfxdata="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">
               <w10:wrap anchorx="page" anchory="page"/>
@@ -10712,7 +10429,7 @@
             </wp:anchor>
           </w:drawing>
         </mc:Choice>
-        <mc:Fallback xmlns:oel="http://schemas.microsoft.com/office/2019/extlst" xmlns:w16du="http://schemas.microsoft.com/office/word/2023/wordml/word16du" xmlns:w16sdtfl="http://schemas.microsoft.com/office/word/2024/wordml/sdtformatlock">
+        <mc:Fallback xmlns:w16sdtfl="http://schemas.microsoft.com/office/word/2024/wordml/sdtformatlock" xmlns:w16du="http://schemas.microsoft.com/office/word/2023/wordml/word16du" xmlns:oel="http://schemas.microsoft.com/office/2019/extlst">
           <w:pict>
             <v:line w14:anchorId="4365FC21" id="Line 3" o:spid="_x0000_s1026" style="position:absolute;z-index:251645952;visibility:visible;mso-wrap-style:square;mso-width-percent:0;mso-height-percent:0;mso-wrap-distance-left:9pt;mso-wrap-distance-top:0;mso-wrap-distance-right:9pt;mso-wrap-distance-bottom:0;mso-position-horizontal:absolute;mso-position-horizontal-relative:page;mso-position-vertical:absolute;mso-position-vertical-relative:page;mso-width-percent:0;mso-height-percent:0;mso-width-relative:page;mso-height-relative:page" from="241pt,711pt" to="241pt,824.4pt" o:gfxdata="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" strokeweight="1.5pt">
               <w10:wrap anchorx="page" anchory="page"/>
@@ -10787,7 +10504,7 @@
             </wp:anchor>
           </w:drawing>
         </mc:Choice>
-        <mc:Fallback xmlns:oel="http://schemas.microsoft.com/office/2019/extlst" xmlns:w16du="http://schemas.microsoft.com/office/word/2023/wordml/word16du" xmlns:w16sdtfl="http://schemas.microsoft.com/office/word/2024/wordml/sdtformatlock">
+        <mc:Fallback xmlns:w16sdtfl="http://schemas.microsoft.com/office/word/2024/wordml/sdtformatlock" xmlns:w16du="http://schemas.microsoft.com/office/word/2023/wordml/word16du" xmlns:oel="http://schemas.microsoft.com/office/2019/extlst">
           <w:pict>
             <v:line w14:anchorId="4B682AEE" id="Line 2" o:spid="_x0000_s1026" style="position:absolute;z-index:251644928;visibility:visible;mso-wrap-style:square;mso-width-percent:0;mso-height-percent:0;mso-wrap-distance-left:9pt;mso-wrap-distance-top:0;mso-wrap-distance-right:9pt;mso-wrap-distance-bottom:0;mso-position-horizontal:absolute;mso-position-horizontal-relative:page;mso-position-vertical:absolute;mso-position-vertical-relative:page;mso-width-percent:0;mso-height-percent:0;mso-width-relative:page;mso-height-relative:page" from="56.7pt,711pt" to="581pt,711pt" o:gfxdata="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" strokeweight="1.5pt">
               <w10:wrap anchorx="page" anchory="page"/>
@@ -11055,7 +10772,7 @@
             </wp:anchor>
           </w:drawing>
         </mc:Choice>
-        <mc:Fallback xmlns:oel="http://schemas.microsoft.com/office/2019/extlst" xmlns:w16du="http://schemas.microsoft.com/office/word/2023/wordml/word16du" xmlns:w16sdtfl="http://schemas.microsoft.com/office/word/2024/wordml/sdtformatlock">
+        <mc:Fallback xmlns:w16sdtfl="http://schemas.microsoft.com/office/word/2024/wordml/sdtformatlock" xmlns:w16du="http://schemas.microsoft.com/office/word/2023/wordml/word16du" xmlns:oel="http://schemas.microsoft.com/office/2019/extlst">
           <w:pict>
             <v:rect w14:anchorId="5EC17716" id="Rectangle 55" o:spid="_x0000_s1026" style="position:absolute;margin-left:56.1pt;margin-top:16.45pt;width:524.4pt;height:807.85pt;z-index:251625472;visibility:visible;mso-wrap-style:square;mso-width-percent:0;mso-height-percent:0;mso-wrap-distance-left:9pt;mso-wrap-distance-top:0;mso-wrap-distance-right:9pt;mso-wrap-distance-bottom:0;mso-position-horizontal:absolute;mso-position-horizontal-relative:page;mso-position-vertical:absolute;mso-position-vertical-relative:page;mso-width-percent:0;mso-height-percent:0;mso-width-relative:page;mso-height-relative:page;v-text-anchor:top" o:gfxdata="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" o:allowincell="f" strokeweight="1.5pt">
               <w10:wrap anchorx="page" anchory="page"/>
